--- a/lessons/10-4/downloads/10-4-notes.docx
+++ b/lessons/10-4/downloads/10-4-notes.docx
@@ -401,6 +401,232 @@
           <w:szCs w:val="19"/>
         </w:rPr>
         <w:t xml:space="preserve">On a triangular prism, the 3 rectangles that wrap around the sides are lateral faces</w:t>
+      </w:r>
+    </w:p>
+    <w:p>
+      <w:pPr>
+        <w:pStyle w:val="Heading2"/>
+        <w:pBdr>
+          <w:left w:val="single" w:color="1FA6A2" w:sz="18" w:space="8"/>
+        </w:pBdr>
+        <w:spacing w:after="100" w:before="200"/>
+      </w:pPr>
+      <w:r>
+        <w:rPr>
+          <w:b/>
+          <w:bCs/>
+          <w:color w:val="1FA6A2"/>
+          <w:sz w:val="26"/>
+          <w:szCs w:val="26"/>
+        </w:rPr>
+        <w:t xml:space="preserve">Turn &amp; Talk — Discussion Points  (Level 1 support · Level 2)</w:t>
+      </w:r>
+    </w:p>
+    <w:p>
+      <w:pPr>
+        <w:spacing w:after="60"/>
+      </w:pPr>
+      <w:r>
+        <w:rPr>
+          <w:i/>
+          <w:iCs/>
+          <w:color w:val="5F6F80"/>
+          <w:sz w:val="19"/>
+          <w:szCs w:val="19"/>
+        </w:rPr>
+        <w:t xml:space="preserve">Talk with a partner. Use the Level 1 stems if you need help getting started; try the Level 2 question when you are ready for more.</w:t>
+      </w:r>
+    </w:p>
+    <w:p>
+      <w:pPr>
+        <w:spacing w:after="60"/>
+      </w:pPr>
+      <w:r>
+        <w:rPr>
+          <w:b/>
+          <w:bCs/>
+          <w:color w:val="12355B"/>
+          <w:sz w:val="21"/>
+          <w:szCs w:val="21"/>
+        </w:rPr>
+        <w:t xml:space="preserve">1. [Explore] </w:t>
+      </w:r>
+      <w:r>
+        <w:rPr>
+          <w:b/>
+          <w:bCs/>
+          <w:sz w:val="21"/>
+          <w:szCs w:val="21"/>
+        </w:rPr>
+        <w:t xml:space="preserve">How did you find the area of each face of the prism?</w:t>
+      </w:r>
+    </w:p>
+    <w:p>
+      <w:pPr>
+        <w:spacing w:after="60"/>
+      </w:pPr>
+      <w:r>
+        <w:rPr>
+          <w:sz w:val="21"/>
+          <w:szCs w:val="21"/>
+        </w:rPr>
+        <w:t xml:space="preserve">Each face has area ___.</w:t>
+      </w:r>
+      <w:r>
+        <w:rPr>
+          <w:i/>
+          <w:iCs/>
+          <w:color w:val="5F6F80"/>
+          <w:sz w:val="19"/>
+          <w:szCs w:val="19"/>
+        </w:rPr>
+        <w:br/>
+        <w:t xml:space="preserve">
+Cada cara tiene área ___.</w:t>
+      </w:r>
+    </w:p>
+    <w:p>
+      <w:pPr>
+        <w:spacing w:after="60"/>
+      </w:pPr>
+      <w:r>
+        <w:rPr>
+          <w:sz w:val="21"/>
+          <w:szCs w:val="21"/>
+        </w:rPr>
+        <w:t xml:space="preserve">The total surface area is ___.</w:t>
+      </w:r>
+      <w:r>
+        <w:rPr>
+          <w:i/>
+          <w:iCs/>
+          <w:color w:val="5F6F80"/>
+          <w:sz w:val="19"/>
+          <w:szCs w:val="19"/>
+        </w:rPr>
+        <w:br/>
+        <w:t xml:space="preserve">
+El área total de la superficie es ___.</w:t>
+      </w:r>
+    </w:p>
+    <w:p>
+      <w:pPr>
+        <w:spacing w:after="60"/>
+      </w:pPr>
+      <w:r>
+        <w:rPr>
+          <w:sz w:val="21"/>
+          <w:szCs w:val="21"/>
+        </w:rPr>
+        <w:t xml:space="preserve">I would use this to ___.</w:t>
+      </w:r>
+      <w:r>
+        <w:rPr>
+          <w:i/>
+          <w:iCs/>
+          <w:color w:val="5F6F80"/>
+          <w:sz w:val="19"/>
+          <w:szCs w:val="19"/>
+        </w:rPr>
+        <w:br/>
+        <w:t xml:space="preserve">
+Usaría esto para ___.</w:t>
+      </w:r>
+    </w:p>
+    <w:p>
+      <w:pPr>
+        <w:spacing w:after="60"/>
+      </w:pPr>
+      <w:r>
+        <w:rPr>
+          <w:b/>
+          <w:bCs/>
+          <w:color w:val="12355B"/>
+          <w:sz w:val="21"/>
+          <w:szCs w:val="21"/>
+        </w:rPr>
+        <w:t xml:space="preserve">2. [Connect] </w:t>
+      </w:r>
+      <w:r>
+        <w:rPr>
+          <w:b/>
+          <w:bCs/>
+          <w:sz w:val="21"/>
+          <w:szCs w:val="21"/>
+        </w:rPr>
+        <w:t xml:space="preserve">When would surface area matter, like painting or wrapping a box?</w:t>
+      </w:r>
+    </w:p>
+    <w:p>
+      <w:pPr>
+        <w:spacing w:after="60"/>
+      </w:pPr>
+      <w:r>
+        <w:rPr>
+          <w:sz w:val="21"/>
+          <w:szCs w:val="21"/>
+        </w:rPr>
+        <w:t xml:space="preserve">Each face has area ___.</w:t>
+      </w:r>
+      <w:r>
+        <w:rPr>
+          <w:i/>
+          <w:iCs/>
+          <w:color w:val="5F6F80"/>
+          <w:sz w:val="19"/>
+          <w:szCs w:val="19"/>
+        </w:rPr>
+        <w:br/>
+        <w:t xml:space="preserve">
+Cada cara tiene área ___.</w:t>
+      </w:r>
+    </w:p>
+    <w:p>
+      <w:pPr>
+        <w:spacing w:after="60"/>
+      </w:pPr>
+      <w:r>
+        <w:rPr>
+          <w:sz w:val="21"/>
+          <w:szCs w:val="21"/>
+        </w:rPr>
+        <w:t xml:space="preserve">The total surface area is ___.</w:t>
+      </w:r>
+      <w:r>
+        <w:rPr>
+          <w:i/>
+          <w:iCs/>
+          <w:color w:val="5F6F80"/>
+          <w:sz w:val="19"/>
+          <w:szCs w:val="19"/>
+        </w:rPr>
+        <w:br/>
+        <w:t xml:space="preserve">
+El área total de la superficie es ___.</w:t>
+      </w:r>
+    </w:p>
+    <w:p>
+      <w:pPr>
+        <w:spacing w:after="60"/>
+      </w:pPr>
+      <w:r>
+        <w:rPr>
+          <w:sz w:val="21"/>
+          <w:szCs w:val="21"/>
+        </w:rPr>
+        <w:t xml:space="preserve">I would use this to ___.</w:t>
+      </w:r>
+      <w:r>
+        <w:rPr>
+          <w:i/>
+          <w:iCs/>
+          <w:color w:val="5F6F80"/>
+          <w:sz w:val="19"/>
+          <w:szCs w:val="19"/>
+        </w:rPr>
+        <w:br/>
+        <w:t xml:space="preserve">
+Usaría esto para ___.</w:t>
       </w:r>
     </w:p>
     <w:p>

--- a/lessons/10-4/downloads/10-4-notes.docx
+++ b/lessons/10-4/downloads/10-4-notes.docx
@@ -449,28 +449,50 @@
           <w:sz w:val="21"/>
           <w:szCs w:val="21"/>
         </w:rPr>
-        <w:t xml:space="preserve">1. [Explore] </w:t>
-      </w:r>
-      <w:r>
-        <w:rPr>
-          <w:b/>
-          <w:bCs/>
-          <w:sz w:val="21"/>
-          <w:szCs w:val="21"/>
-        </w:rPr>
-        <w:t xml:space="preserve">How did you find the area of each face of the prism?</w:t>
-      </w:r>
-    </w:p>
-    <w:p>
-      <w:pPr>
-        <w:spacing w:after="60"/>
-      </w:pPr>
-      <w:r>
-        <w:rPr>
-          <w:sz w:val="21"/>
-          <w:szCs w:val="21"/>
-        </w:rPr>
-        <w:t xml:space="preserve">Each face has area ___.</w:t>
+        <w:t xml:space="preserve">1. [Launch] </w:t>
+      </w:r>
+      <w:r>
+        <w:rPr>
+          <w:b/>
+          <w:bCs/>
+          <w:sz w:val="21"/>
+          <w:szCs w:val="21"/>
+        </w:rPr>
+        <w:t xml:space="preserve">Your class is painting two capsule shapes: a rectangular prism and a triangular prism. How is finding the surface area of each shape the same, and how is it different?</w:t>
+      </w:r>
+    </w:p>
+    <w:p>
+      <w:pPr>
+        <w:spacing w:after="60"/>
+      </w:pPr>
+      <w:r>
+        <w:rPr>
+          <w:b/>
+          <w:bCs/>
+          <w:color w:val="1FA6A2"/>
+          <w:sz w:val="20"/>
+          <w:szCs w:val="20"/>
+        </w:rPr>
+        <w:t xml:space="preserve">Level 1 — Start here: </w:t>
+      </w:r>
+      <w:r>
+        <w:rPr>
+          <w:sz w:val="20"/>
+          <w:szCs w:val="20"/>
+        </w:rPr>
+        <w:t xml:space="preserve">For both, you add the areas of all the faces, but the shapes and number of faces differ.</w:t>
+      </w:r>
+    </w:p>
+    <w:p>
+      <w:pPr>
+        <w:spacing w:after="60"/>
+      </w:pPr>
+      <w:r>
+        <w:rPr>
+          <w:sz w:val="21"/>
+          <w:szCs w:val="21"/>
+        </w:rPr>
+        <w:t xml:space="preserve">Both surface areas are found by adding the areas of all the ___.</w:t>
       </w:r>
       <w:r>
         <w:rPr>
@@ -482,19 +504,19 @@
         </w:rPr>
         <w:br/>
         <w:t xml:space="preserve">
-Cada cara tiene área ___.</w:t>
-      </w:r>
-    </w:p>
-    <w:p>
-      <w:pPr>
-        <w:spacing w:after="60"/>
-      </w:pPr>
-      <w:r>
-        <w:rPr>
-          <w:sz w:val="21"/>
-          <w:szCs w:val="21"/>
-        </w:rPr>
-        <w:t xml:space="preserve">The total surface area is ___.</w:t>
+Ambas áreas de superficie se hallan sumando las áreas de todas las ___.</w:t>
+      </w:r>
+    </w:p>
+    <w:p>
+      <w:pPr>
+        <w:spacing w:after="60"/>
+      </w:pPr>
+      <w:r>
+        <w:rPr>
+          <w:sz w:val="21"/>
+          <w:szCs w:val="21"/>
+        </w:rPr>
+        <w:t xml:space="preserve">A rectangular prism has ___ faces, but a triangular prism has ___ faces.</w:t>
       </w:r>
       <w:r>
         <w:rPr>
@@ -506,19 +528,161 @@
         </w:rPr>
         <w:br/>
         <w:t xml:space="preserve">
-El área total de la superficie es ___.</w:t>
-      </w:r>
-    </w:p>
-    <w:p>
-      <w:pPr>
-        <w:spacing w:after="60"/>
-      </w:pPr>
-      <w:r>
-        <w:rPr>
-          <w:sz w:val="21"/>
-          <w:szCs w:val="21"/>
-        </w:rPr>
-        <w:t xml:space="preserve">I would use this to ___.</w:t>
+Un prisma rectangular tiene ___ caras, pero un prisma triangular tiene ___ caras.</w:t>
+      </w:r>
+    </w:p>
+    <w:p>
+      <w:pPr>
+        <w:spacing w:after="60"/>
+      </w:pPr>
+      <w:r>
+        <w:rPr>
+          <w:b/>
+          <w:bCs/>
+          <w:color w:val="12355B"/>
+          <w:sz w:val="20"/>
+          <w:szCs w:val="20"/>
+        </w:rPr>
+        <w:t xml:space="preserve">Word bank: </w:t>
+      </w:r>
+      <w:r>
+        <w:rPr>
+          <w:color w:val="1FA6A2"/>
+          <w:sz w:val="20"/>
+          <w:szCs w:val="20"/>
+        </w:rPr>
+        <w:t xml:space="preserve">surface area, rectangular prism, triangular prism, face, lateral face</w:t>
+      </w:r>
+    </w:p>
+    <w:p>
+      <w:pPr>
+        <w:spacing w:after="60"/>
+      </w:pPr>
+      <w:r>
+        <w:rPr>
+          <w:b/>
+          <w:bCs/>
+          <w:color w:val="12355B"/>
+          <w:sz w:val="19"/>
+          <w:szCs w:val="19"/>
+        </w:rPr>
+        <w:t xml:space="preserve">Listen for: </w:t>
+      </w:r>
+      <w:r>
+        <w:rPr>
+          <w:i/>
+          <w:iCs/>
+          <w:color w:val="5F6F80"/>
+          <w:sz w:val="19"/>
+          <w:szCs w:val="19"/>
+        </w:rPr>
+        <w:t xml:space="preserve">Students explain both methods add up all face areas, but a rectangular prism has 6 rectangular faces while a triangular prism has 5 faces (2 triangles + 3 rectangles).</w:t>
+      </w:r>
+    </w:p>
+    <w:p>
+      <w:pPr>
+        <w:spacing w:after="60"/>
+      </w:pPr>
+      <w:r>
+        <w:rPr>
+          <w:b/>
+          <w:bCs/>
+          <w:color w:val="9A6B12"/>
+          <w:sz w:val="20"/>
+          <w:szCs w:val="20"/>
+        </w:rPr>
+        <w:t xml:space="preserve">Level 2: </w:t>
+      </w:r>
+      <w:r>
+        <w:rPr>
+          <w:sz w:val="20"/>
+          <w:szCs w:val="20"/>
+        </w:rPr>
+        <w:t xml:space="preserve">Why does surface area use square units while volume uses cubic units? Justify with what each measurement counts.</w:t>
+      </w:r>
+    </w:p>
+    <w:p>
+      <w:pPr>
+        <w:spacing w:after="60"/>
+        <w:ind w:left="360"/>
+      </w:pPr>
+      <w:r>
+        <w:rPr>
+          <w:sz w:val="20"/>
+          <w:szCs w:val="20"/>
+        </w:rPr>
+        <w:t xml:space="preserve">• Surface area uses square units because it measures ___.</w:t>
+      </w:r>
+    </w:p>
+    <w:p>
+      <w:pPr>
+        <w:spacing w:after="60"/>
+        <w:ind w:left="360"/>
+      </w:pPr>
+      <w:r>
+        <w:rPr>
+          <w:sz w:val="20"/>
+          <w:szCs w:val="20"/>
+        </w:rPr>
+        <w:t xml:space="preserve">• Volume uses cubic units because it measures ___.</w:t>
+      </w:r>
+    </w:p>
+    <w:p>
+      <w:pPr>
+        <w:spacing w:after="60"/>
+      </w:pPr>
+      <w:r>
+        <w:rPr>
+          <w:b/>
+          <w:bCs/>
+          <w:color w:val="12355B"/>
+          <w:sz w:val="21"/>
+          <w:szCs w:val="21"/>
+        </w:rPr>
+        <w:t xml:space="preserve">2. [Explore] </w:t>
+      </w:r>
+      <w:r>
+        <w:rPr>
+          <w:b/>
+          <w:bCs/>
+          <w:sz w:val="21"/>
+          <w:szCs w:val="21"/>
+        </w:rPr>
+        <w:t xml:space="preserve">For the triangular prism (base 6, height 4, length 10, slant sides 5), how did you account for the triangular bases AND the rectangular lateral faces?</w:t>
+      </w:r>
+    </w:p>
+    <w:p>
+      <w:pPr>
+        <w:spacing w:after="60"/>
+      </w:pPr>
+      <w:r>
+        <w:rPr>
+          <w:b/>
+          <w:bCs/>
+          <w:color w:val="1FA6A2"/>
+          <w:sz w:val="20"/>
+          <w:szCs w:val="20"/>
+        </w:rPr>
+        <w:t xml:space="preserve">Level 1 — Start here: </w:t>
+      </w:r>
+      <w:r>
+        <w:rPr>
+          <w:sz w:val="20"/>
+          <w:szCs w:val="20"/>
+        </w:rPr>
+        <w:t xml:space="preserve">Add the two triangular bases to the three rectangular lateral faces.</w:t>
+      </w:r>
+    </w:p>
+    <w:p>
+      <w:pPr>
+        <w:spacing w:after="60"/>
+      </w:pPr>
+      <w:r>
+        <w:rPr>
+          <w:sz w:val="21"/>
+          <w:szCs w:val="21"/>
+        </w:rPr>
+        <w:t xml:space="preserve">The two triangular bases together are 2 × (½ × 6 × 4) = ___.</w:t>
       </w:r>
       <w:r>
         <w:rPr>
@@ -530,43 +694,19 @@
         </w:rPr>
         <w:br/>
         <w:t xml:space="preserve">
-Usaría esto para ___.</w:t>
-      </w:r>
-    </w:p>
-    <w:p>
-      <w:pPr>
-        <w:spacing w:after="60"/>
-      </w:pPr>
-      <w:r>
-        <w:rPr>
-          <w:b/>
-          <w:bCs/>
-          <w:color w:val="12355B"/>
-          <w:sz w:val="21"/>
-          <w:szCs w:val="21"/>
-        </w:rPr>
-        <w:t xml:space="preserve">2. [Connect] </w:t>
-      </w:r>
-      <w:r>
-        <w:rPr>
-          <w:b/>
-          <w:bCs/>
-          <w:sz w:val="21"/>
-          <w:szCs w:val="21"/>
-        </w:rPr>
-        <w:t xml:space="preserve">When would surface area matter, like painting or wrapping a box?</w:t>
-      </w:r>
-    </w:p>
-    <w:p>
-      <w:pPr>
-        <w:spacing w:after="60"/>
-      </w:pPr>
-      <w:r>
-        <w:rPr>
-          <w:sz w:val="21"/>
-          <w:szCs w:val="21"/>
-        </w:rPr>
-        <w:t xml:space="preserve">Each face has area ___.</w:t>
+Las dos bases triangulares juntas son 2 × (½ × 6 × 4) = ___.</w:t>
+      </w:r>
+    </w:p>
+    <w:p>
+      <w:pPr>
+        <w:spacing w:after="60"/>
+      </w:pPr>
+      <w:r>
+        <w:rPr>
+          <w:sz w:val="21"/>
+          <w:szCs w:val="21"/>
+        </w:rPr>
+        <w:t xml:space="preserve">The three lateral faces add to ___, so the total surface area is ___.</w:t>
       </w:r>
       <w:r>
         <w:rPr>
@@ -578,19 +718,161 @@
         </w:rPr>
         <w:br/>
         <w:t xml:space="preserve">
-Cada cara tiene área ___.</w:t>
-      </w:r>
-    </w:p>
-    <w:p>
-      <w:pPr>
-        <w:spacing w:after="60"/>
-      </w:pPr>
-      <w:r>
-        <w:rPr>
-          <w:sz w:val="21"/>
-          <w:szCs w:val="21"/>
-        </w:rPr>
-        <w:t xml:space="preserve">The total surface area is ___.</w:t>
+Las tres caras laterales suman ___, así que el área total de superficie es ___.</w:t>
+      </w:r>
+    </w:p>
+    <w:p>
+      <w:pPr>
+        <w:spacing w:after="60"/>
+      </w:pPr>
+      <w:r>
+        <w:rPr>
+          <w:b/>
+          <w:bCs/>
+          <w:color w:val="12355B"/>
+          <w:sz w:val="20"/>
+          <w:szCs w:val="20"/>
+        </w:rPr>
+        <w:t xml:space="preserve">Word bank: </w:t>
+      </w:r>
+      <w:r>
+        <w:rPr>
+          <w:color w:val="1FA6A2"/>
+          <w:sz w:val="20"/>
+          <w:szCs w:val="20"/>
+        </w:rPr>
+        <w:t xml:space="preserve">surface area, triangular prism, lateral face, face, net</w:t>
+      </w:r>
+    </w:p>
+    <w:p>
+      <w:pPr>
+        <w:spacing w:after="60"/>
+      </w:pPr>
+      <w:r>
+        <w:rPr>
+          <w:b/>
+          <w:bCs/>
+          <w:color w:val="12355B"/>
+          <w:sz w:val="19"/>
+          <w:szCs w:val="19"/>
+        </w:rPr>
+        <w:t xml:space="preserve">Listen for: </w:t>
+      </w:r>
+      <w:r>
+        <w:rPr>
+          <w:i/>
+          <w:iCs/>
+          <w:color w:val="5F6F80"/>
+          <w:sz w:val="19"/>
+          <w:szCs w:val="19"/>
+        </w:rPr>
+        <w:t xml:space="preserve">Students compute the two triangle bases (24 in²) and the three rectangles (60 + 50 + 50 = 160 in²), totaling SA = 184 in², and distinguish bases from lateral faces.</w:t>
+      </w:r>
+    </w:p>
+    <w:p>
+      <w:pPr>
+        <w:spacing w:after="60"/>
+      </w:pPr>
+      <w:r>
+        <w:rPr>
+          <w:b/>
+          <w:bCs/>
+          <w:color w:val="9A6B12"/>
+          <w:sz w:val="20"/>
+          <w:szCs w:val="20"/>
+        </w:rPr>
+        <w:t xml:space="preserve">Level 2: </w:t>
+      </w:r>
+      <w:r>
+        <w:rPr>
+          <w:sz w:val="20"/>
+          <w:szCs w:val="20"/>
+        </w:rPr>
+        <w:t xml:space="preserve">Compare the rectangular capsule (SA = 248 in²) with the similar triangular capsule (SA = 184 in²). Why does the rectangular one need more paint?</w:t>
+      </w:r>
+    </w:p>
+    <w:p>
+      <w:pPr>
+        <w:spacing w:after="60"/>
+        <w:ind w:left="360"/>
+      </w:pPr>
+      <w:r>
+        <w:rPr>
+          <w:sz w:val="20"/>
+          <w:szCs w:val="20"/>
+        </w:rPr>
+        <w:t xml:space="preserve">• The rectangular prism needs more paint because it has ___ faces and ___.</w:t>
+      </w:r>
+    </w:p>
+    <w:p>
+      <w:pPr>
+        <w:spacing w:after="60"/>
+        <w:ind w:left="360"/>
+      </w:pPr>
+      <w:r>
+        <w:rPr>
+          <w:sz w:val="20"/>
+          <w:szCs w:val="20"/>
+        </w:rPr>
+        <w:t xml:space="preserve">• Even at a similar size, the triangular prism uses less because ___.</w:t>
+      </w:r>
+    </w:p>
+    <w:p>
+      <w:pPr>
+        <w:spacing w:after="60"/>
+      </w:pPr>
+      <w:r>
+        <w:rPr>
+          <w:b/>
+          <w:bCs/>
+          <w:color w:val="12355B"/>
+          <w:sz w:val="21"/>
+          <w:szCs w:val="21"/>
+        </w:rPr>
+        <w:t xml:space="preserve">3. [Connect] </w:t>
+      </w:r>
+      <w:r>
+        <w:rPr>
+          <w:b/>
+          <w:bCs/>
+          <w:sz w:val="21"/>
+          <w:szCs w:val="21"/>
+        </w:rPr>
+        <w:t xml:space="preserve">A carpenter stains a chest that is 3 ft × 2 ft × 2 ft, and one can covers 50 ft². Talk through how to find the surface area and how many cans are needed.</w:t>
+      </w:r>
+    </w:p>
+    <w:p>
+      <w:pPr>
+        <w:spacing w:after="60"/>
+      </w:pPr>
+      <w:r>
+        <w:rPr>
+          <w:b/>
+          <w:bCs/>
+          <w:color w:val="1FA6A2"/>
+          <w:sz w:val="20"/>
+          <w:szCs w:val="20"/>
+        </w:rPr>
+        <w:t xml:space="preserve">Level 1 — Start here: </w:t>
+      </w:r>
+      <w:r>
+        <w:rPr>
+          <w:sz w:val="20"/>
+          <w:szCs w:val="20"/>
+        </w:rPr>
+        <w:t xml:space="preserve">Find the surface area with SA = 2lw + 2lh + 2wh, then divide by 50 and round up.</w:t>
+      </w:r>
+    </w:p>
+    <w:p>
+      <w:pPr>
+        <w:spacing w:after="60"/>
+      </w:pPr>
+      <w:r>
+        <w:rPr>
+          <w:sz w:val="21"/>
+          <w:szCs w:val="21"/>
+        </w:rPr>
+        <w:t xml:space="preserve">The chest's surface area is ___ ft² because SA = 2(3×2) + 2(3×2) + 2(2×2).</w:t>
       </w:r>
       <w:r>
         <w:rPr>
@@ -602,19 +884,19 @@
         </w:rPr>
         <w:br/>
         <w:t xml:space="preserve">
-El área total de la superficie es ___.</w:t>
-      </w:r>
-    </w:p>
-    <w:p>
-      <w:pPr>
-        <w:spacing w:after="60"/>
-      </w:pPr>
-      <w:r>
-        <w:rPr>
-          <w:sz w:val="21"/>
-          <w:szCs w:val="21"/>
-        </w:rPr>
-        <w:t xml:space="preserve">I would use this to ___.</w:t>
+El área de superficie del cofre es ___ ft² porque SA = 2(3×2) + 2(3×2) + 2(2×2).</w:t>
+      </w:r>
+    </w:p>
+    <w:p>
+      <w:pPr>
+        <w:spacing w:after="60"/>
+      </w:pPr>
+      <w:r>
+        <w:rPr>
+          <w:sz w:val="21"/>
+          <w:szCs w:val="21"/>
+        </w:rPr>
+        <w:t xml:space="preserve">The carpenter needs ___ can(s) because ___ ÷ 50 = ___.</w:t>
       </w:r>
       <w:r>
         <w:rPr>
@@ -626,7 +908,293 @@
         </w:rPr>
         <w:br/>
         <w:t xml:space="preserve">
-Usaría esto para ___.</w:t>
+El carpintero necesita ___ lata(s) porque ___ ÷ 50 = ___.</w:t>
+      </w:r>
+    </w:p>
+    <w:p>
+      <w:pPr>
+        <w:spacing w:after="60"/>
+      </w:pPr>
+      <w:r>
+        <w:rPr>
+          <w:b/>
+          <w:bCs/>
+          <w:color w:val="12355B"/>
+          <w:sz w:val="20"/>
+          <w:szCs w:val="20"/>
+        </w:rPr>
+        <w:t xml:space="preserve">Word bank: </w:t>
+      </w:r>
+      <w:r>
+        <w:rPr>
+          <w:color w:val="1FA6A2"/>
+          <w:sz w:val="20"/>
+          <w:szCs w:val="20"/>
+        </w:rPr>
+        <w:t xml:space="preserve">surface area, rectangular prism, face, lateral face, net</w:t>
+      </w:r>
+    </w:p>
+    <w:p>
+      <w:pPr>
+        <w:spacing w:after="60"/>
+      </w:pPr>
+      <w:r>
+        <w:rPr>
+          <w:b/>
+          <w:bCs/>
+          <w:color w:val="12355B"/>
+          <w:sz w:val="19"/>
+          <w:szCs w:val="19"/>
+        </w:rPr>
+        <w:t xml:space="preserve">Listen for: </w:t>
+      </w:r>
+      <w:r>
+        <w:rPr>
+          <w:i/>
+          <w:iCs/>
+          <w:color w:val="5F6F80"/>
+          <w:sz w:val="19"/>
+          <w:szCs w:val="19"/>
+        </w:rPr>
+        <w:t xml:space="preserve">Students compute SA = 12 + 12 + 8 = 32 ft², then 32 ÷ 50 &lt; 1, and reason that 1 can is enough since the surface area is under 50 ft².</w:t>
+      </w:r>
+    </w:p>
+    <w:p>
+      <w:pPr>
+        <w:spacing w:after="60"/>
+      </w:pPr>
+      <w:r>
+        <w:rPr>
+          <w:b/>
+          <w:bCs/>
+          <w:color w:val="9A6B12"/>
+          <w:sz w:val="20"/>
+          <w:szCs w:val="20"/>
+        </w:rPr>
+        <w:t xml:space="preserve">Level 2: </w:t>
+      </w:r>
+      <w:r>
+        <w:rPr>
+          <w:sz w:val="20"/>
+          <w:szCs w:val="20"/>
+        </w:rPr>
+        <w:t xml:space="preserve">If the chest had a lid that does not get stained, how would that change the surface area you calculate? Explain.</w:t>
+      </w:r>
+    </w:p>
+    <w:p>
+      <w:pPr>
+        <w:spacing w:after="60"/>
+        <w:ind w:left="360"/>
+      </w:pPr>
+      <w:r>
+        <w:rPr>
+          <w:sz w:val="20"/>
+          <w:szCs w:val="20"/>
+        </w:rPr>
+        <w:t xml:space="preserve">• Leaving the lid unstained changes the surface area by ___ because ___.</w:t>
+      </w:r>
+    </w:p>
+    <w:p>
+      <w:pPr>
+        <w:spacing w:after="60"/>
+        <w:ind w:left="360"/>
+      </w:pPr>
+      <w:r>
+        <w:rPr>
+          <w:sz w:val="20"/>
+          <w:szCs w:val="20"/>
+        </w:rPr>
+        <w:t xml:space="preserve">• I would subtract ___ from the total because ___.</w:t>
+      </w:r>
+    </w:p>
+    <w:p>
+      <w:pPr>
+        <w:spacing w:after="60"/>
+      </w:pPr>
+      <w:r>
+        <w:rPr>
+          <w:b/>
+          <w:bCs/>
+          <w:color w:val="12355B"/>
+          <w:sz w:val="21"/>
+          <w:szCs w:val="21"/>
+        </w:rPr>
+        <w:t xml:space="preserve">4. [Reflect] </w:t>
+      </w:r>
+      <w:r>
+        <w:rPr>
+          <w:b/>
+          <w:bCs/>
+          <w:sz w:val="21"/>
+          <w:szCs w:val="21"/>
+        </w:rPr>
+        <w:t xml:space="preserve">A classmate wrote SA = 2(12×7) + 2(12×5) + (7×5) = 323 cm² for a 12 × 7 × 5 prism. How do you find and fix their mistake?</w:t>
+      </w:r>
+    </w:p>
+    <w:p>
+      <w:pPr>
+        <w:spacing w:after="60"/>
+      </w:pPr>
+      <w:r>
+        <w:rPr>
+          <w:b/>
+          <w:bCs/>
+          <w:color w:val="1FA6A2"/>
+          <w:sz w:val="20"/>
+          <w:szCs w:val="20"/>
+        </w:rPr>
+        <w:t xml:space="preserve">Level 1 — Start here: </w:t>
+      </w:r>
+      <w:r>
+        <w:rPr>
+          <w:sz w:val="20"/>
+          <w:szCs w:val="20"/>
+        </w:rPr>
+        <w:t xml:space="preserve">They forgot to multiply the last face pair by 2; the correct SA is 358 cm².</w:t>
+      </w:r>
+    </w:p>
+    <w:p>
+      <w:pPr>
+        <w:spacing w:after="60"/>
+      </w:pPr>
+      <w:r>
+        <w:rPr>
+          <w:sz w:val="21"/>
+          <w:szCs w:val="21"/>
+        </w:rPr>
+        <w:t xml:space="preserve">The mistake is that the last pair (7×5) was not multiplied by ___.</w:t>
+      </w:r>
+      <w:r>
+        <w:rPr>
+          <w:i/>
+          <w:iCs/>
+          <w:color w:val="5F6F80"/>
+          <w:sz w:val="19"/>
+          <w:szCs w:val="19"/>
+        </w:rPr>
+        <w:br/>
+        <w:t xml:space="preserve">
+El error es que el último par (7×5) no se multiplicó por ___.</w:t>
+      </w:r>
+    </w:p>
+    <w:p>
+      <w:pPr>
+        <w:spacing w:after="60"/>
+      </w:pPr>
+      <w:r>
+        <w:rPr>
+          <w:sz w:val="21"/>
+          <w:szCs w:val="21"/>
+        </w:rPr>
+        <w:t xml:space="preserve">The correct surface area is ___ cm² because 2(7×5) = ___, not ___.</w:t>
+      </w:r>
+      <w:r>
+        <w:rPr>
+          <w:i/>
+          <w:iCs/>
+          <w:color w:val="5F6F80"/>
+          <w:sz w:val="19"/>
+          <w:szCs w:val="19"/>
+        </w:rPr>
+        <w:br/>
+        <w:t xml:space="preserve">
+El área de superficie correcta es ___ cm² porque 2(7×5) = ___, no ___.</w:t>
+      </w:r>
+    </w:p>
+    <w:p>
+      <w:pPr>
+        <w:spacing w:after="60"/>
+      </w:pPr>
+      <w:r>
+        <w:rPr>
+          <w:b/>
+          <w:bCs/>
+          <w:color w:val="12355B"/>
+          <w:sz w:val="20"/>
+          <w:szCs w:val="20"/>
+        </w:rPr>
+        <w:t xml:space="preserve">Word bank: </w:t>
+      </w:r>
+      <w:r>
+        <w:rPr>
+          <w:color w:val="1FA6A2"/>
+          <w:sz w:val="20"/>
+          <w:szCs w:val="20"/>
+        </w:rPr>
+        <w:t xml:space="preserve">surface area, rectangular prism, face, lateral face, net</w:t>
+      </w:r>
+    </w:p>
+    <w:p>
+      <w:pPr>
+        <w:spacing w:after="60"/>
+      </w:pPr>
+      <w:r>
+        <w:rPr>
+          <w:b/>
+          <w:bCs/>
+          <w:color w:val="12355B"/>
+          <w:sz w:val="19"/>
+          <w:szCs w:val="19"/>
+        </w:rPr>
+        <w:t xml:space="preserve">Listen for: </w:t>
+      </w:r>
+      <w:r>
+        <w:rPr>
+          <w:i/>
+          <w:iCs/>
+          <w:color w:val="5F6F80"/>
+          <w:sz w:val="19"/>
+          <w:szCs w:val="19"/>
+        </w:rPr>
+        <w:t xml:space="preserve">Students notice the missing '2' on the last pair, compute 2(7×5) = 70, and correct the total to 168 + 120 + 70 = 358 cm².</w:t>
+      </w:r>
+    </w:p>
+    <w:p>
+      <w:pPr>
+        <w:spacing w:after="60"/>
+      </w:pPr>
+      <w:r>
+        <w:rPr>
+          <w:b/>
+          <w:bCs/>
+          <w:color w:val="9A6B12"/>
+          <w:sz w:val="20"/>
+          <w:szCs w:val="20"/>
+        </w:rPr>
+        <w:t xml:space="preserve">Level 2: </w:t>
+      </w:r>
+      <w:r>
+        <w:rPr>
+          <w:sz w:val="20"/>
+          <w:szCs w:val="20"/>
+        </w:rPr>
+        <w:t xml:space="preserve">What general rule about prism faces does this error break, and how could the net help a student avoid it?</w:t>
+      </w:r>
+    </w:p>
+    <w:p>
+      <w:pPr>
+        <w:spacing w:after="60"/>
+        <w:ind w:left="360"/>
+      </w:pPr>
+      <w:r>
+        <w:rPr>
+          <w:sz w:val="20"/>
+          <w:szCs w:val="20"/>
+        </w:rPr>
+        <w:t xml:space="preserve">• The error breaks the rule that opposite faces ___.</w:t>
+      </w:r>
+    </w:p>
+    <w:p>
+      <w:pPr>
+        <w:spacing w:after="60"/>
+        <w:ind w:left="360"/>
+      </w:pPr>
+      <w:r>
+        <w:rPr>
+          <w:sz w:val="20"/>
+          <w:szCs w:val="20"/>
+        </w:rPr>
+        <w:t xml:space="preserve">• Drawing the net would help because ___.</w:t>
       </w:r>
     </w:p>
     <w:p>
@@ -1213,7 +1781,7 @@
           <w:sz w:val="21"/>
           <w:szCs w:val="21"/>
         </w:rPr>
-        <w:t xml:space="preserve">Each face has area ___.</w:t>
+        <w:t xml:space="preserve">Both surface areas are found by adding the areas of all the ___.</w:t>
       </w:r>
       <w:r>
         <w:rPr>
@@ -1225,19 +1793,19 @@
         </w:rPr>
         <w:br/>
         <w:t xml:space="preserve">
-Cada cara tiene área ___.</w:t>
-      </w:r>
-    </w:p>
-    <w:p>
-      <w:pPr>
-        <w:spacing w:after="60"/>
-      </w:pPr>
-      <w:r>
-        <w:rPr>
-          <w:sz w:val="21"/>
-          <w:szCs w:val="21"/>
-        </w:rPr>
-        <w:t xml:space="preserve">The total surface area is ___.</w:t>
+Ambas áreas de superficie se hallan sumando las áreas de todas las ___.</w:t>
+      </w:r>
+    </w:p>
+    <w:p>
+      <w:pPr>
+        <w:spacing w:after="60"/>
+      </w:pPr>
+      <w:r>
+        <w:rPr>
+          <w:sz w:val="21"/>
+          <w:szCs w:val="21"/>
+        </w:rPr>
+        <w:t xml:space="preserve">A rectangular prism has ___ faces, but a triangular prism has ___ faces.</w:t>
       </w:r>
       <w:r>
         <w:rPr>
@@ -1249,19 +1817,19 @@
         </w:rPr>
         <w:br/>
         <w:t xml:space="preserve">
-El área total de la superficie es ___.</w:t>
-      </w:r>
-    </w:p>
-    <w:p>
-      <w:pPr>
-        <w:spacing w:after="60"/>
-      </w:pPr>
-      <w:r>
-        <w:rPr>
-          <w:sz w:val="21"/>
-          <w:szCs w:val="21"/>
-        </w:rPr>
-        <w:t xml:space="preserve">I would use this to ___.</w:t>
+Un prisma rectangular tiene ___ caras, pero un prisma triangular tiene ___ caras.</w:t>
+      </w:r>
+    </w:p>
+    <w:p>
+      <w:pPr>
+        <w:spacing w:after="60"/>
+      </w:pPr>
+      <w:r>
+        <w:rPr>
+          <w:sz w:val="21"/>
+          <w:szCs w:val="21"/>
+        </w:rPr>
+        <w:t xml:space="preserve">The two triangular bases together are 2 × (½ × 6 × 4) = ___.</w:t>
       </w:r>
       <w:r>
         <w:rPr>
@@ -1273,7 +1841,7 @@
         </w:rPr>
         <w:br/>
         <w:t xml:space="preserve">
-Usaría esto para ___.</w:t>
+Las dos bases triangulares juntas son 2 × (½ × 6 × 4) = ___.</w:t>
       </w:r>
     </w:p>
     <w:p>

--- a/lessons/10-4/downloads/10-4-notes.docx
+++ b/lessons/10-4/downloads/10-4-notes.docx
@@ -489,6 +489,43 @@
       </w:pPr>
       <w:r>
         <w:rPr>
+          <w:b/>
+          <w:bCs/>
+          <w:color w:val="1FA6A2"/>
+          <w:sz w:val="20"/>
+          <w:szCs w:val="20"/>
+        </w:rPr>
+        <w:t xml:space="preserve">Hint (optional): </w:t>
+      </w:r>
+      <w:r>
+        <w:rPr>
+          <w:sz w:val="20"/>
+          <w:szCs w:val="20"/>
+        </w:rPr>
+        <w:t xml:space="preserve">Try starting with the word "surface area" or "rectangular prism". Re-read the question and underline what it is asking you to compare or find. Use one number or word from the problem as your evidence.</w:t>
+      </w:r>
+    </w:p>
+    <w:p>
+      <w:pPr>
+        <w:spacing w:after="60"/>
+      </w:pPr>
+      <w:r>
+        <w:rPr>
+          <w:b/>
+          <w:bCs/>
+          <w:color w:val="12355B"/>
+          <w:sz w:val="19"/>
+          <w:szCs w:val="19"/>
+        </w:rPr>
+        <w:t xml:space="preserve">Sentence starters (optional)</w:t>
+      </w:r>
+    </w:p>
+    <w:p>
+      <w:pPr>
+        <w:spacing w:after="60"/>
+      </w:pPr>
+      <w:r>
+        <w:rPr>
           <w:sz w:val="21"/>
           <w:szCs w:val="21"/>
         </w:rPr>
@@ -679,6 +716,43 @@
       </w:pPr>
       <w:r>
         <w:rPr>
+          <w:b/>
+          <w:bCs/>
+          <w:color w:val="1FA6A2"/>
+          <w:sz w:val="20"/>
+          <w:szCs w:val="20"/>
+        </w:rPr>
+        <w:t xml:space="preserve">Hint (optional): </w:t>
+      </w:r>
+      <w:r>
+        <w:rPr>
+          <w:sz w:val="20"/>
+          <w:szCs w:val="20"/>
+        </w:rPr>
+        <w:t xml:space="preserve">Try starting with the word "surface area" or "triangular prism". Re-read the question and underline what it is asking you to compare or find. Use one number or word from the problem as your evidence.</w:t>
+      </w:r>
+    </w:p>
+    <w:p>
+      <w:pPr>
+        <w:spacing w:after="60"/>
+      </w:pPr>
+      <w:r>
+        <w:rPr>
+          <w:b/>
+          <w:bCs/>
+          <w:color w:val="12355B"/>
+          <w:sz w:val="19"/>
+          <w:szCs w:val="19"/>
+        </w:rPr>
+        <w:t xml:space="preserve">Sentence starters (optional)</w:t>
+      </w:r>
+    </w:p>
+    <w:p>
+      <w:pPr>
+        <w:spacing w:after="60"/>
+      </w:pPr>
+      <w:r>
+        <w:rPr>
           <w:sz w:val="21"/>
           <w:szCs w:val="21"/>
         </w:rPr>
@@ -869,6 +943,43 @@
       </w:pPr>
       <w:r>
         <w:rPr>
+          <w:b/>
+          <w:bCs/>
+          <w:color w:val="1FA6A2"/>
+          <w:sz w:val="20"/>
+          <w:szCs w:val="20"/>
+        </w:rPr>
+        <w:t xml:space="preserve">Hint (optional): </w:t>
+      </w:r>
+      <w:r>
+        <w:rPr>
+          <w:sz w:val="20"/>
+          <w:szCs w:val="20"/>
+        </w:rPr>
+        <w:t xml:space="preserve">Try starting with the word "surface area" or "rectangular prism". Re-read the question and underline what it is asking you to compare or find. Use one number or word from the problem as your evidence.</w:t>
+      </w:r>
+    </w:p>
+    <w:p>
+      <w:pPr>
+        <w:spacing w:after="60"/>
+      </w:pPr>
+      <w:r>
+        <w:rPr>
+          <w:b/>
+          <w:bCs/>
+          <w:color w:val="12355B"/>
+          <w:sz w:val="19"/>
+          <w:szCs w:val="19"/>
+        </w:rPr>
+        <w:t xml:space="preserve">Sentence starters (optional)</w:t>
+      </w:r>
+    </w:p>
+    <w:p>
+      <w:pPr>
+        <w:spacing w:after="60"/>
+      </w:pPr>
+      <w:r>
+        <w:rPr>
           <w:sz w:val="21"/>
           <w:szCs w:val="21"/>
         </w:rPr>
@@ -1051,6 +1162,43 @@
           <w:szCs w:val="20"/>
         </w:rPr>
         <w:t xml:space="preserve">They forgot to multiply the last face pair by 2; the correct SA is 358 cm².</w:t>
+      </w:r>
+    </w:p>
+    <w:p>
+      <w:pPr>
+        <w:spacing w:after="60"/>
+      </w:pPr>
+      <w:r>
+        <w:rPr>
+          <w:b/>
+          <w:bCs/>
+          <w:color w:val="1FA6A2"/>
+          <w:sz w:val="20"/>
+          <w:szCs w:val="20"/>
+        </w:rPr>
+        <w:t xml:space="preserve">Hint (optional): </w:t>
+      </w:r>
+      <w:r>
+        <w:rPr>
+          <w:sz w:val="20"/>
+          <w:szCs w:val="20"/>
+        </w:rPr>
+        <w:t xml:space="preserve">Try starting with the word "surface area" or "rectangular prism". Re-read the question and underline what it is asking you to compare or find. Use one number or word from the problem as your evidence.</w:t>
+      </w:r>
+    </w:p>
+    <w:p>
+      <w:pPr>
+        <w:spacing w:after="60"/>
+      </w:pPr>
+      <w:r>
+        <w:rPr>
+          <w:b/>
+          <w:bCs/>
+          <w:color w:val="12355B"/>
+          <w:sz w:val="19"/>
+          <w:szCs w:val="19"/>
+        </w:rPr>
+        <w:t xml:space="preserve">Sentence starters (optional)</w:t>
       </w:r>
     </w:p>
     <w:p>

--- a/lessons/10-4/downloads/10-4-notes.docx
+++ b/lessons/10-4/downloads/10-4-notes.docx
@@ -97,6 +97,69 @@
       </w:pPr>
       <w:r>
         <w:rPr>
+          <w:i/>
+          <w:iCs/>
+          <w:color w:val="5F6F80"/>
+          <w:sz w:val="19"/>
+          <w:szCs w:val="19"/>
+        </w:rPr>
+        <w:t xml:space="preserve">Picture first, then the word, then a plain-language meaning.</w:t>
+      </w:r>
+    </w:p>
+    <w:p>
+      <w:pPr>
+        <w:keepNext/>
+        <w:spacing w:after="20" w:before="120"/>
+        <w:jc w:val="center"/>
+      </w:pPr>
+      <w:r>
+        <w:drawing>
+          <wp:inline distT="0" distB="0" distL="0" distR="0">
+            <wp:extent cx="1238250" cy="933450"/>
+            <wp:effectExtent t="0" r="0" b="0" l="0"/>
+            <wp:docPr id="1" name="" descr="" title=""/>
+            <wp:cNvGraphicFramePr>
+              <a:graphicFrameLocks xmlns:a="http://schemas.openxmlformats.org/drawingml/2006/main" noChangeAspect="1"/>
+            </wp:cNvGraphicFramePr>
+            <a:graphic xmlns:a="http://schemas.openxmlformats.org/drawingml/2006/main">
+              <a:graphicData uri="http://schemas.openxmlformats.org/drawingml/2006/picture">
+                <pic:pic xmlns:pic="http://schemas.openxmlformats.org/drawingml/2006/picture">
+                  <pic:nvPicPr>
+                    <pic:cNvPr id="0" name="" descr=""/>
+                    <pic:cNvPicPr>
+                      <a:picLocks noChangeAspect="1" noChangeArrowheads="1"/>
+                    </pic:cNvPicPr>
+                  </pic:nvPicPr>
+                  <pic:blipFill>
+                    <a:blip r:embed="rId9" cstate="none"/>
+                    <a:srcRect/>
+                    <a:stretch>
+                      <a:fillRect/>
+                    </a:stretch>
+                  </pic:blipFill>
+                  <pic:spPr bwMode="auto">
+                    <a:xfrm>
+                      <a:off x="0" y="0"/>
+                      <a:ext cx="1238250" cy="933450"/>
+                    </a:xfrm>
+                    <a:prstGeom prst="rect">
+                      <a:avLst/>
+                    </a:prstGeom>
+                  </pic:spPr>
+                </pic:pic>
+              </a:graphicData>
+            </a:graphic>
+          </wp:inline>
+        </w:drawing>
+      </w:r>
+    </w:p>
+    <w:p>
+      <w:pPr>
+        <w:keepNext/>
+        <w:spacing w:after="20"/>
+      </w:pPr>
+      <w:r>
+        <w:rPr>
           <w:b/>
           <w:bCs/>
           <w:color w:val="12355B"/>
@@ -118,7 +181,7 @@
     </w:p>
     <w:p>
       <w:pPr>
-        <w:spacing w:after="60"/>
+        <w:spacing w:after="160"/>
       </w:pPr>
       <w:r>
         <w:rPr>
@@ -130,22 +193,55 @@
     </w:p>
     <w:p>
       <w:pPr>
-        <w:spacing w:after="60"/>
-      </w:pPr>
-      <w:r>
-        <w:rPr>
-          <w:i/>
-          <w:iCs/>
-          <w:color w:val="5F6F80"/>
-          <w:sz w:val="19"/>
-          <w:szCs w:val="19"/>
-        </w:rPr>
-        <w:t xml:space="preserve">Paint every outside surface of a box — the total painted area is the surface area</w:t>
-      </w:r>
-    </w:p>
-    <w:p>
-      <w:pPr>
-        <w:spacing w:after="60"/>
+        <w:keepNext/>
+        <w:spacing w:after="20" w:before="120"/>
+        <w:jc w:val="center"/>
+      </w:pPr>
+      <w:r>
+        <w:drawing>
+          <wp:inline distT="0" distB="0" distL="0" distR="0">
+            <wp:extent cx="1238250" cy="933450"/>
+            <wp:effectExtent t="0" r="0" b="0" l="0"/>
+            <wp:docPr id="1" name="" descr="" title=""/>
+            <wp:cNvGraphicFramePr>
+              <a:graphicFrameLocks xmlns:a="http://schemas.openxmlformats.org/drawingml/2006/main" noChangeAspect="1"/>
+            </wp:cNvGraphicFramePr>
+            <a:graphic xmlns:a="http://schemas.openxmlformats.org/drawingml/2006/main">
+              <a:graphicData uri="http://schemas.openxmlformats.org/drawingml/2006/picture">
+                <pic:pic xmlns:pic="http://schemas.openxmlformats.org/drawingml/2006/picture">
+                  <pic:nvPicPr>
+                    <pic:cNvPr id="0" name="" descr=""/>
+                    <pic:cNvPicPr>
+                      <a:picLocks noChangeAspect="1" noChangeArrowheads="1"/>
+                    </pic:cNvPicPr>
+                  </pic:nvPicPr>
+                  <pic:blipFill>
+                    <a:blip r:embed="rId10" cstate="none"/>
+                    <a:srcRect/>
+                    <a:stretch>
+                      <a:fillRect/>
+                    </a:stretch>
+                  </pic:blipFill>
+                  <pic:spPr bwMode="auto">
+                    <a:xfrm>
+                      <a:off x="0" y="0"/>
+                      <a:ext cx="1238250" cy="933450"/>
+                    </a:xfrm>
+                    <a:prstGeom prst="rect">
+                      <a:avLst/>
+                    </a:prstGeom>
+                  </pic:spPr>
+                </pic:pic>
+              </a:graphicData>
+            </a:graphic>
+          </wp:inline>
+        </w:drawing>
+      </w:r>
+    </w:p>
+    <w:p>
+      <w:pPr>
+        <w:keepNext/>
+        <w:spacing w:after="20"/>
       </w:pPr>
       <w:r>
         <w:rPr>
@@ -170,7 +266,7 @@
     </w:p>
     <w:p>
       <w:pPr>
-        <w:spacing w:after="60"/>
+        <w:spacing w:after="160"/>
       </w:pPr>
       <w:r>
         <w:rPr>
@@ -182,22 +278,55 @@
     </w:p>
     <w:p>
       <w:pPr>
-        <w:spacing w:after="60"/>
-      </w:pPr>
-      <w:r>
-        <w:rPr>
-          <w:i/>
-          <w:iCs/>
-          <w:color w:val="5F6F80"/>
-          <w:sz w:val="19"/>
-          <w:szCs w:val="19"/>
-        </w:rPr>
-        <w:t xml:space="preserve">A box with 6 flat rectangle sides: top, bottom, front, back, left, right</w:t>
-      </w:r>
-    </w:p>
-    <w:p>
-      <w:pPr>
-        <w:spacing w:after="60"/>
+        <w:keepNext/>
+        <w:spacing w:after="20" w:before="120"/>
+        <w:jc w:val="center"/>
+      </w:pPr>
+      <w:r>
+        <w:drawing>
+          <wp:inline distT="0" distB="0" distL="0" distR="0">
+            <wp:extent cx="1238250" cy="933450"/>
+            <wp:effectExtent t="0" r="0" b="0" l="0"/>
+            <wp:docPr id="1" name="" descr="" title=""/>
+            <wp:cNvGraphicFramePr>
+              <a:graphicFrameLocks xmlns:a="http://schemas.openxmlformats.org/drawingml/2006/main" noChangeAspect="1"/>
+            </wp:cNvGraphicFramePr>
+            <a:graphic xmlns:a="http://schemas.openxmlformats.org/drawingml/2006/main">
+              <a:graphicData uri="http://schemas.openxmlformats.org/drawingml/2006/picture">
+                <pic:pic xmlns:pic="http://schemas.openxmlformats.org/drawingml/2006/picture">
+                  <pic:nvPicPr>
+                    <pic:cNvPr id="0" name="" descr=""/>
+                    <pic:cNvPicPr>
+                      <a:picLocks noChangeAspect="1" noChangeArrowheads="1"/>
+                    </pic:cNvPicPr>
+                  </pic:nvPicPr>
+                  <pic:blipFill>
+                    <a:blip r:embed="rId10" cstate="none"/>
+                    <a:srcRect/>
+                    <a:stretch>
+                      <a:fillRect/>
+                    </a:stretch>
+                  </pic:blipFill>
+                  <pic:spPr bwMode="auto">
+                    <a:xfrm>
+                      <a:off x="0" y="0"/>
+                      <a:ext cx="1238250" cy="933450"/>
+                    </a:xfrm>
+                    <a:prstGeom prst="rect">
+                      <a:avLst/>
+                    </a:prstGeom>
+                  </pic:spPr>
+                </pic:pic>
+              </a:graphicData>
+            </a:graphic>
+          </wp:inline>
+        </w:drawing>
+      </w:r>
+    </w:p>
+    <w:p>
+      <w:pPr>
+        <w:keepNext/>
+        <w:spacing w:after="20"/>
       </w:pPr>
       <w:r>
         <w:rPr>
@@ -222,7 +351,7 @@
     </w:p>
     <w:p>
       <w:pPr>
-        <w:spacing w:after="60"/>
+        <w:spacing w:after="160"/>
       </w:pPr>
       <w:r>
         <w:rPr>
@@ -234,22 +363,55 @@
     </w:p>
     <w:p>
       <w:pPr>
-        <w:spacing w:after="60"/>
-      </w:pPr>
-      <w:r>
-        <w:rPr>
-          <w:i/>
-          <w:iCs/>
-          <w:color w:val="5F6F80"/>
-          <w:sz w:val="19"/>
-          <w:szCs w:val="19"/>
-        </w:rPr>
-        <w:t xml:space="preserve">Shaped like a tent or a wedge of cheese — 2 triangle ends + 3 rectangle sides</w:t>
-      </w:r>
-    </w:p>
-    <w:p>
-      <w:pPr>
-        <w:spacing w:after="60"/>
+        <w:keepNext/>
+        <w:spacing w:after="20" w:before="120"/>
+        <w:jc w:val="center"/>
+      </w:pPr>
+      <w:r>
+        <w:drawing>
+          <wp:inline distT="0" distB="0" distL="0" distR="0">
+            <wp:extent cx="1238250" cy="933450"/>
+            <wp:effectExtent t="0" r="0" b="0" l="0"/>
+            <wp:docPr id="1" name="" descr="" title=""/>
+            <wp:cNvGraphicFramePr>
+              <a:graphicFrameLocks xmlns:a="http://schemas.openxmlformats.org/drawingml/2006/main" noChangeAspect="1"/>
+            </wp:cNvGraphicFramePr>
+            <a:graphic xmlns:a="http://schemas.openxmlformats.org/drawingml/2006/main">
+              <a:graphicData uri="http://schemas.openxmlformats.org/drawingml/2006/picture">
+                <pic:pic xmlns:pic="http://schemas.openxmlformats.org/drawingml/2006/picture">
+                  <pic:nvPicPr>
+                    <pic:cNvPr id="0" name="" descr=""/>
+                    <pic:cNvPicPr>
+                      <a:picLocks noChangeAspect="1" noChangeArrowheads="1"/>
+                    </pic:cNvPicPr>
+                  </pic:nvPicPr>
+                  <pic:blipFill>
+                    <a:blip r:embed="rId10" cstate="none"/>
+                    <a:srcRect/>
+                    <a:stretch>
+                      <a:fillRect/>
+                    </a:stretch>
+                  </pic:blipFill>
+                  <pic:spPr bwMode="auto">
+                    <a:xfrm>
+                      <a:off x="0" y="0"/>
+                      <a:ext cx="1238250" cy="933450"/>
+                    </a:xfrm>
+                    <a:prstGeom prst="rect">
+                      <a:avLst/>
+                    </a:prstGeom>
+                  </pic:spPr>
+                </pic:pic>
+              </a:graphicData>
+            </a:graphic>
+          </wp:inline>
+        </w:drawing>
+      </w:r>
+    </w:p>
+    <w:p>
+      <w:pPr>
+        <w:keepNext/>
+        <w:spacing w:after="20"/>
       </w:pPr>
       <w:r>
         <w:rPr>
@@ -274,7 +436,7 @@
     </w:p>
     <w:p>
       <w:pPr>
-        <w:spacing w:after="60"/>
+        <w:spacing w:after="160"/>
       </w:pPr>
       <w:r>
         <w:rPr>
@@ -286,22 +448,55 @@
     </w:p>
     <w:p>
       <w:pPr>
-        <w:spacing w:after="60"/>
-      </w:pPr>
-      <w:r>
-        <w:rPr>
-          <w:i/>
-          <w:iCs/>
-          <w:color w:val="5F6F80"/>
-          <w:sz w:val="19"/>
-          <w:szCs w:val="19"/>
-        </w:rPr>
-        <w:t xml:space="preserve">A triangular prism has 5 faces: 2 triangles + 3 rectangles</w:t>
-      </w:r>
-    </w:p>
-    <w:p>
-      <w:pPr>
-        <w:spacing w:after="60"/>
+        <w:keepNext/>
+        <w:spacing w:after="20" w:before="120"/>
+        <w:jc w:val="center"/>
+      </w:pPr>
+      <w:r>
+        <w:drawing>
+          <wp:inline distT="0" distB="0" distL="0" distR="0">
+            <wp:extent cx="1238250" cy="933450"/>
+            <wp:effectExtent t="0" r="0" b="0" l="0"/>
+            <wp:docPr id="1" name="" descr="" title=""/>
+            <wp:cNvGraphicFramePr>
+              <a:graphicFrameLocks xmlns:a="http://schemas.openxmlformats.org/drawingml/2006/main" noChangeAspect="1"/>
+            </wp:cNvGraphicFramePr>
+            <a:graphic xmlns:a="http://schemas.openxmlformats.org/drawingml/2006/main">
+              <a:graphicData uri="http://schemas.openxmlformats.org/drawingml/2006/picture">
+                <pic:pic xmlns:pic="http://schemas.openxmlformats.org/drawingml/2006/picture">
+                  <pic:nvPicPr>
+                    <pic:cNvPr id="0" name="" descr=""/>
+                    <pic:cNvPicPr>
+                      <a:picLocks noChangeAspect="1" noChangeArrowheads="1"/>
+                    </pic:cNvPicPr>
+                  </pic:nvPicPr>
+                  <pic:blipFill>
+                    <a:blip r:embed="rId11" cstate="none"/>
+                    <a:srcRect/>
+                    <a:stretch>
+                      <a:fillRect/>
+                    </a:stretch>
+                  </pic:blipFill>
+                  <pic:spPr bwMode="auto">
+                    <a:xfrm>
+                      <a:off x="0" y="0"/>
+                      <a:ext cx="1238250" cy="933450"/>
+                    </a:xfrm>
+                    <a:prstGeom prst="rect">
+                      <a:avLst/>
+                    </a:prstGeom>
+                  </pic:spPr>
+                </pic:pic>
+              </a:graphicData>
+            </a:graphic>
+          </wp:inline>
+        </w:drawing>
+      </w:r>
+    </w:p>
+    <w:p>
+      <w:pPr>
+        <w:keepNext/>
+        <w:spacing w:after="20"/>
       </w:pPr>
       <w:r>
         <w:rPr>
@@ -326,7 +521,7 @@
     </w:p>
     <w:p>
       <w:pPr>
-        <w:spacing w:after="60"/>
+        <w:spacing w:after="160"/>
       </w:pPr>
       <w:r>
         <w:rPr>
@@ -338,22 +533,55 @@
     </w:p>
     <w:p>
       <w:pPr>
-        <w:spacing w:after="60"/>
-      </w:pPr>
-      <w:r>
-        <w:rPr>
-          <w:i/>
-          <w:iCs/>
-          <w:color w:val="5F6F80"/>
-          <w:sz w:val="19"/>
-          <w:szCs w:val="19"/>
-        </w:rPr>
-        <w:t xml:space="preserve">Unfold a triangular prism flat: you see 2 triangles and 3 rectangles side by side</w:t>
-      </w:r>
-    </w:p>
-    <w:p>
-      <w:pPr>
-        <w:spacing w:after="60"/>
+        <w:keepNext/>
+        <w:spacing w:after="20" w:before="120"/>
+        <w:jc w:val="center"/>
+      </w:pPr>
+      <w:r>
+        <w:drawing>
+          <wp:inline distT="0" distB="0" distL="0" distR="0">
+            <wp:extent cx="1238250" cy="933450"/>
+            <wp:effectExtent t="0" r="0" b="0" l="0"/>
+            <wp:docPr id="1" name="" descr="" title=""/>
+            <wp:cNvGraphicFramePr>
+              <a:graphicFrameLocks xmlns:a="http://schemas.openxmlformats.org/drawingml/2006/main" noChangeAspect="1"/>
+            </wp:cNvGraphicFramePr>
+            <a:graphic xmlns:a="http://schemas.openxmlformats.org/drawingml/2006/main">
+              <a:graphicData uri="http://schemas.openxmlformats.org/drawingml/2006/picture">
+                <pic:pic xmlns:pic="http://schemas.openxmlformats.org/drawingml/2006/picture">
+                  <pic:nvPicPr>
+                    <pic:cNvPr id="0" name="" descr=""/>
+                    <pic:cNvPicPr>
+                      <a:picLocks noChangeAspect="1" noChangeArrowheads="1"/>
+                    </pic:cNvPicPr>
+                  </pic:nvPicPr>
+                  <pic:blipFill>
+                    <a:blip r:embed="rId9" cstate="none"/>
+                    <a:srcRect/>
+                    <a:stretch>
+                      <a:fillRect/>
+                    </a:stretch>
+                  </pic:blipFill>
+                  <pic:spPr bwMode="auto">
+                    <a:xfrm>
+                      <a:off x="0" y="0"/>
+                      <a:ext cx="1238250" cy="933450"/>
+                    </a:xfrm>
+                    <a:prstGeom prst="rect">
+                      <a:avLst/>
+                    </a:prstGeom>
+                  </pic:spPr>
+                </pic:pic>
+              </a:graphicData>
+            </a:graphic>
+          </wp:inline>
+        </w:drawing>
+      </w:r>
+    </w:p>
+    <w:p>
+      <w:pPr>
+        <w:keepNext/>
+        <w:spacing w:after="20"/>
       </w:pPr>
       <w:r>
         <w:rPr>
@@ -378,7 +606,7 @@
     </w:p>
     <w:p>
       <w:pPr>
-        <w:spacing w:after="60"/>
+        <w:spacing w:after="160"/>
       </w:pPr>
       <w:r>
         <w:rPr>
@@ -386,21 +614,6 @@
           <w:szCs w:val="21"/>
         </w:rPr>
         <w:t xml:space="preserve">The side faces of a solid, not the top or bottom.</w:t>
-      </w:r>
-    </w:p>
-    <w:p>
-      <w:pPr>
-        <w:spacing w:after="60"/>
-      </w:pPr>
-      <w:r>
-        <w:rPr>
-          <w:i/>
-          <w:iCs/>
-          <w:color w:val="5F6F80"/>
-          <w:sz w:val="19"/>
-          <w:szCs w:val="19"/>
-        </w:rPr>
-        <w:t xml:space="preserve">On a triangular prism, the 3 rectangles that wrap around the sides are lateral faces</w:t>
       </w:r>
     </w:p>
     <w:p>

--- a/lessons/10-4/downloads/10-4-notes.docx
+++ b/lessons/10-4/downloads/10-4-notes.docx
@@ -1377,7 +1377,7 @@
           <w:sz w:val="24"/>
           <w:szCs w:val="24"/>
         </w:rPr>
-        <w:t xml:space="preserve">Try the Model</w:t>
+        <w:t xml:space="preserve">Solved Example</w:t>
       </w:r>
       <w:r>
         <w:rPr>
@@ -1387,90 +1387,130 @@
           <w:sz w:val="19"/>
           <w:szCs w:val="19"/>
         </w:rPr>
-        <w:t xml:space="preserve">   step through it together</w:t>
-      </w:r>
-    </w:p>
-    <w:p>
-      <w:pPr>
-        <w:spacing w:after="80"/>
-      </w:pPr>
-      <w:r>
-        <w:rPr>
-          <w:sz w:val="21"/>
-          <w:szCs w:val="21"/>
-        </w:rPr>
-        <w:t xml:space="preserve">Calculate the surface area of each time capsule shape. For rectangular prisms, use SA = 2lw + 2lh + 2wh. For triangular prisms, find the area of each face and add them up.</w:t>
-      </w:r>
-    </w:p>
-    <w:p>
-      <w:pPr>
+        <w:t xml:space="preserve">   I Do — watch each step</w:t>
+      </w:r>
+    </w:p>
+    <w:p>
+      <w:pPr>
+        <w:keepNext/>
         <w:spacing w:after="40"/>
       </w:pPr>
       <w:r>
-        <w:t xml:space="preserve"/>
-      </w:r>
-    </w:p>
-    <w:tbl>
-      <w:tblPr>
-        <w:tblW w:type="pct" w:w="100%"/>
-        <w:tblBorders>
-          <w:top w:val="single" w:color="C7D2DD" w:sz="6"/>
-          <w:left w:val="single" w:color="C7D2DD" w:sz="6"/>
-          <w:bottom w:val="single" w:color="C7D2DD" w:sz="6"/>
-          <w:right w:val="single" w:color="C7D2DD" w:sz="6"/>
-          <w:insideH w:val="single" w:color="auto" w:sz="4"/>
-          <w:insideV w:val="single" w:color="auto" w:sz="4"/>
-        </w:tblBorders>
-      </w:tblPr>
-      <w:tblGrid>
-        <w:gridCol w:w="100"/>
-      </w:tblGrid>
-      <w:tr>
-        <w:tc>
-          <w:tcPr>
-            <w:shd w:fill="E6F4F3" w:color="auto" w:val="clear"/>
-            <w:tcMar>
-              <w:top w:type="dxa" w:w="60"/>
-              <w:left w:type="dxa" w:w="120"/>
-              <w:bottom w:type="dxa" w:w="60"/>
-              <w:right w:type="dxa" w:w="120"/>
-            </w:tcMar>
-          </w:tcPr>
-          <w:p>
-            <w:pPr>
-              <w:spacing w:after="0" w:line="320"/>
-            </w:pPr>
-            <w:r>
-              <w:t xml:space="preserve"/>
-            </w:r>
-          </w:p>
-          <w:p>
-            <w:pPr>
-              <w:spacing w:after="0" w:line="320"/>
-            </w:pPr>
-            <w:r>
-              <w:t xml:space="preserve"/>
-            </w:r>
-          </w:p>
-          <w:p>
-            <w:pPr>
-              <w:spacing w:after="0" w:line="320"/>
-            </w:pPr>
-            <w:r>
-              <w:t xml:space="preserve"/>
-            </w:r>
-          </w:p>
-          <w:p>
-            <w:pPr>
-              <w:spacing w:after="0" w:line="320"/>
-            </w:pPr>
-            <w:r>
-              <w:t xml:space="preserve"/>
-            </w:r>
-          </w:p>
-        </w:tc>
-      </w:tr>
-    </w:tbl>
+        <w:rPr>
+          <w:b/>
+          <w:bCs/>
+          <w:color w:val="12355B"/>
+          <w:sz w:val="21"/>
+          <w:szCs w:val="21"/>
+        </w:rPr>
+        <w:t xml:space="preserve">Problem:  </w:t>
+      </w:r>
+      <w:r>
+        <w:rPr>
+          <w:sz w:val="21"/>
+          <w:szCs w:val="21"/>
+        </w:rPr>
+        <w:t xml:space="preserve">What is the surface area of a rectangular prism with l = 5 cm, w = 4 cm, h = 3 cm?</w:t>
+      </w:r>
+    </w:p>
+    <w:p>
+      <w:pPr>
+        <w:spacing w:after="30"/>
+        <w:ind w:left="420"/>
+      </w:pPr>
+      <w:r>
+        <w:rPr>
+          <w:sz w:val="20"/>
+          <w:szCs w:val="20"/>
+        </w:rPr>
+        <w:t xml:space="preserve">A)  94 cm²</w:t>
+      </w:r>
+    </w:p>
+    <w:p>
+      <w:pPr>
+        <w:spacing w:after="30"/>
+        <w:ind w:left="420"/>
+      </w:pPr>
+      <w:r>
+        <w:rPr>
+          <w:sz w:val="20"/>
+          <w:szCs w:val="20"/>
+        </w:rPr>
+        <w:t xml:space="preserve">B)  60 cm²</w:t>
+      </w:r>
+    </w:p>
+    <w:p>
+      <w:pPr>
+        <w:spacing w:after="30"/>
+        <w:ind w:left="420"/>
+      </w:pPr>
+      <w:r>
+        <w:rPr>
+          <w:sz w:val="20"/>
+          <w:szCs w:val="20"/>
+        </w:rPr>
+        <w:t xml:space="preserve">C)  94 cm³</w:t>
+      </w:r>
+    </w:p>
+    <w:p>
+      <w:pPr>
+        <w:spacing w:after="30"/>
+        <w:ind w:left="420"/>
+      </w:pPr>
+      <w:r>
+        <w:rPr>
+          <w:sz w:val="20"/>
+          <w:szCs w:val="20"/>
+        </w:rPr>
+        <w:t xml:space="preserve">D)  47 cm²</w:t>
+      </w:r>
+    </w:p>
+    <w:p>
+      <w:pPr>
+        <w:spacing w:after="20" w:before="50"/>
+      </w:pPr>
+      <w:r>
+        <w:rPr>
+          <w:b/>
+          <w:bCs/>
+          <w:color w:val="1FA6A2"/>
+          <w:sz w:val="21"/>
+          <w:szCs w:val="21"/>
+        </w:rPr>
+        <w:t xml:space="preserve">Step 1:  </w:t>
+      </w:r>
+      <w:r>
+        <w:rPr>
+          <w:sz w:val="21"/>
+          <w:szCs w:val="21"/>
+        </w:rPr>
+        <w:t xml:space="preserve">SA = 2(5×4) + 2(5×3) + 2(4×3) = 40 + 30 + 24 = 94 cm².</w:t>
+      </w:r>
+    </w:p>
+    <w:p>
+      <w:pPr>
+        <w:spacing w:after="40" w:before="60"/>
+      </w:pPr>
+      <w:r>
+        <w:rPr>
+          <w:b/>
+          <w:bCs/>
+          <w:color w:val="12355B"/>
+          <w:sz w:val="21"/>
+          <w:szCs w:val="21"/>
+        </w:rPr>
+        <w:t xml:space="preserve">Answer:  </w:t>
+      </w:r>
+      <w:r>
+        <w:rPr>
+          <w:b/>
+          <w:bCs/>
+          <w:sz w:val="21"/>
+          <w:szCs w:val="21"/>
+        </w:rPr>
+        <w:t xml:space="preserve">A. 94 cm²</w:t>
+      </w:r>
+    </w:p>
     <w:p>
       <w:pPr>
         <w:pStyle w:val="Heading1"/>
@@ -1515,6 +1555,170 @@
           <w:szCs w:val="19"/>
         </w:rPr>
         <w:t xml:space="preserve">   We Do — work with your class</w:t>
+      </w:r>
+    </w:p>
+    <w:p>
+      <w:pPr>
+        <w:keepNext/>
+        <w:spacing w:after="40" w:before="40"/>
+      </w:pPr>
+      <w:r>
+        <w:rPr>
+          <w:b/>
+          <w:bCs/>
+          <w:color w:val="12355B"/>
+          <w:sz w:val="21"/>
+          <w:szCs w:val="21"/>
+        </w:rPr>
+        <w:t xml:space="preserve">Problem:  </w:t>
+      </w:r>
+      <w:r>
+        <w:rPr>
+          <w:sz w:val="21"/>
+          <w:szCs w:val="21"/>
+        </w:rPr>
+        <w:t xml:space="preserve">How many faces does a triangular prism have?</w:t>
+      </w:r>
+    </w:p>
+    <w:p>
+      <w:pPr>
+        <w:spacing w:after="30"/>
+        <w:ind w:left="420"/>
+      </w:pPr>
+      <w:r>
+        <w:rPr>
+          <w:sz w:val="20"/>
+          <w:szCs w:val="20"/>
+        </w:rPr>
+        <w:t xml:space="preserve">A)  5</w:t>
+      </w:r>
+    </w:p>
+    <w:p>
+      <w:pPr>
+        <w:spacing w:after="30"/>
+        <w:ind w:left="420"/>
+      </w:pPr>
+      <w:r>
+        <w:rPr>
+          <w:sz w:val="20"/>
+          <w:szCs w:val="20"/>
+        </w:rPr>
+        <w:t xml:space="preserve">B)  4</w:t>
+      </w:r>
+    </w:p>
+    <w:p>
+      <w:pPr>
+        <w:spacing w:after="30"/>
+        <w:ind w:left="420"/>
+      </w:pPr>
+      <w:r>
+        <w:rPr>
+          <w:sz w:val="20"/>
+          <w:szCs w:val="20"/>
+        </w:rPr>
+        <w:t xml:space="preserve">C)  6</w:t>
+      </w:r>
+    </w:p>
+    <w:p>
+      <w:pPr>
+        <w:spacing w:after="30"/>
+        <w:ind w:left="420"/>
+      </w:pPr>
+      <w:r>
+        <w:rPr>
+          <w:sz w:val="20"/>
+          <w:szCs w:val="20"/>
+        </w:rPr>
+        <w:t xml:space="preserve">D)  3</w:t>
+      </w:r>
+    </w:p>
+    <w:p>
+      <w:pPr>
+        <w:keepNext/>
+        <w:spacing w:after="0" w:before="50"/>
+      </w:pPr>
+      <w:r>
+        <w:rPr>
+          <w:b/>
+          <w:bCs/>
+          <w:color w:val="6B4FA0"/>
+          <w:sz w:val="21"/>
+          <w:szCs w:val="21"/>
+        </w:rPr>
+        <w:t xml:space="preserve">Step 1:</w:t>
+      </w:r>
+    </w:p>
+    <w:p>
+      <w:pPr>
+        <w:pBdr>
+          <w:bottom w:val="single" w:color="AFBECC" w:sz="6"/>
+        </w:pBdr>
+        <w:spacing w:after="30" w:before="150"/>
+      </w:pPr>
+      <w:r>
+        <w:t xml:space="preserve"/>
+      </w:r>
+    </w:p>
+    <w:p>
+      <w:pPr>
+        <w:keepNext/>
+        <w:spacing w:after="0" w:before="50"/>
+      </w:pPr>
+      <w:r>
+        <w:rPr>
+          <w:b/>
+          <w:bCs/>
+          <w:color w:val="6B4FA0"/>
+          <w:sz w:val="21"/>
+          <w:szCs w:val="21"/>
+        </w:rPr>
+        <w:t xml:space="preserve">Step 2:</w:t>
+      </w:r>
+    </w:p>
+    <w:p>
+      <w:pPr>
+        <w:pBdr>
+          <w:bottom w:val="single" w:color="AFBECC" w:sz="6"/>
+        </w:pBdr>
+        <w:spacing w:after="30" w:before="150"/>
+      </w:pPr>
+      <w:r>
+        <w:t xml:space="preserve"/>
+      </w:r>
+    </w:p>
+    <w:p>
+      <w:pPr>
+        <w:keepNext/>
+        <w:spacing w:after="0" w:before="60"/>
+      </w:pPr>
+      <w:r>
+        <w:rPr>
+          <w:b/>
+          <w:bCs/>
+          <w:color w:val="12355B"/>
+          <w:sz w:val="21"/>
+          <w:szCs w:val="21"/>
+        </w:rPr>
+        <w:t xml:space="preserve">Answer:</w:t>
+      </w:r>
+    </w:p>
+    <w:p>
+      <w:pPr>
+        <w:pBdr>
+          <w:bottom w:val="single" w:color="AFBECC" w:sz="6"/>
+        </w:pBdr>
+        <w:spacing w:after="30" w:before="150"/>
+      </w:pPr>
+      <w:r>
+        <w:t xml:space="preserve"/>
+      </w:r>
+    </w:p>
+    <w:p>
+      <w:pPr>
+        <w:spacing w:after="80"/>
+      </w:pPr>
+      <w:r>
+        <w:t xml:space="preserve"/>
       </w:r>
     </w:p>
     <w:tbl>
@@ -2115,7 +2319,7 @@
           <w:sz w:val="21"/>
           <w:szCs w:val="21"/>
         </w:rPr>
-        <w:t xml:space="preserve">What is the surface area of a rectangular prism with l = 5 cm, w = 4 cm, h = 3 cm?</w:t>
+        <w:t xml:space="preserve">A triangular prism has two triangular bases each with area 12 cm² and three rectangular faces with areas 30 cm², 40 cm², and 40 cm². What is the total surface area?</w:t>
       </w:r>
     </w:p>
     <w:p>
@@ -2128,7 +2332,7 @@
           <w:sz w:val="20"/>
           <w:szCs w:val="20"/>
         </w:rPr>
-        <w:t xml:space="preserve">A)  94 cm²</w:t>
+        <w:t xml:space="preserve">A)  134 cm²</w:t>
       </w:r>
     </w:p>
     <w:p>
@@ -2141,7 +2345,7 @@
           <w:sz w:val="20"/>
           <w:szCs w:val="20"/>
         </w:rPr>
-        <w:t xml:space="preserve">B)  60 cm²</w:t>
+        <w:t xml:space="preserve">B)  110 cm²</w:t>
       </w:r>
     </w:p>
     <w:p>
@@ -2154,7 +2358,7 @@
           <w:sz w:val="20"/>
           <w:szCs w:val="20"/>
         </w:rPr>
-        <w:t xml:space="preserve">C)  94 cm³</w:t>
+        <w:t xml:space="preserve">C)  122 cm²</w:t>
       </w:r>
     </w:p>
     <w:p>
@@ -2167,7 +2371,7 @@
           <w:sz w:val="20"/>
           <w:szCs w:val="20"/>
         </w:rPr>
-        <w:t xml:space="preserve">D)  47 cm²</w:t>
+        <w:t xml:space="preserve">D)  134 cm³</w:t>
       </w:r>
     </w:p>
     <w:p>
@@ -2245,7 +2449,7 @@
           <w:sz w:val="21"/>
           <w:szCs w:val="21"/>
         </w:rPr>
-        <w:t xml:space="preserve">How many faces does a triangular prism have?</w:t>
+        <w:t xml:space="preserve">A triangular prism has triangular bases with base 6 in and height 4 in. The prism is 10 in long and the two slant sides of the triangle are each 5 in. What is the surface area?</w:t>
       </w:r>
     </w:p>
     <w:p>
@@ -2258,7 +2462,7 @@
           <w:sz w:val="20"/>
           <w:szCs w:val="20"/>
         </w:rPr>
-        <w:t xml:space="preserve">A)  5</w:t>
+        <w:t xml:space="preserve">A)  184 in²</w:t>
       </w:r>
     </w:p>
     <w:p>
@@ -2271,7 +2475,7 @@
           <w:sz w:val="20"/>
           <w:szCs w:val="20"/>
         </w:rPr>
-        <w:t xml:space="preserve">B)  4</w:t>
+        <w:t xml:space="preserve">B)  160 in²</w:t>
       </w:r>
     </w:p>
     <w:p>
@@ -2284,7 +2488,7 @@
           <w:sz w:val="20"/>
           <w:szCs w:val="20"/>
         </w:rPr>
-        <w:t xml:space="preserve">C)  6</w:t>
+        <w:t xml:space="preserve">C)  124 in²</w:t>
       </w:r>
     </w:p>
     <w:p>
@@ -2297,7 +2501,7 @@
           <w:sz w:val="20"/>
           <w:szCs w:val="20"/>
         </w:rPr>
-        <w:t xml:space="preserve">D)  3</w:t>
+        <w:t xml:space="preserve">D)  184 in³</w:t>
       </w:r>
     </w:p>
     <w:p>
@@ -2375,7 +2579,7 @@
           <w:sz w:val="21"/>
           <w:szCs w:val="21"/>
         </w:rPr>
-        <w:t xml:space="preserve">A triangular prism has two triangular bases each with area 12 cm² and three rectangular faces with areas 30 cm², 40 cm², and 40 cm². What is the total surface area?</w:t>
+        <w:t xml:space="preserve">A rectangular prism is 5 by 3 by 2. What is its surface area?</w:t>
       </w:r>
     </w:p>
     <w:p>
@@ -2388,7 +2592,7 @@
           <w:sz w:val="20"/>
           <w:szCs w:val="20"/>
         </w:rPr>
-        <w:t xml:space="preserve">A)  134 cm²</w:t>
+        <w:t xml:space="preserve">A)  62 sq units</w:t>
       </w:r>
     </w:p>
     <w:p>
@@ -2401,7 +2605,7 @@
           <w:sz w:val="20"/>
           <w:szCs w:val="20"/>
         </w:rPr>
-        <w:t xml:space="preserve">B)  110 cm²</w:t>
+        <w:t xml:space="preserve">B)  30 sq units</w:t>
       </w:r>
     </w:p>
     <w:p>
@@ -2414,7 +2618,7 @@
           <w:sz w:val="20"/>
           <w:szCs w:val="20"/>
         </w:rPr>
-        <w:t xml:space="preserve">C)  122 cm²</w:t>
+        <w:t xml:space="preserve">C)  31 sq units</w:t>
       </w:r>
     </w:p>
     <w:p>
@@ -2427,7 +2631,7 @@
           <w:sz w:val="20"/>
           <w:szCs w:val="20"/>
         </w:rPr>
-        <w:t xml:space="preserve">D)  134 cm³</w:t>
+        <w:t xml:space="preserve">D)  60 sq units</w:t>
       </w:r>
     </w:p>
     <w:p>
@@ -2505,7 +2709,7 @@
           <w:sz w:val="21"/>
           <w:szCs w:val="21"/>
         </w:rPr>
-        <w:t xml:space="preserve">A triangular prism has triangular bases with base 6 in and height 4 in. The prism is 10 in long and the two slant sides of the triangle are each 5 in. What is the surface area?</w:t>
+        <w:t xml:space="preserve">A cube has surface area 96 cm². What is the area of one face?</w:t>
       </w:r>
     </w:p>
     <w:p>
@@ -2518,7 +2722,7 @@
           <w:sz w:val="20"/>
           <w:szCs w:val="20"/>
         </w:rPr>
-        <w:t xml:space="preserve">A)  184 in²</w:t>
+        <w:t xml:space="preserve">A)  16 cm²</w:t>
       </w:r>
     </w:p>
     <w:p>
@@ -2531,7 +2735,7 @@
           <w:sz w:val="20"/>
           <w:szCs w:val="20"/>
         </w:rPr>
-        <w:t xml:space="preserve">B)  160 in²</w:t>
+        <w:t xml:space="preserve">B)  96 cm²</w:t>
       </w:r>
     </w:p>
     <w:p>
@@ -2544,7 +2748,7 @@
           <w:sz w:val="20"/>
           <w:szCs w:val="20"/>
         </w:rPr>
-        <w:t xml:space="preserve">C)  124 in²</w:t>
+        <w:t xml:space="preserve">C)  6 cm²</w:t>
       </w:r>
     </w:p>
     <w:p>
@@ -2557,7 +2761,7 @@
           <w:sz w:val="20"/>
           <w:szCs w:val="20"/>
         </w:rPr>
-        <w:t xml:space="preserve">D)  184 in³</w:t>
+        <w:t xml:space="preserve">D)  48 cm²</w:t>
       </w:r>
     </w:p>
     <w:p>
@@ -3270,6 +3474,64 @@
           <w:sz w:val="24"/>
           <w:szCs w:val="24"/>
         </w:rPr>
+        <w:t xml:space="preserve">Worked Notes (I Do / We Do)</w:t>
+      </w:r>
+    </w:p>
+    <w:p>
+      <w:pPr>
+        <w:spacing w:after="80"/>
+      </w:pPr>
+      <w:r>
+        <w:rPr>
+          <w:b/>
+          <w:bCs/>
+          <w:sz w:val="21"/>
+          <w:szCs w:val="21"/>
+        </w:rPr>
+        <w:t xml:space="preserve">I Do:  </w:t>
+      </w:r>
+      <w:r>
+        <w:rPr>
+          <w:sz w:val="21"/>
+          <w:szCs w:val="21"/>
+        </w:rPr>
+        <w:t xml:space="preserve">A. 94 cm²</w:t>
+      </w:r>
+    </w:p>
+    <w:p>
+      <w:pPr>
+        <w:spacing w:after="80"/>
+      </w:pPr>
+      <w:r>
+        <w:rPr>
+          <w:b/>
+          <w:bCs/>
+          <w:sz w:val="21"/>
+          <w:szCs w:val="21"/>
+        </w:rPr>
+        <w:t xml:space="preserve">We Do:  </w:t>
+      </w:r>
+      <w:r>
+        <w:rPr>
+          <w:sz w:val="21"/>
+          <w:szCs w:val="21"/>
+        </w:rPr>
+        <w:t xml:space="preserve">A. 5</w:t>
+      </w:r>
+    </w:p>
+    <w:p>
+      <w:pPr>
+        <w:pStyle w:val="Heading2"/>
+        <w:spacing w:after="80" w:before="180"/>
+      </w:pPr>
+      <w:r>
+        <w:rPr>
+          <w:b/>
+          <w:bCs/>
+          <w:color w:val="12355B"/>
+          <w:sz w:val="24"/>
+          <w:szCs w:val="24"/>
+        </w:rPr>
         <w:t xml:space="preserve">Independent Practice</w:t>
       </w:r>
     </w:p>
@@ -3291,7 +3553,7 @@
           <w:sz w:val="21"/>
           <w:szCs w:val="21"/>
         </w:rPr>
-        <w:t xml:space="preserve">A)  94 cm²</w:t>
+        <w:t xml:space="preserve">A)  134 cm²</w:t>
       </w:r>
       <w:r>
         <w:rPr>
@@ -3301,7 +3563,7 @@
           <w:sz w:val="19"/>
           <w:szCs w:val="19"/>
         </w:rPr>
-        <w:t xml:space="preserve">  — SA = 2(5×4) + 2(5×3) + 2(4×3) = 40 + 30 + 24 = 94 cm².</w:t>
+        <w:t xml:space="preserve">  — SA = 2(12) + 30 + 40 + 40 = 24 + 110 = 134 cm².</w:t>
       </w:r>
     </w:p>
     <w:p>
@@ -3322,7 +3584,7 @@
           <w:sz w:val="21"/>
           <w:szCs w:val="21"/>
         </w:rPr>
-        <w:t xml:space="preserve">A)  5</w:t>
+        <w:t xml:space="preserve">A)  184 in²</w:t>
       </w:r>
       <w:r>
         <w:rPr>
@@ -3332,7 +3594,7 @@
           <w:sz w:val="19"/>
           <w:szCs w:val="19"/>
         </w:rPr>
-        <w:t xml:space="preserve">  — A triangular prism has 5 faces: 2 triangular bases and 3 rectangular lateral faces.</w:t>
+        <w:t xml:space="preserve">  — Triangular bases: 2 × (½ × 6 × 4) = 24 in². Three rectangular faces: 6(10) + 5(10) + 5(10) = 60 + 50 + 50 = 160 in². SA = 24 + 160 = 184 in².</w:t>
       </w:r>
     </w:p>
     <w:p>
@@ -3353,7 +3615,7 @@
           <w:sz w:val="21"/>
           <w:szCs w:val="21"/>
         </w:rPr>
-        <w:t xml:space="preserve">A)  134 cm²</w:t>
+        <w:t xml:space="preserve">A)  62 sq units</w:t>
       </w:r>
       <w:r>
         <w:rPr>
@@ -3363,7 +3625,7 @@
           <w:sz w:val="19"/>
           <w:szCs w:val="19"/>
         </w:rPr>
-        <w:t xml:space="preserve">  — SA = 2(12) + 30 + 40 + 40 = 24 + 110 = 134 cm².</w:t>
+        <w:t xml:space="preserve">  — SA = 2(lw + lh + wh) = 2(15 + 10 + 6) = 2 × 31 = 62 sq units.</w:t>
       </w:r>
     </w:p>
     <w:p>
@@ -3384,7 +3646,7 @@
           <w:sz w:val="21"/>
           <w:szCs w:val="21"/>
         </w:rPr>
-        <w:t xml:space="preserve">A)  184 in²</w:t>
+        <w:t xml:space="preserve">A)  16 cm²</w:t>
       </w:r>
       <w:r>
         <w:rPr>
@@ -3394,7 +3656,7 @@
           <w:sz w:val="19"/>
           <w:szCs w:val="19"/>
         </w:rPr>
-        <w:t xml:space="preserve">  — Triangular bases: 2 × (½ × 6 × 4) = 24 in². Three rectangular faces: 6(10) + 5(10) + 5(10) = 60 + 50 + 50 = 160 in². SA = 24 + 160 = 184 in².</w:t>
+        <w:t xml:space="preserve">  — A cube has 6 equal faces: 96 ÷ 6 = 16 cm² per face.</w:t>
       </w:r>
     </w:p>
     <w:p>

--- a/lessons/10-4/downloads/10-4-notes.docx
+++ b/lessons/10-4/downloads/10-4-notes.docx
@@ -1177,6 +1177,238 @@
     <w:p>
       <w:pPr>
         <w:pStyle w:val="Heading1"/>
+        <w:pBdr>
+          <w:bottom w:val="single" w:color="1FA6A2" w:sz="14" w:space="6"/>
+        </w:pBdr>
+        <w:spacing w:after="140" w:before="260"/>
+      </w:pPr>
+      <w:r>
+        <w:rPr>
+          <w:b/>
+          <w:bCs/>
+          <w:color w:val="12355B"/>
+          <w:sz w:val="30"/>
+          <w:szCs w:val="30"/>
+        </w:rPr>
+        <w:t xml:space="preserve">Guided Notes</w:t>
+      </w:r>
+    </w:p>
+    <w:p>
+      <w:pPr>
+        <w:spacing w:after="100"/>
+      </w:pPr>
+      <w:r>
+        <w:rPr>
+          <w:i/>
+          <w:iCs/>
+          <w:color w:val="5F6F80"/>
+          <w:sz w:val="19"/>
+          <w:szCs w:val="19"/>
+        </w:rPr>
+        <w:t xml:space="preserve">Fill in each blank as we go. Use the Word Bank to help you.</w:t>
+      </w:r>
+    </w:p>
+    <w:tbl>
+      <w:tblPr>
+        <w:tblW w:type="pct" w:w="100%"/>
+        <w:tblBorders>
+          <w:top w:val="single" w:color="BBD0DE" w:sz="8"/>
+          <w:left w:val="single" w:color="BBD0DE" w:sz="8"/>
+          <w:bottom w:val="single" w:color="BBD0DE" w:sz="8"/>
+          <w:right w:val="single" w:color="BBD0DE" w:sz="8"/>
+          <w:insideH w:val="single" w:color="auto" w:sz="4"/>
+          <w:insideV w:val="single" w:color="auto" w:sz="4"/>
+        </w:tblBorders>
+      </w:tblPr>
+      <w:tblGrid>
+        <w:gridCol w:w="100"/>
+      </w:tblGrid>
+      <w:tr>
+        <w:tc>
+          <w:tcPr>
+            <w:shd w:fill="EEF4F8" w:color="auto" w:val="clear"/>
+            <w:tcMar>
+              <w:top w:type="dxa" w:w="120"/>
+              <w:left w:type="dxa" w:w="180"/>
+              <w:bottom w:type="dxa" w:w="120"/>
+              <w:right w:type="dxa" w:w="180"/>
+            </w:tcMar>
+          </w:tcPr>
+          <w:p>
+            <w:pPr>
+              <w:spacing w:after="40"/>
+            </w:pPr>
+            <w:r>
+              <w:rPr>
+                <w:b/>
+                <w:bCs/>
+                <w:color w:val="1FA6A2"/>
+                <w:sz w:val="18"/>
+                <w:szCs w:val="18"/>
+              </w:rPr>
+              <w:t xml:space="preserve">WORD BANK</w:t>
+            </w:r>
+          </w:p>
+          <w:p>
+            <w:pPr>
+              <w:spacing w:after="80"/>
+            </w:pPr>
+            <w:r>
+              <w:rPr>
+                <w:b/>
+                <w:bCs/>
+                <w:sz w:val="21"/>
+                <w:szCs w:val="21"/>
+              </w:rPr>
+              <w:t xml:space="preserve">Surface area      •      Rectangular prism      •      Triangular prism      •      Face      •      Net      •      Lateral face</w:t>
+            </w:r>
+          </w:p>
+        </w:tc>
+      </w:tr>
+    </w:tbl>
+    <w:p>
+      <w:pPr>
+        <w:spacing w:after="80"/>
+      </w:pPr>
+      <w:r>
+        <w:t xml:space="preserve"/>
+      </w:r>
+    </w:p>
+    <w:p>
+      <w:pPr>
+        <w:spacing w:after="120" w:before="80"/>
+      </w:pPr>
+      <w:r>
+        <w:rPr>
+          <w:b/>
+          <w:bCs/>
+          <w:color w:val="12355B"/>
+          <w:sz w:val="22"/>
+          <w:szCs w:val="22"/>
+        </w:rPr>
+        <w:t xml:space="preserve">1.  </w:t>
+      </w:r>
+      <w:r>
+        <w:rPr>
+          <w:sz w:val="22"/>
+          <w:szCs w:val="22"/>
+        </w:rPr>
+        <w:t xml:space="preserve">The total area of all the faces of a solid is its ___.</w:t>
+      </w:r>
+    </w:p>
+    <w:p>
+      <w:pPr>
+        <w:spacing w:after="120" w:before="80"/>
+      </w:pPr>
+      <w:r>
+        <w:rPr>
+          <w:b/>
+          <w:bCs/>
+          <w:color w:val="12355B"/>
+          <w:sz w:val="22"/>
+          <w:szCs w:val="22"/>
+        </w:rPr>
+        <w:t xml:space="preserve">2.  </w:t>
+      </w:r>
+      <w:r>
+        <w:rPr>
+          <w:sz w:val="22"/>
+          <w:szCs w:val="22"/>
+        </w:rPr>
+        <w:t xml:space="preserve">A solid with six rectangular faces is a ___.</w:t>
+      </w:r>
+    </w:p>
+    <w:p>
+      <w:pPr>
+        <w:spacing w:after="120" w:before="80"/>
+      </w:pPr>
+      <w:r>
+        <w:rPr>
+          <w:b/>
+          <w:bCs/>
+          <w:color w:val="12355B"/>
+          <w:sz w:val="22"/>
+          <w:szCs w:val="22"/>
+        </w:rPr>
+        <w:t xml:space="preserve">3.  </w:t>
+      </w:r>
+      <w:r>
+        <w:rPr>
+          <w:sz w:val="22"/>
+          <w:szCs w:val="22"/>
+        </w:rPr>
+        <w:t xml:space="preserve">A solid with two triangular faces and three rectangular faces is a ___.</w:t>
+      </w:r>
+    </w:p>
+    <w:p>
+      <w:pPr>
+        <w:spacing w:after="120" w:before="80"/>
+      </w:pPr>
+      <w:r>
+        <w:rPr>
+          <w:b/>
+          <w:bCs/>
+          <w:color w:val="12355B"/>
+          <w:sz w:val="22"/>
+          <w:szCs w:val="22"/>
+        </w:rPr>
+        <w:t xml:space="preserve">4.  </w:t>
+      </w:r>
+      <w:r>
+        <w:rPr>
+          <w:sz w:val="22"/>
+          <w:szCs w:val="22"/>
+        </w:rPr>
+        <w:t xml:space="preserve">A flat surface of a solid figure is a ___.</w:t>
+      </w:r>
+    </w:p>
+    <w:p>
+      <w:pPr>
+        <w:spacing w:after="120" w:before="80"/>
+      </w:pPr>
+      <w:r>
+        <w:rPr>
+          <w:b/>
+          <w:bCs/>
+          <w:color w:val="12355B"/>
+          <w:sz w:val="22"/>
+          <w:szCs w:val="22"/>
+        </w:rPr>
+        <w:t xml:space="preserve">5.  </w:t>
+      </w:r>
+      <w:r>
+        <w:rPr>
+          <w:sz w:val="22"/>
+          <w:szCs w:val="22"/>
+        </w:rPr>
+        <w:t xml:space="preserve">A flat pattern that folds into a solid is a ___.</w:t>
+      </w:r>
+    </w:p>
+    <w:p>
+      <w:pPr>
+        <w:spacing w:after="120" w:before="80"/>
+      </w:pPr>
+      <w:r>
+        <w:rPr>
+          <w:b/>
+          <w:bCs/>
+          <w:color w:val="12355B"/>
+          <w:sz w:val="22"/>
+          <w:szCs w:val="22"/>
+        </w:rPr>
+        <w:t xml:space="preserve">6.  </w:t>
+      </w:r>
+      <w:r>
+        <w:rPr>
+          <w:sz w:val="22"/>
+          <w:szCs w:val="22"/>
+        </w:rPr>
+        <w:t xml:space="preserve">A side face of a prism that is not a base is a ___.</w:t>
+      </w:r>
+    </w:p>
+    <w:p>
+      <w:pPr>
+        <w:pStyle w:val="Heading1"/>
         <w:pageBreakBefore/>
         <w:pBdr>
           <w:bottom w:val="single" w:color="1FA6A2" w:sz="14" w:space="6"/>
@@ -2238,6 +2470,87 @@
     </w:p>
     <w:p>
       <w:pPr>
+        <w:spacing w:after="40" w:before="80"/>
+      </w:pPr>
+      <w:r>
+        <w:rPr>
+          <w:b/>
+          <w:bCs/>
+          <w:color w:val="12355B"/>
+          <w:sz w:val="21"/>
+          <w:szCs w:val="21"/>
+        </w:rPr>
+        <w:t xml:space="preserve">5. </w:t>
+      </w:r>
+      <w:r>
+        <w:rPr>
+          <w:b/>
+          <w:bCs/>
+          <w:color w:val="6B4FA0"/>
+          <w:sz w:val="19"/>
+          <w:szCs w:val="19"/>
+        </w:rPr>
+        <w:t xml:space="preserve">[Practice] </w:t>
+      </w:r>
+      <w:r>
+        <w:rPr>
+          <w:b/>
+          <w:bCs/>
+          <w:sz w:val="21"/>
+          <w:szCs w:val="21"/>
+        </w:rPr>
+        <w:t xml:space="preserve">During practice on Surface Area of Prisms, what strategy did you use when a problem felt tricky?</w:t>
+      </w:r>
+    </w:p>
+    <w:p>
+      <w:pPr>
+        <w:spacing w:after="60"/>
+      </w:pPr>
+      <w:r>
+        <w:rPr>
+          <w:color w:val="1A2733"/>
+          <w:sz w:val="21"/>
+          <w:szCs w:val="21"/>
+        </w:rPr>
+        <w:t xml:space="preserve">Start with:  The two triangular bases together are 2 × (½ × 6 × 4) = ___.</w:t>
+      </w:r>
+      <w:r>
+        <w:rPr>
+          <w:i/>
+          <w:iCs/>
+          <w:color w:val="5F6F80"/>
+          <w:sz w:val="19"/>
+          <w:szCs w:val="19"/>
+        </w:rPr>
+        <w:br/>
+        <w:t xml:space="preserve">Las dos bases triangulares juntas son 2 × (½ × 6 × 4) = ___.</w:t>
+      </w:r>
+    </w:p>
+    <w:p>
+      <w:pPr>
+        <w:spacing w:after="80"/>
+      </w:pPr>
+      <w:r>
+        <w:rPr>
+          <w:b/>
+          <w:bCs/>
+          <w:color w:val="12355B"/>
+          <w:sz w:val="19"/>
+          <w:szCs w:val="19"/>
+        </w:rPr>
+        <w:t xml:space="preserve">Word bank:  </w:t>
+      </w:r>
+      <w:r>
+        <w:rPr>
+          <w:color w:val="1FA6A2"/>
+          <w:sz w:val="19"/>
+          <w:szCs w:val="19"/>
+        </w:rPr>
+        <w:t xml:space="preserve">Surface area,  Rectangular prism,  Triangular prism,  Face</w:t>
+      </w:r>
+    </w:p>
+    <w:p>
+      <w:pPr>
         <w:pStyle w:val="Heading1"/>
         <w:pageBreakBefore/>
         <w:pBdr>
@@ -2579,7 +2892,7 @@
           <w:sz w:val="21"/>
           <w:szCs w:val="21"/>
         </w:rPr>
-        <w:t xml:space="preserve">A rectangular prism is 5 by 3 by 2. What is its surface area?</w:t>
+        <w:t xml:space="preserve">A rectangular time capsule box measures 3 in by 4 in by 5 in. How much wrapping paper covers its surface (no overlap)?</w:t>
       </w:r>
     </w:p>
     <w:p>
@@ -2592,7 +2905,7 @@
           <w:sz w:val="20"/>
           <w:szCs w:val="20"/>
         </w:rPr>
-        <w:t xml:space="preserve">A)  62 sq units</w:t>
+        <w:t xml:space="preserve">A)  94 in²</w:t>
       </w:r>
     </w:p>
     <w:p>
@@ -2605,7 +2918,7 @@
           <w:sz w:val="20"/>
           <w:szCs w:val="20"/>
         </w:rPr>
-        <w:t xml:space="preserve">B)  30 sq units</w:t>
+        <w:t xml:space="preserve">B)  60 in²</w:t>
       </w:r>
     </w:p>
     <w:p>
@@ -2618,7 +2931,7 @@
           <w:sz w:val="20"/>
           <w:szCs w:val="20"/>
         </w:rPr>
-        <w:t xml:space="preserve">C)  31 sq units</w:t>
+        <w:t xml:space="preserve">C)  47 in²</w:t>
       </w:r>
     </w:p>
     <w:p>
@@ -2631,7 +2944,7 @@
           <w:sz w:val="20"/>
           <w:szCs w:val="20"/>
         </w:rPr>
-        <w:t xml:space="preserve">D)  60 sq units</w:t>
+        <w:t xml:space="preserve">D)  94 in³</w:t>
       </w:r>
     </w:p>
     <w:p>
@@ -2709,7 +3022,7 @@
           <w:sz w:val="21"/>
           <w:szCs w:val="21"/>
         </w:rPr>
-        <w:t xml:space="preserve">A cube has surface area 96 cm². What is the area of one face?</w:t>
+        <w:t xml:space="preserve">A rectangular capsule crate is 6 cm long, 5 cm wide, and 4 cm tall. How much cardboard is needed to cover all its faces?</w:t>
       </w:r>
     </w:p>
     <w:p>
@@ -2722,7 +3035,7 @@
           <w:sz w:val="20"/>
           <w:szCs w:val="20"/>
         </w:rPr>
-        <w:t xml:space="preserve">A)  16 cm²</w:t>
+        <w:t xml:space="preserve">A)  148 cm²</w:t>
       </w:r>
     </w:p>
     <w:p>
@@ -2735,7 +3048,7 @@
           <w:sz w:val="20"/>
           <w:szCs w:val="20"/>
         </w:rPr>
-        <w:t xml:space="preserve">B)  96 cm²</w:t>
+        <w:t xml:space="preserve">B)  120 cm²</w:t>
       </w:r>
     </w:p>
     <w:p>
@@ -2748,7 +3061,7 @@
           <w:sz w:val="20"/>
           <w:szCs w:val="20"/>
         </w:rPr>
-        <w:t xml:space="preserve">C)  6 cm²</w:t>
+        <w:t xml:space="preserve">C)  74 cm²</w:t>
       </w:r>
     </w:p>
     <w:p>
@@ -2761,7 +3074,7 @@
           <w:sz w:val="20"/>
           <w:szCs w:val="20"/>
         </w:rPr>
-        <w:t xml:space="preserve">D)  48 cm²</w:t>
+        <w:t xml:space="preserve">D)  148 cm³</w:t>
       </w:r>
     </w:p>
     <w:p>
@@ -2834,33 +3147,7 @@
           <w:sz w:val="30"/>
           <w:szCs w:val="30"/>
         </w:rPr>
-        <w:t xml:space="preserve">Write About the Math</w:t>
-      </w:r>
-    </w:p>
-    <w:p>
-      <w:pPr>
-        <w:pStyle w:val="Heading2"/>
-        <w:spacing w:after="80" w:before="180"/>
-      </w:pPr>
-      <w:r>
-        <w:rPr>
-          <w:b/>
-          <w:bCs/>
-          <w:color w:val="12355B"/>
-          <w:sz w:val="24"/>
-          <w:szCs w:val="24"/>
-        </w:rPr>
-        <w:t xml:space="preserve">Build Strong Sentences</w:t>
-      </w:r>
-      <w:r>
-        <w:rPr>
-          <w:i/>
-          <w:iCs/>
-          <w:color w:val="B97A12"/>
-          <w:sz w:val="19"/>
-          <w:szCs w:val="19"/>
-        </w:rPr>
-        <w:t xml:space="preserve">   The Writing Revolution</w:t>
+        <w:t xml:space="preserve">Exit Ticket</w:t>
       </w:r>
     </w:p>
     <w:p>
@@ -2875,435 +3162,86 @@
           <w:sz w:val="19"/>
           <w:szCs w:val="19"/>
         </w:rPr>
-        <w:t xml:space="preserve">I can explain my work using the words surface area, rectangular prism, triangular prism, and face.</w:t>
-      </w:r>
-    </w:p>
-    <w:p>
-      <w:pPr>
-        <w:pStyle w:val="Heading2"/>
-        <w:spacing w:after="80" w:before="180"/>
-      </w:pPr>
-      <w:r>
-        <w:rPr>
-          <w:b/>
-          <w:bCs/>
-          <w:color w:val="12355B"/>
-          <w:sz w:val="24"/>
-          <w:szCs w:val="24"/>
-        </w:rPr>
-        <w:t xml:space="preserve">1. Kernel Sentence</w:t>
-      </w:r>
-      <w:r>
-        <w:rPr>
-          <w:i/>
-          <w:iCs/>
-          <w:color w:val="1FA6A2"/>
-          <w:sz w:val="19"/>
-          <w:szCs w:val="19"/>
-        </w:rPr>
-        <w:t xml:space="preserve">   subject + verb</w:t>
-      </w:r>
-    </w:p>
-    <w:tbl>
-      <w:tblPr>
-        <w:tblW w:type="pct" w:w="100%"/>
-        <w:tblBorders>
-          <w:top w:val="single" w:color="B97A12" w:sz="8"/>
-          <w:left w:val="single" w:color="B97A12" w:sz="8"/>
-          <w:bottom w:val="single" w:color="B97A12" w:sz="8"/>
-          <w:right w:val="single" w:color="B97A12" w:sz="8"/>
-          <w:insideH w:val="single" w:color="auto" w:sz="4"/>
-          <w:insideV w:val="single" w:color="auto" w:sz="4"/>
-        </w:tblBorders>
-      </w:tblPr>
-      <w:tblGrid>
-        <w:gridCol w:w="100"/>
-      </w:tblGrid>
-      <w:tr>
-        <w:tc>
-          <w:tcPr>
-            <w:shd w:fill="FBF3E2" w:color="auto" w:val="clear"/>
-            <w:tcMar>
-              <w:top w:type="dxa" w:w="120"/>
-              <w:left w:type="dxa" w:w="180"/>
-              <w:bottom w:type="dxa" w:w="120"/>
-              <w:right w:type="dxa" w:w="180"/>
-            </w:tcMar>
-          </w:tcPr>
-          <w:p>
-            <w:pPr>
-              <w:spacing w:after="0"/>
-            </w:pPr>
-            <w:r>
-              <w:rPr>
-                <w:b/>
-                <w:bCs/>
-                <w:color w:val="1FA6A2"/>
-                <w:sz w:val="20"/>
-                <w:szCs w:val="20"/>
-              </w:rPr>
-              <w:t xml:space="preserve">Model:  </w:t>
-            </w:r>
-            <w:r>
-              <w:rPr>
-                <w:sz w:val="20"/>
-                <w:szCs w:val="20"/>
-              </w:rPr>
-              <w:t xml:space="preserve">Surface area is the total area of all the flat sides of a solid.</w:t>
-            </w:r>
-          </w:p>
-        </w:tc>
-      </w:tr>
-    </w:tbl>
+        <w:t xml:space="preserve">Answer on your own. This shows what you learned today.</w:t>
+      </w:r>
+    </w:p>
+    <w:p>
+      <w:pPr>
+        <w:spacing w:after="80" w:before="80"/>
+      </w:pPr>
+      <w:r>
+        <w:rPr>
+          <w:color w:val="B97A12"/>
+          <w:sz w:val="22"/>
+          <w:szCs w:val="22"/>
+        </w:rPr>
+        <w:t xml:space="preserve">★  </w:t>
+      </w:r>
+      <w:r>
+        <w:rPr>
+          <w:b/>
+          <w:bCs/>
+          <w:sz w:val="22"/>
+          <w:szCs w:val="22"/>
+        </w:rPr>
+        <w:t xml:space="preserve">A rectangular prism has l = 8 ft, w = 6 ft, h = 3 ft. What is the surface area?</w:t>
+      </w:r>
+    </w:p>
+    <w:p>
+      <w:pPr>
+        <w:spacing w:after="60"/>
+        <w:ind w:left="420"/>
+      </w:pPr>
+      <w:r>
+        <w:rPr>
+          <w:sz w:val="21"/>
+          <w:szCs w:val="21"/>
+        </w:rPr>
+        <w:t xml:space="preserve">A)  180 ft²</w:t>
+      </w:r>
+    </w:p>
+    <w:p>
+      <w:pPr>
+        <w:spacing w:after="60"/>
+        <w:ind w:left="420"/>
+      </w:pPr>
+      <w:r>
+        <w:rPr>
+          <w:sz w:val="21"/>
+          <w:szCs w:val="21"/>
+        </w:rPr>
+        <w:t xml:space="preserve">B)  144 ft²</w:t>
+      </w:r>
+    </w:p>
+    <w:p>
+      <w:pPr>
+        <w:spacing w:after="60"/>
+        <w:ind w:left="420"/>
+      </w:pPr>
+      <w:r>
+        <w:rPr>
+          <w:sz w:val="21"/>
+          <w:szCs w:val="21"/>
+        </w:rPr>
+        <w:t xml:space="preserve">C)  180 ft³</w:t>
+      </w:r>
+    </w:p>
+    <w:p>
+      <w:pPr>
+        <w:spacing w:after="60"/>
+        <w:ind w:left="420"/>
+      </w:pPr>
+      <w:r>
+        <w:rPr>
+          <w:sz w:val="21"/>
+          <w:szCs w:val="21"/>
+        </w:rPr>
+        <w:t xml:space="preserve">D)  90 ft²</w:t>
+      </w:r>
+    </w:p>
     <w:p>
       <w:pPr>
         <w:spacing w:after="40"/>
-      </w:pPr>
-      <w:r>
-        <w:t xml:space="preserve"/>
-      </w:r>
-    </w:p>
-    <w:p>
-      <w:pPr>
-        <w:spacing w:after="60"/>
-      </w:pPr>
-      <w:r>
-        <w:rPr>
-          <w:color w:val="1A2733"/>
-          <w:sz w:val="21"/>
-          <w:szCs w:val="21"/>
-        </w:rPr>
-        <w:t xml:space="preserve">Write a kernel sentence about surface area. Use a subject and a verb.</w:t>
-      </w:r>
-      <w:r>
-        <w:rPr>
-          <w:i/>
-          <w:iCs/>
-          <w:color w:val="5F6F80"/>
-          <w:sz w:val="19"/>
-          <w:szCs w:val="19"/>
-        </w:rPr>
-        <w:br/>
-        <w:t xml:space="preserve">Escribe una oración base sobre área de superficie. Usa un sujeto y un verbo.</w:t>
-      </w:r>
-    </w:p>
-    <w:p>
-      <w:pPr>
-        <w:pBdr>
-          <w:bottom w:val="single" w:color="AFBECC" w:sz="6"/>
-        </w:pBdr>
-        <w:spacing w:after="30" w:before="150"/>
-      </w:pPr>
-      <w:r>
-        <w:t xml:space="preserve"/>
-      </w:r>
-    </w:p>
-    <w:p>
-      <w:pPr>
-        <w:pBdr>
-          <w:bottom w:val="single" w:color="AFBECC" w:sz="6"/>
-        </w:pBdr>
-        <w:spacing w:after="30" w:before="150"/>
-      </w:pPr>
-      <w:r>
-        <w:t xml:space="preserve"/>
-      </w:r>
-    </w:p>
-    <w:p>
-      <w:pPr>
-        <w:pStyle w:val="Heading2"/>
-        <w:spacing w:after="80" w:before="180"/>
-      </w:pPr>
-      <w:r>
-        <w:rPr>
-          <w:b/>
-          <w:bCs/>
-          <w:color w:val="12355B"/>
-          <w:sz w:val="24"/>
-          <w:szCs w:val="24"/>
-        </w:rPr>
-        <w:t xml:space="preserve">2. Sentence Expansion</w:t>
-      </w:r>
-      <w:r>
-        <w:rPr>
-          <w:i/>
-          <w:iCs/>
-          <w:color w:val="1FA6A2"/>
-          <w:sz w:val="19"/>
-          <w:szCs w:val="19"/>
-        </w:rPr>
-        <w:t xml:space="preserve">   because · but · so</w:t>
-      </w:r>
-    </w:p>
-    <w:p>
-      <w:pPr>
-        <w:spacing w:after="80"/>
-      </w:pPr>
-      <w:r>
-        <w:rPr>
-          <w:b/>
-          <w:bCs/>
-          <w:color w:val="1FA6A2"/>
-          <w:sz w:val="20"/>
-          <w:szCs w:val="20"/>
-        </w:rPr>
-        <w:t xml:space="preserve">Kernel:  </w:t>
-      </w:r>
-      <w:r>
-        <w:rPr>
-          <w:sz w:val="20"/>
-          <w:szCs w:val="20"/>
-        </w:rPr>
-        <w:t xml:space="preserve">Surface area matters in math</w:t>
-      </w:r>
-    </w:p>
-    <w:p>
-      <w:pPr>
-        <w:spacing w:after="80"/>
-      </w:pPr>
-      <w:r>
-        <w:rPr>
-          <w:b/>
-          <w:bCs/>
-          <w:color w:val="12355B"/>
-          <w:sz w:val="21"/>
-          <w:szCs w:val="21"/>
-        </w:rPr>
-        <w:t xml:space="preserve">because  </w:t>
-      </w:r>
-      <w:r>
-        <w:rPr>
-          <w:sz w:val="21"/>
-          <w:szCs w:val="21"/>
-        </w:rPr>
-        <w:t xml:space="preserve">Surface area matters in math because ___.</w:t>
-      </w:r>
-      <w:r>
-        <w:rPr>
-          <w:i/>
-          <w:iCs/>
-          <w:color w:val="5F6F80"/>
-          <w:sz w:val="19"/>
-          <w:szCs w:val="19"/>
-        </w:rPr>
-        <w:br/>
-        <w:t xml:space="preserve">Área de superficie importa en matemáticas porque ___.</w:t>
-      </w:r>
-    </w:p>
-    <w:p>
-      <w:pPr>
-        <w:pBdr>
-          <w:bottom w:val="single" w:color="AFBECC" w:sz="6"/>
-        </w:pBdr>
-        <w:spacing w:after="30" w:before="150"/>
-      </w:pPr>
-      <w:r>
-        <w:t xml:space="preserve"/>
-      </w:r>
-    </w:p>
-    <w:p>
-      <w:pPr>
-        <w:spacing w:after="80"/>
-      </w:pPr>
-      <w:r>
-        <w:rPr>
-          <w:b/>
-          <w:bCs/>
-          <w:color w:val="12355B"/>
-          <w:sz w:val="21"/>
-          <w:szCs w:val="21"/>
-        </w:rPr>
-        <w:t xml:space="preserve">but  </w:t>
-      </w:r>
-      <w:r>
-        <w:rPr>
-          <w:sz w:val="21"/>
-          <w:szCs w:val="21"/>
-        </w:rPr>
-        <w:t xml:space="preserve">Surface area matters in math, but ___.</w:t>
-      </w:r>
-      <w:r>
-        <w:rPr>
-          <w:i/>
-          <w:iCs/>
-          <w:color w:val="5F6F80"/>
-          <w:sz w:val="19"/>
-          <w:szCs w:val="19"/>
-        </w:rPr>
-        <w:br/>
-        <w:t xml:space="preserve">Área de superficie importa en matemáticas, pero ___.</w:t>
-      </w:r>
-    </w:p>
-    <w:p>
-      <w:pPr>
-        <w:pBdr>
-          <w:bottom w:val="single" w:color="AFBECC" w:sz="6"/>
-        </w:pBdr>
-        <w:spacing w:after="30" w:before="150"/>
-      </w:pPr>
-      <w:r>
-        <w:t xml:space="preserve"/>
-      </w:r>
-    </w:p>
-    <w:p>
-      <w:pPr>
-        <w:spacing w:after="80"/>
-      </w:pPr>
-      <w:r>
-        <w:rPr>
-          <w:b/>
-          <w:bCs/>
-          <w:color w:val="12355B"/>
-          <w:sz w:val="21"/>
-          <w:szCs w:val="21"/>
-        </w:rPr>
-        <w:t xml:space="preserve">so  </w:t>
-      </w:r>
-      <w:r>
-        <w:rPr>
-          <w:sz w:val="21"/>
-          <w:szCs w:val="21"/>
-        </w:rPr>
-        <w:t xml:space="preserve">Surface area matters in math, so ___.</w:t>
-      </w:r>
-      <w:r>
-        <w:rPr>
-          <w:i/>
-          <w:iCs/>
-          <w:color w:val="5F6F80"/>
-          <w:sz w:val="19"/>
-          <w:szCs w:val="19"/>
-        </w:rPr>
-        <w:br/>
-        <w:t xml:space="preserve">Área de superficie importa en matemáticas, entonces ___.</w:t>
-      </w:r>
-    </w:p>
-    <w:p>
-      <w:pPr>
-        <w:pBdr>
-          <w:bottom w:val="single" w:color="AFBECC" w:sz="6"/>
-        </w:pBdr>
-        <w:spacing w:after="30" w:before="150"/>
-      </w:pPr>
-      <w:r>
-        <w:t xml:space="preserve"/>
-      </w:r>
-    </w:p>
-    <w:p>
-      <w:pPr>
-        <w:pStyle w:val="Heading2"/>
-        <w:spacing w:after="80" w:before="180"/>
-      </w:pPr>
-      <w:r>
-        <w:rPr>
-          <w:b/>
-          <w:bCs/>
-          <w:color w:val="12355B"/>
-          <w:sz w:val="24"/>
-          <w:szCs w:val="24"/>
-        </w:rPr>
-        <w:t xml:space="preserve">3. Explain Your Reasoning</w:t>
-      </w:r>
-      <w:r>
-        <w:rPr>
-          <w:i/>
-          <w:iCs/>
-          <w:color w:val="1FA6A2"/>
-          <w:sz w:val="19"/>
-          <w:szCs w:val="19"/>
-        </w:rPr>
-        <w:t xml:space="preserve">   use a sentence starter</w:t>
-      </w:r>
-    </w:p>
-    <w:p>
-      <w:pPr>
-        <w:spacing w:after="60"/>
-      </w:pPr>
-      <w:r>
-        <w:rPr>
-          <w:color w:val="1A2733"/>
-          <w:sz w:val="21"/>
-          <w:szCs w:val="21"/>
-        </w:rPr>
-        <w:t xml:space="preserve">Both surface areas are found by adding the areas of all the ___.</w:t>
-      </w:r>
-      <w:r>
-        <w:rPr>
-          <w:i/>
-          <w:iCs/>
-          <w:color w:val="5F6F80"/>
-          <w:sz w:val="19"/>
-          <w:szCs w:val="19"/>
-        </w:rPr>
-        <w:br/>
-        <w:t xml:space="preserve">Ambas áreas de superficie se hallan sumando las áreas de todas las ___.</w:t>
-      </w:r>
-    </w:p>
-    <w:p>
-      <w:pPr>
-        <w:spacing w:after="60"/>
-      </w:pPr>
-      <w:r>
-        <w:rPr>
-          <w:color w:val="1A2733"/>
-          <w:sz w:val="21"/>
-          <w:szCs w:val="21"/>
-        </w:rPr>
-        <w:t xml:space="preserve">A rectangular prism has ___ faces, but a triangular prism has ___ faces.</w:t>
-      </w:r>
-      <w:r>
-        <w:rPr>
-          <w:i/>
-          <w:iCs/>
-          <w:color w:val="5F6F80"/>
-          <w:sz w:val="19"/>
-          <w:szCs w:val="19"/>
-        </w:rPr>
-        <w:br/>
-        <w:t xml:space="preserve">Un prisma rectangular tiene ___ caras, pero un prisma triangular tiene ___ caras.</w:t>
-      </w:r>
-    </w:p>
-    <w:p>
-      <w:pPr>
-        <w:spacing w:after="60"/>
-      </w:pPr>
-      <w:r>
-        <w:rPr>
-          <w:color w:val="1A2733"/>
-          <w:sz w:val="21"/>
-          <w:szCs w:val="21"/>
-        </w:rPr>
-        <w:t xml:space="preserve">The two triangular bases together are 2 × (½ × 6 × 4) = ___.</w:t>
-      </w:r>
-      <w:r>
-        <w:rPr>
-          <w:i/>
-          <w:iCs/>
-          <w:color w:val="5F6F80"/>
-          <w:sz w:val="19"/>
-          <w:szCs w:val="19"/>
-        </w:rPr>
-        <w:br/>
-        <w:t xml:space="preserve">Las dos bases triangulares juntas son 2 × (½ × 6 × 4) = ___.</w:t>
-      </w:r>
-    </w:p>
-    <w:p>
-      <w:pPr>
-        <w:pBdr>
-          <w:bottom w:val="single" w:color="AFBECC" w:sz="6"/>
-        </w:pBdr>
-        <w:spacing w:after="30" w:before="150"/>
-      </w:pPr>
-      <w:r>
-        <w:t xml:space="preserve"/>
-      </w:r>
-    </w:p>
-    <w:p>
-      <w:pPr>
-        <w:pBdr>
-          <w:bottom w:val="single" w:color="AFBECC" w:sz="6"/>
-        </w:pBdr>
-        <w:spacing w:after="30" w:before="150"/>
       </w:pPr>
       <w:r>
         <w:t xml:space="preserve"/>
@@ -3326,7 +3264,7 @@
           <w:sz w:val="30"/>
           <w:szCs w:val="30"/>
         </w:rPr>
-        <w:t xml:space="preserve">Exit Ticket</w:t>
+        <w:t xml:space="preserve">Answer Key &amp; Teacher Guide</w:t>
       </w:r>
     </w:p>
     <w:p>
@@ -3341,115 +3279,245 @@
           <w:sz w:val="19"/>
           <w:szCs w:val="19"/>
         </w:rPr>
-        <w:t xml:space="preserve">Answer on your own. This shows what you learned today.</w:t>
-      </w:r>
-    </w:p>
-    <w:p>
-      <w:pPr>
-        <w:spacing w:after="80" w:before="80"/>
-      </w:pPr>
-      <w:r>
-        <w:rPr>
-          <w:color w:val="B97A12"/>
-          <w:sz w:val="22"/>
-          <w:szCs w:val="22"/>
-        </w:rPr>
-        <w:t xml:space="preserve">★  </w:t>
-      </w:r>
-      <w:r>
-        <w:rPr>
-          <w:b/>
-          <w:bCs/>
-          <w:sz w:val="22"/>
-          <w:szCs w:val="22"/>
-        </w:rPr>
-        <w:t xml:space="preserve">A rectangular prism has l = 8 ft, w = 6 ft, h = 3 ft. What is the surface area?</w:t>
-      </w:r>
-    </w:p>
-    <w:p>
-      <w:pPr>
-        <w:spacing w:after="60"/>
-        <w:ind w:left="420"/>
-      </w:pPr>
-      <w:r>
-        <w:rPr>
-          <w:sz w:val="21"/>
-          <w:szCs w:val="21"/>
-        </w:rPr>
-        <w:t xml:space="preserve">A)  180 ft²</w:t>
-      </w:r>
-    </w:p>
-    <w:p>
-      <w:pPr>
-        <w:spacing w:after="60"/>
-        <w:ind w:left="420"/>
-      </w:pPr>
-      <w:r>
-        <w:rPr>
-          <w:sz w:val="21"/>
-          <w:szCs w:val="21"/>
-        </w:rPr>
-        <w:t xml:space="preserve">B)  144 ft²</w:t>
-      </w:r>
-    </w:p>
-    <w:p>
-      <w:pPr>
-        <w:spacing w:after="60"/>
-        <w:ind w:left="420"/>
-      </w:pPr>
-      <w:r>
-        <w:rPr>
-          <w:sz w:val="21"/>
-          <w:szCs w:val="21"/>
-        </w:rPr>
-        <w:t xml:space="preserve">C)  180 ft³</w:t>
-      </w:r>
-    </w:p>
-    <w:p>
-      <w:pPr>
-        <w:spacing w:after="60"/>
-        <w:ind w:left="420"/>
-      </w:pPr>
-      <w:r>
-        <w:rPr>
-          <w:sz w:val="21"/>
-          <w:szCs w:val="21"/>
-        </w:rPr>
-        <w:t xml:space="preserve">D)  90 ft²</w:t>
-      </w:r>
-    </w:p>
-    <w:p>
-      <w:pPr>
-        <w:spacing w:after="40"/>
-      </w:pPr>
-      <w:r>
-        <w:t xml:space="preserve"/>
-      </w:r>
-    </w:p>
-    <w:p>
-      <w:pPr>
-        <w:pStyle w:val="Heading1"/>
-        <w:pageBreakBefore/>
-        <w:pBdr>
-          <w:bottom w:val="single" w:color="1FA6A2" w:sz="14" w:space="6"/>
-        </w:pBdr>
-        <w:spacing w:after="140" w:before="0"/>
-      </w:pPr>
-      <w:r>
-        <w:rPr>
-          <w:b/>
-          <w:bCs/>
-          <w:color w:val="12355B"/>
-          <w:sz w:val="30"/>
-          <w:szCs w:val="30"/>
-        </w:rPr>
-        <w:t xml:space="preserve">Answer Key &amp; Teacher Guide</w:t>
-      </w:r>
-    </w:p>
-    <w:p>
-      <w:pPr>
-        <w:spacing w:after="100"/>
-      </w:pPr>
+        <w:t xml:space="preserve">Teacher reference — remove or fold back before distributing to students.</w:t>
+      </w:r>
+    </w:p>
+    <w:p>
+      <w:pPr>
+        <w:pStyle w:val="Heading2"/>
+        <w:spacing w:after="80" w:before="180"/>
+      </w:pPr>
+      <w:r>
+        <w:rPr>
+          <w:b/>
+          <w:bCs/>
+          <w:color w:val="12355B"/>
+          <w:sz w:val="24"/>
+          <w:szCs w:val="24"/>
+        </w:rPr>
+        <w:t xml:space="preserve">Guided Notes (Fill-in)</w:t>
+      </w:r>
+    </w:p>
+    <w:p>
+      <w:pPr>
+        <w:spacing w:after="80"/>
+      </w:pPr>
+      <w:r>
+        <w:rPr>
+          <w:b/>
+          <w:bCs/>
+          <w:sz w:val="21"/>
+          <w:szCs w:val="21"/>
+        </w:rPr>
+        <w:t xml:space="preserve">Notes 1:  </w:t>
+      </w:r>
+      <w:r>
+        <w:rPr>
+          <w:sz w:val="21"/>
+          <w:szCs w:val="21"/>
+        </w:rPr>
+        <w:t xml:space="preserve">Surface area</w:t>
+      </w:r>
+    </w:p>
+    <w:p>
+      <w:pPr>
+        <w:spacing w:after="80"/>
+      </w:pPr>
+      <w:r>
+        <w:rPr>
+          <w:b/>
+          <w:bCs/>
+          <w:sz w:val="21"/>
+          <w:szCs w:val="21"/>
+        </w:rPr>
+        <w:t xml:space="preserve">Notes 2:  </w:t>
+      </w:r>
+      <w:r>
+        <w:rPr>
+          <w:sz w:val="21"/>
+          <w:szCs w:val="21"/>
+        </w:rPr>
+        <w:t xml:space="preserve">Rectangular prism</w:t>
+      </w:r>
+    </w:p>
+    <w:p>
+      <w:pPr>
+        <w:spacing w:after="80"/>
+      </w:pPr>
+      <w:r>
+        <w:rPr>
+          <w:b/>
+          <w:bCs/>
+          <w:sz w:val="21"/>
+          <w:szCs w:val="21"/>
+        </w:rPr>
+        <w:t xml:space="preserve">Notes 3:  </w:t>
+      </w:r>
+      <w:r>
+        <w:rPr>
+          <w:sz w:val="21"/>
+          <w:szCs w:val="21"/>
+        </w:rPr>
+        <w:t xml:space="preserve">Triangular prism</w:t>
+      </w:r>
+    </w:p>
+    <w:p>
+      <w:pPr>
+        <w:spacing w:after="80"/>
+      </w:pPr>
+      <w:r>
+        <w:rPr>
+          <w:b/>
+          <w:bCs/>
+          <w:sz w:val="21"/>
+          <w:szCs w:val="21"/>
+        </w:rPr>
+        <w:t xml:space="preserve">Notes 4:  </w:t>
+      </w:r>
+      <w:r>
+        <w:rPr>
+          <w:sz w:val="21"/>
+          <w:szCs w:val="21"/>
+        </w:rPr>
+        <w:t xml:space="preserve">Face</w:t>
+      </w:r>
+    </w:p>
+    <w:p>
+      <w:pPr>
+        <w:spacing w:after="80"/>
+      </w:pPr>
+      <w:r>
+        <w:rPr>
+          <w:b/>
+          <w:bCs/>
+          <w:sz w:val="21"/>
+          <w:szCs w:val="21"/>
+        </w:rPr>
+        <w:t xml:space="preserve">Notes 5:  </w:t>
+      </w:r>
+      <w:r>
+        <w:rPr>
+          <w:sz w:val="21"/>
+          <w:szCs w:val="21"/>
+        </w:rPr>
+        <w:t xml:space="preserve">Net</w:t>
+      </w:r>
+    </w:p>
+    <w:p>
+      <w:pPr>
+        <w:spacing w:after="80"/>
+      </w:pPr>
+      <w:r>
+        <w:rPr>
+          <w:b/>
+          <w:bCs/>
+          <w:sz w:val="21"/>
+          <w:szCs w:val="21"/>
+        </w:rPr>
+        <w:t xml:space="preserve">Notes 6:  </w:t>
+      </w:r>
+      <w:r>
+        <w:rPr>
+          <w:sz w:val="21"/>
+          <w:szCs w:val="21"/>
+        </w:rPr>
+        <w:t xml:space="preserve">Lateral face</w:t>
+      </w:r>
+    </w:p>
+    <w:p>
+      <w:pPr>
+        <w:pStyle w:val="Heading2"/>
+        <w:spacing w:after="80" w:before="180"/>
+      </w:pPr>
+      <w:r>
+        <w:rPr>
+          <w:b/>
+          <w:bCs/>
+          <w:color w:val="12355B"/>
+          <w:sz w:val="24"/>
+          <w:szCs w:val="24"/>
+        </w:rPr>
+        <w:t xml:space="preserve">Worked Notes (I Do / We Do)</w:t>
+      </w:r>
+    </w:p>
+    <w:p>
+      <w:pPr>
+        <w:spacing w:after="80"/>
+      </w:pPr>
+      <w:r>
+        <w:rPr>
+          <w:b/>
+          <w:bCs/>
+          <w:sz w:val="21"/>
+          <w:szCs w:val="21"/>
+        </w:rPr>
+        <w:t xml:space="preserve">I Do:  </w:t>
+      </w:r>
+      <w:r>
+        <w:rPr>
+          <w:sz w:val="21"/>
+          <w:szCs w:val="21"/>
+        </w:rPr>
+        <w:t xml:space="preserve">A. 94 cm²</w:t>
+      </w:r>
+    </w:p>
+    <w:p>
+      <w:pPr>
+        <w:spacing w:after="80"/>
+      </w:pPr>
+      <w:r>
+        <w:rPr>
+          <w:b/>
+          <w:bCs/>
+          <w:sz w:val="21"/>
+          <w:szCs w:val="21"/>
+        </w:rPr>
+        <w:t xml:space="preserve">We Do:  </w:t>
+      </w:r>
+      <w:r>
+        <w:rPr>
+          <w:sz w:val="21"/>
+          <w:szCs w:val="21"/>
+        </w:rPr>
+        <w:t xml:space="preserve">A. 5</w:t>
+      </w:r>
+    </w:p>
+    <w:p>
+      <w:pPr>
+        <w:pStyle w:val="Heading2"/>
+        <w:spacing w:after="80" w:before="180"/>
+      </w:pPr>
+      <w:r>
+        <w:rPr>
+          <w:b/>
+          <w:bCs/>
+          <w:color w:val="12355B"/>
+          <w:sz w:val="24"/>
+          <w:szCs w:val="24"/>
+        </w:rPr>
+        <w:t xml:space="preserve">Independent Practice</w:t>
+      </w:r>
+    </w:p>
+    <w:p>
+      <w:pPr>
+        <w:spacing w:after="80"/>
+      </w:pPr>
+      <w:r>
+        <w:rPr>
+          <w:b/>
+          <w:bCs/>
+          <w:sz w:val="21"/>
+          <w:szCs w:val="21"/>
+        </w:rPr>
+        <w:t xml:space="preserve">1.  </w:t>
+      </w:r>
+      <w:r>
+        <w:rPr>
+          <w:sz w:val="21"/>
+          <w:szCs w:val="21"/>
+        </w:rPr>
+        <w:t xml:space="preserve">A)  134 cm²</w:t>
+      </w:r>
       <w:r>
         <w:rPr>
           <w:i/>
@@ -3458,23 +3526,7 @@
           <w:sz w:val="19"/>
           <w:szCs w:val="19"/>
         </w:rPr>
-        <w:t xml:space="preserve">Teacher reference — remove or fold back before distributing to students.</w:t>
-      </w:r>
-    </w:p>
-    <w:p>
-      <w:pPr>
-        <w:pStyle w:val="Heading2"/>
-        <w:spacing w:after="80" w:before="180"/>
-      </w:pPr>
-      <w:r>
-        <w:rPr>
-          <w:b/>
-          <w:bCs/>
-          <w:color w:val="12355B"/>
-          <w:sz w:val="24"/>
-          <w:szCs w:val="24"/>
-        </w:rPr>
-        <w:t xml:space="preserve">Worked Notes (I Do / We Do)</w:t>
+        <w:t xml:space="preserve">  — SA = 2(12) + 30 + 40 + 40 = 24 + 110 = 134 cm².</w:t>
       </w:r>
     </w:p>
     <w:p>
@@ -3488,72 +3540,14 @@
           <w:sz w:val="21"/>
           <w:szCs w:val="21"/>
         </w:rPr>
-        <w:t xml:space="preserve">I Do:  </w:t>
-      </w:r>
-      <w:r>
-        <w:rPr>
-          <w:sz w:val="21"/>
-          <w:szCs w:val="21"/>
-        </w:rPr>
-        <w:t xml:space="preserve">A. 94 cm²</w:t>
-      </w:r>
-    </w:p>
-    <w:p>
-      <w:pPr>
-        <w:spacing w:after="80"/>
-      </w:pPr>
-      <w:r>
-        <w:rPr>
-          <w:b/>
-          <w:bCs/>
-          <w:sz w:val="21"/>
-          <w:szCs w:val="21"/>
-        </w:rPr>
-        <w:t xml:space="preserve">We Do:  </w:t>
-      </w:r>
-      <w:r>
-        <w:rPr>
-          <w:sz w:val="21"/>
-          <w:szCs w:val="21"/>
-        </w:rPr>
-        <w:t xml:space="preserve">A. 5</w:t>
-      </w:r>
-    </w:p>
-    <w:p>
-      <w:pPr>
-        <w:pStyle w:val="Heading2"/>
-        <w:spacing w:after="80" w:before="180"/>
-      </w:pPr>
-      <w:r>
-        <w:rPr>
-          <w:b/>
-          <w:bCs/>
-          <w:color w:val="12355B"/>
-          <w:sz w:val="24"/>
-          <w:szCs w:val="24"/>
-        </w:rPr>
-        <w:t xml:space="preserve">Independent Practice</w:t>
-      </w:r>
-    </w:p>
-    <w:p>
-      <w:pPr>
-        <w:spacing w:after="80"/>
-      </w:pPr>
-      <w:r>
-        <w:rPr>
-          <w:b/>
-          <w:bCs/>
-          <w:sz w:val="21"/>
-          <w:szCs w:val="21"/>
-        </w:rPr>
-        <w:t xml:space="preserve">1.  </w:t>
-      </w:r>
-      <w:r>
-        <w:rPr>
-          <w:sz w:val="21"/>
-          <w:szCs w:val="21"/>
-        </w:rPr>
-        <w:t xml:space="preserve">A)  134 cm²</w:t>
+        <w:t xml:space="preserve">2.  </w:t>
+      </w:r>
+      <w:r>
+        <w:rPr>
+          <w:sz w:val="21"/>
+          <w:szCs w:val="21"/>
+        </w:rPr>
+        <w:t xml:space="preserve">A)  184 in²</w:t>
       </w:r>
       <w:r>
         <w:rPr>
@@ -3563,7 +3557,7 @@
           <w:sz w:val="19"/>
           <w:szCs w:val="19"/>
         </w:rPr>
-        <w:t xml:space="preserve">  — SA = 2(12) + 30 + 40 + 40 = 24 + 110 = 134 cm².</w:t>
+        <w:t xml:space="preserve">  — Triangular bases: 2 × (½ × 6 × 4) = 24 in². Three rectangular faces: 6(10) + 5(10) + 5(10) = 60 + 50 + 50 = 160 in². SA = 24 + 160 = 184 in².</w:t>
       </w:r>
     </w:p>
     <w:p>
@@ -3577,14 +3571,14 @@
           <w:sz w:val="21"/>
           <w:szCs w:val="21"/>
         </w:rPr>
-        <w:t xml:space="preserve">2.  </w:t>
-      </w:r>
-      <w:r>
-        <w:rPr>
-          <w:sz w:val="21"/>
-          <w:szCs w:val="21"/>
-        </w:rPr>
-        <w:t xml:space="preserve">A)  184 in²</w:t>
+        <w:t xml:space="preserve">3.  </w:t>
+      </w:r>
+      <w:r>
+        <w:rPr>
+          <w:sz w:val="21"/>
+          <w:szCs w:val="21"/>
+        </w:rPr>
+        <w:t xml:space="preserve">A)  94 in²</w:t>
       </w:r>
       <w:r>
         <w:rPr>
@@ -3594,7 +3588,7 @@
           <w:sz w:val="19"/>
           <w:szCs w:val="19"/>
         </w:rPr>
-        <w:t xml:space="preserve">  — Triangular bases: 2 × (½ × 6 × 4) = 24 in². Three rectangular faces: 6(10) + 5(10) + 5(10) = 60 + 50 + 50 = 160 in². SA = 24 + 160 = 184 in².</w:t>
+        <w:t xml:space="preserve">  — SA = 2(lw + lh + wh) = 2(3×4 + 3×5 + 4×5) = 2(12 + 15 + 20) = 2(47) = 94 in².</w:t>
       </w:r>
     </w:p>
     <w:p>
@@ -3608,14 +3602,14 @@
           <w:sz w:val="21"/>
           <w:szCs w:val="21"/>
         </w:rPr>
-        <w:t xml:space="preserve">3.  </w:t>
-      </w:r>
-      <w:r>
-        <w:rPr>
-          <w:sz w:val="21"/>
-          <w:szCs w:val="21"/>
-        </w:rPr>
-        <w:t xml:space="preserve">A)  62 sq units</w:t>
+        <w:t xml:space="preserve">4.  </w:t>
+      </w:r>
+      <w:r>
+        <w:rPr>
+          <w:sz w:val="21"/>
+          <w:szCs w:val="21"/>
+        </w:rPr>
+        <w:t xml:space="preserve">A)  148 cm²</w:t>
       </w:r>
       <w:r>
         <w:rPr>
@@ -3625,7 +3619,23 @@
           <w:sz w:val="19"/>
           <w:szCs w:val="19"/>
         </w:rPr>
-        <w:t xml:space="preserve">  — SA = 2(lw + lh + wh) = 2(15 + 10 + 6) = 2 × 31 = 62 sq units.</w:t>
+        <w:t xml:space="preserve">  — SA = 2(6×5) + 2(6×4) + 2(5×4) = 60 + 48 + 40 = 148 cm².</w:t>
+      </w:r>
+    </w:p>
+    <w:p>
+      <w:pPr>
+        <w:pStyle w:val="Heading2"/>
+        <w:spacing w:after="80" w:before="180"/>
+      </w:pPr>
+      <w:r>
+        <w:rPr>
+          <w:b/>
+          <w:bCs/>
+          <w:color w:val="12355B"/>
+          <w:sz w:val="24"/>
+          <w:szCs w:val="24"/>
+        </w:rPr>
+        <w:t xml:space="preserve">Exit Ticket</w:t>
       </w:r>
     </w:p>
     <w:p>
@@ -3634,19 +3644,10 @@
       </w:pPr>
       <w:r>
         <w:rPr>
-          <w:b/>
-          <w:bCs/>
-          <w:sz w:val="21"/>
-          <w:szCs w:val="21"/>
-        </w:rPr>
-        <w:t xml:space="preserve">4.  </w:t>
-      </w:r>
-      <w:r>
-        <w:rPr>
-          <w:sz w:val="21"/>
-          <w:szCs w:val="21"/>
-        </w:rPr>
-        <w:t xml:space="preserve">A)  16 cm²</w:t>
+          <w:sz w:val="21"/>
+          <w:szCs w:val="21"/>
+        </w:rPr>
+        <w:t xml:space="preserve">A)  180 ft²</w:t>
       </w:r>
       <w:r>
         <w:rPr>
@@ -3656,197 +3657,7 @@
           <w:sz w:val="19"/>
           <w:szCs w:val="19"/>
         </w:rPr>
-        <w:t xml:space="preserve">  — A cube has 6 equal faces: 96 ÷ 6 = 16 cm² per face.</w:t>
-      </w:r>
-    </w:p>
-    <w:p>
-      <w:pPr>
-        <w:pStyle w:val="Heading2"/>
-        <w:spacing w:after="80" w:before="180"/>
-      </w:pPr>
-      <w:r>
-        <w:rPr>
-          <w:b/>
-          <w:bCs/>
-          <w:color w:val="12355B"/>
-          <w:sz w:val="24"/>
-          <w:szCs w:val="24"/>
-        </w:rPr>
-        <w:t xml:space="preserve">Exit Ticket</w:t>
-      </w:r>
-    </w:p>
-    <w:p>
-      <w:pPr>
-        <w:spacing w:after="80"/>
-      </w:pPr>
-      <w:r>
-        <w:rPr>
-          <w:sz w:val="21"/>
-          <w:szCs w:val="21"/>
-        </w:rPr>
-        <w:t xml:space="preserve">A)  180 ft²</w:t>
-      </w:r>
-      <w:r>
-        <w:rPr>
-          <w:i/>
-          <w:iCs/>
-          <w:color w:val="5F6F80"/>
-          <w:sz w:val="19"/>
-          <w:szCs w:val="19"/>
-        </w:rPr>
         <w:t xml:space="preserve">  — SA = 2(8×6) + 2(8×3) + 2(6×3) = 96 + 48 + 36 = 180 ft². Surface area uses square units (ft²).</w:t>
-      </w:r>
-    </w:p>
-    <w:p>
-      <w:pPr>
-        <w:pStyle w:val="Heading2"/>
-        <w:spacing w:after="80" w:before="180"/>
-      </w:pPr>
-      <w:r>
-        <w:rPr>
-          <w:b/>
-          <w:bCs/>
-          <w:color w:val="12355B"/>
-          <w:sz w:val="24"/>
-          <w:szCs w:val="24"/>
-        </w:rPr>
-        <w:t xml:space="preserve">Writing (TWR) — what to look for</w:t>
-      </w:r>
-    </w:p>
-    <w:p>
-      <w:pPr>
-        <w:spacing w:after="80"/>
-      </w:pPr>
-      <w:r>
-        <w:rPr>
-          <w:sz w:val="20"/>
-          <w:szCs w:val="20"/>
-        </w:rPr>
-        <w:t xml:space="preserve">Kernel sentence: a complete sentence needs a subject and a verb. Example: Surface area is the total area of all the flat sides of a solid.</w:t>
-      </w:r>
-    </w:p>
-    <w:p>
-      <w:pPr>
-        <w:spacing w:after="80"/>
-      </w:pPr>
-      <w:r>
-        <w:rPr>
-          <w:sz w:val="20"/>
-          <w:szCs w:val="20"/>
-        </w:rPr>
-        <w:t xml:space="preserve">Expansion: because = reason, but = contrast/exception, so = result. Answers vary; each must keep the kernel idea.</w:t>
-      </w:r>
-    </w:p>
-    <w:p>
-      <w:pPr>
-        <w:pStyle w:val="Heading2"/>
-        <w:spacing w:after="80" w:before="180"/>
-      </w:pPr>
-      <w:r>
-        <w:rPr>
-          <w:b/>
-          <w:bCs/>
-          <w:color w:val="12355B"/>
-          <w:sz w:val="24"/>
-          <w:szCs w:val="24"/>
-        </w:rPr>
-        <w:t xml:space="preserve">Turn &amp; Talk — listen for</w:t>
-      </w:r>
-    </w:p>
-    <w:p>
-      <w:pPr>
-        <w:spacing w:after="80"/>
-      </w:pPr>
-      <w:r>
-        <w:rPr>
-          <w:b/>
-          <w:bCs/>
-          <w:sz w:val="19"/>
-          <w:szCs w:val="19"/>
-        </w:rPr>
-        <w:t xml:space="preserve">1.  </w:t>
-      </w:r>
-      <w:r>
-        <w:rPr>
-          <w:i/>
-          <w:iCs/>
-          <w:color w:val="5F6F80"/>
-          <w:sz w:val="19"/>
-          <w:szCs w:val="19"/>
-        </w:rPr>
-        <w:t xml:space="preserve">Students explain both methods add up all face areas, but a rectangular prism has 6 rectangular faces while a triangular prism has 5 faces (2 triangles + 3 rectangles).</w:t>
-      </w:r>
-    </w:p>
-    <w:p>
-      <w:pPr>
-        <w:spacing w:after="80"/>
-      </w:pPr>
-      <w:r>
-        <w:rPr>
-          <w:b/>
-          <w:bCs/>
-          <w:sz w:val="19"/>
-          <w:szCs w:val="19"/>
-        </w:rPr>
-        <w:t xml:space="preserve">2.  </w:t>
-      </w:r>
-      <w:r>
-        <w:rPr>
-          <w:i/>
-          <w:iCs/>
-          <w:color w:val="5F6F80"/>
-          <w:sz w:val="19"/>
-          <w:szCs w:val="19"/>
-        </w:rPr>
-        <w:t xml:space="preserve">Students compute the two triangle bases (24 in²) and the three rectangles (60 + 50 + 50 = 160 in²), totaling SA = 184 in², and distinguish bases from lateral faces.</w:t>
-      </w:r>
-    </w:p>
-    <w:p>
-      <w:pPr>
-        <w:spacing w:after="80"/>
-      </w:pPr>
-      <w:r>
-        <w:rPr>
-          <w:b/>
-          <w:bCs/>
-          <w:sz w:val="19"/>
-          <w:szCs w:val="19"/>
-        </w:rPr>
-        <w:t xml:space="preserve">3.  </w:t>
-      </w:r>
-      <w:r>
-        <w:rPr>
-          <w:i/>
-          <w:iCs/>
-          <w:color w:val="5F6F80"/>
-          <w:sz w:val="19"/>
-          <w:szCs w:val="19"/>
-        </w:rPr>
-        <w:t xml:space="preserve">Students compute SA = 12 + 12 + 8 = 32 ft², then 32 ÷ 50 &lt; 1, and reason that 1 can is enough since the surface area is under 50 ft².</w:t>
-      </w:r>
-    </w:p>
-    <w:p>
-      <w:pPr>
-        <w:spacing w:after="80"/>
-      </w:pPr>
-      <w:r>
-        <w:rPr>
-          <w:b/>
-          <w:bCs/>
-          <w:sz w:val="19"/>
-          <w:szCs w:val="19"/>
-        </w:rPr>
-        <w:t xml:space="preserve">4.  </w:t>
-      </w:r>
-      <w:r>
-        <w:rPr>
-          <w:i/>
-          <w:iCs/>
-          <w:color w:val="5F6F80"/>
-          <w:sz w:val="19"/>
-          <w:szCs w:val="19"/>
-        </w:rPr>
-        <w:t xml:space="preserve">Students notice the missing '2' on the last pair, compute 2(7×5) = 70, and correct the total to 168 + 120 + 70 = 358 cm².</w:t>
       </w:r>
     </w:p>
     <w:sectPr>

--- a/lessons/10-4/downloads/10-4-notes.docx
+++ b/lessons/10-4/downloads/10-4-notes.docx
@@ -3245,419 +3245,6 @@
       </w:pPr>
       <w:r>
         <w:t xml:space="preserve"/>
-      </w:r>
-    </w:p>
-    <w:p>
-      <w:pPr>
-        <w:pStyle w:val="Heading1"/>
-        <w:pageBreakBefore/>
-        <w:pBdr>
-          <w:bottom w:val="single" w:color="1FA6A2" w:sz="14" w:space="6"/>
-        </w:pBdr>
-        <w:spacing w:after="140" w:before="0"/>
-      </w:pPr>
-      <w:r>
-        <w:rPr>
-          <w:b/>
-          <w:bCs/>
-          <w:color w:val="12355B"/>
-          <w:sz w:val="30"/>
-          <w:szCs w:val="30"/>
-        </w:rPr>
-        <w:t xml:space="preserve">Answer Key &amp; Teacher Guide</w:t>
-      </w:r>
-    </w:p>
-    <w:p>
-      <w:pPr>
-        <w:spacing w:after="100"/>
-      </w:pPr>
-      <w:r>
-        <w:rPr>
-          <w:i/>
-          <w:iCs/>
-          <w:color w:val="5F6F80"/>
-          <w:sz w:val="19"/>
-          <w:szCs w:val="19"/>
-        </w:rPr>
-        <w:t xml:space="preserve">Teacher reference — remove or fold back before distributing to students.</w:t>
-      </w:r>
-    </w:p>
-    <w:p>
-      <w:pPr>
-        <w:pStyle w:val="Heading2"/>
-        <w:spacing w:after="80" w:before="180"/>
-      </w:pPr>
-      <w:r>
-        <w:rPr>
-          <w:b/>
-          <w:bCs/>
-          <w:color w:val="12355B"/>
-          <w:sz w:val="24"/>
-          <w:szCs w:val="24"/>
-        </w:rPr>
-        <w:t xml:space="preserve">Guided Notes (Fill-in)</w:t>
-      </w:r>
-    </w:p>
-    <w:p>
-      <w:pPr>
-        <w:spacing w:after="80"/>
-      </w:pPr>
-      <w:r>
-        <w:rPr>
-          <w:b/>
-          <w:bCs/>
-          <w:sz w:val="21"/>
-          <w:szCs w:val="21"/>
-        </w:rPr>
-        <w:t xml:space="preserve">Notes 1:  </w:t>
-      </w:r>
-      <w:r>
-        <w:rPr>
-          <w:sz w:val="21"/>
-          <w:szCs w:val="21"/>
-        </w:rPr>
-        <w:t xml:space="preserve">Surface area</w:t>
-      </w:r>
-    </w:p>
-    <w:p>
-      <w:pPr>
-        <w:spacing w:after="80"/>
-      </w:pPr>
-      <w:r>
-        <w:rPr>
-          <w:b/>
-          <w:bCs/>
-          <w:sz w:val="21"/>
-          <w:szCs w:val="21"/>
-        </w:rPr>
-        <w:t xml:space="preserve">Notes 2:  </w:t>
-      </w:r>
-      <w:r>
-        <w:rPr>
-          <w:sz w:val="21"/>
-          <w:szCs w:val="21"/>
-        </w:rPr>
-        <w:t xml:space="preserve">Rectangular prism</w:t>
-      </w:r>
-    </w:p>
-    <w:p>
-      <w:pPr>
-        <w:spacing w:after="80"/>
-      </w:pPr>
-      <w:r>
-        <w:rPr>
-          <w:b/>
-          <w:bCs/>
-          <w:sz w:val="21"/>
-          <w:szCs w:val="21"/>
-        </w:rPr>
-        <w:t xml:space="preserve">Notes 3:  </w:t>
-      </w:r>
-      <w:r>
-        <w:rPr>
-          <w:sz w:val="21"/>
-          <w:szCs w:val="21"/>
-        </w:rPr>
-        <w:t xml:space="preserve">Triangular prism</w:t>
-      </w:r>
-    </w:p>
-    <w:p>
-      <w:pPr>
-        <w:spacing w:after="80"/>
-      </w:pPr>
-      <w:r>
-        <w:rPr>
-          <w:b/>
-          <w:bCs/>
-          <w:sz w:val="21"/>
-          <w:szCs w:val="21"/>
-        </w:rPr>
-        <w:t xml:space="preserve">Notes 4:  </w:t>
-      </w:r>
-      <w:r>
-        <w:rPr>
-          <w:sz w:val="21"/>
-          <w:szCs w:val="21"/>
-        </w:rPr>
-        <w:t xml:space="preserve">Face</w:t>
-      </w:r>
-    </w:p>
-    <w:p>
-      <w:pPr>
-        <w:spacing w:after="80"/>
-      </w:pPr>
-      <w:r>
-        <w:rPr>
-          <w:b/>
-          <w:bCs/>
-          <w:sz w:val="21"/>
-          <w:szCs w:val="21"/>
-        </w:rPr>
-        <w:t xml:space="preserve">Notes 5:  </w:t>
-      </w:r>
-      <w:r>
-        <w:rPr>
-          <w:sz w:val="21"/>
-          <w:szCs w:val="21"/>
-        </w:rPr>
-        <w:t xml:space="preserve">Net</w:t>
-      </w:r>
-    </w:p>
-    <w:p>
-      <w:pPr>
-        <w:spacing w:after="80"/>
-      </w:pPr>
-      <w:r>
-        <w:rPr>
-          <w:b/>
-          <w:bCs/>
-          <w:sz w:val="21"/>
-          <w:szCs w:val="21"/>
-        </w:rPr>
-        <w:t xml:space="preserve">Notes 6:  </w:t>
-      </w:r>
-      <w:r>
-        <w:rPr>
-          <w:sz w:val="21"/>
-          <w:szCs w:val="21"/>
-        </w:rPr>
-        <w:t xml:space="preserve">Lateral face</w:t>
-      </w:r>
-    </w:p>
-    <w:p>
-      <w:pPr>
-        <w:pStyle w:val="Heading2"/>
-        <w:spacing w:after="80" w:before="180"/>
-      </w:pPr>
-      <w:r>
-        <w:rPr>
-          <w:b/>
-          <w:bCs/>
-          <w:color w:val="12355B"/>
-          <w:sz w:val="24"/>
-          <w:szCs w:val="24"/>
-        </w:rPr>
-        <w:t xml:space="preserve">Worked Notes (I Do / We Do)</w:t>
-      </w:r>
-    </w:p>
-    <w:p>
-      <w:pPr>
-        <w:spacing w:after="80"/>
-      </w:pPr>
-      <w:r>
-        <w:rPr>
-          <w:b/>
-          <w:bCs/>
-          <w:sz w:val="21"/>
-          <w:szCs w:val="21"/>
-        </w:rPr>
-        <w:t xml:space="preserve">I Do:  </w:t>
-      </w:r>
-      <w:r>
-        <w:rPr>
-          <w:sz w:val="21"/>
-          <w:szCs w:val="21"/>
-        </w:rPr>
-        <w:t xml:space="preserve">A. 94 cm²</w:t>
-      </w:r>
-    </w:p>
-    <w:p>
-      <w:pPr>
-        <w:spacing w:after="80"/>
-      </w:pPr>
-      <w:r>
-        <w:rPr>
-          <w:b/>
-          <w:bCs/>
-          <w:sz w:val="21"/>
-          <w:szCs w:val="21"/>
-        </w:rPr>
-        <w:t xml:space="preserve">We Do:  </w:t>
-      </w:r>
-      <w:r>
-        <w:rPr>
-          <w:sz w:val="21"/>
-          <w:szCs w:val="21"/>
-        </w:rPr>
-        <w:t xml:space="preserve">A. 5</w:t>
-      </w:r>
-    </w:p>
-    <w:p>
-      <w:pPr>
-        <w:pStyle w:val="Heading2"/>
-        <w:spacing w:after="80" w:before="180"/>
-      </w:pPr>
-      <w:r>
-        <w:rPr>
-          <w:b/>
-          <w:bCs/>
-          <w:color w:val="12355B"/>
-          <w:sz w:val="24"/>
-          <w:szCs w:val="24"/>
-        </w:rPr>
-        <w:t xml:space="preserve">Independent Practice</w:t>
-      </w:r>
-    </w:p>
-    <w:p>
-      <w:pPr>
-        <w:spacing w:after="80"/>
-      </w:pPr>
-      <w:r>
-        <w:rPr>
-          <w:b/>
-          <w:bCs/>
-          <w:sz w:val="21"/>
-          <w:szCs w:val="21"/>
-        </w:rPr>
-        <w:t xml:space="preserve">1.  </w:t>
-      </w:r>
-      <w:r>
-        <w:rPr>
-          <w:sz w:val="21"/>
-          <w:szCs w:val="21"/>
-        </w:rPr>
-        <w:t xml:space="preserve">A)  134 cm²</w:t>
-      </w:r>
-      <w:r>
-        <w:rPr>
-          <w:i/>
-          <w:iCs/>
-          <w:color w:val="5F6F80"/>
-          <w:sz w:val="19"/>
-          <w:szCs w:val="19"/>
-        </w:rPr>
-        <w:t xml:space="preserve">  — SA = 2(12) + 30 + 40 + 40 = 24 + 110 = 134 cm².</w:t>
-      </w:r>
-    </w:p>
-    <w:p>
-      <w:pPr>
-        <w:spacing w:after="80"/>
-      </w:pPr>
-      <w:r>
-        <w:rPr>
-          <w:b/>
-          <w:bCs/>
-          <w:sz w:val="21"/>
-          <w:szCs w:val="21"/>
-        </w:rPr>
-        <w:t xml:space="preserve">2.  </w:t>
-      </w:r>
-      <w:r>
-        <w:rPr>
-          <w:sz w:val="21"/>
-          <w:szCs w:val="21"/>
-        </w:rPr>
-        <w:t xml:space="preserve">A)  184 in²</w:t>
-      </w:r>
-      <w:r>
-        <w:rPr>
-          <w:i/>
-          <w:iCs/>
-          <w:color w:val="5F6F80"/>
-          <w:sz w:val="19"/>
-          <w:szCs w:val="19"/>
-        </w:rPr>
-        <w:t xml:space="preserve">  — Triangular bases: 2 × (½ × 6 × 4) = 24 in². Three rectangular faces: 6(10) + 5(10) + 5(10) = 60 + 50 + 50 = 160 in². SA = 24 + 160 = 184 in².</w:t>
-      </w:r>
-    </w:p>
-    <w:p>
-      <w:pPr>
-        <w:spacing w:after="80"/>
-      </w:pPr>
-      <w:r>
-        <w:rPr>
-          <w:b/>
-          <w:bCs/>
-          <w:sz w:val="21"/>
-          <w:szCs w:val="21"/>
-        </w:rPr>
-        <w:t xml:space="preserve">3.  </w:t>
-      </w:r>
-      <w:r>
-        <w:rPr>
-          <w:sz w:val="21"/>
-          <w:szCs w:val="21"/>
-        </w:rPr>
-        <w:t xml:space="preserve">A)  94 in²</w:t>
-      </w:r>
-      <w:r>
-        <w:rPr>
-          <w:i/>
-          <w:iCs/>
-          <w:color w:val="5F6F80"/>
-          <w:sz w:val="19"/>
-          <w:szCs w:val="19"/>
-        </w:rPr>
-        <w:t xml:space="preserve">  — SA = 2(lw + lh + wh) = 2(3×4 + 3×5 + 4×5) = 2(12 + 15 + 20) = 2(47) = 94 in².</w:t>
-      </w:r>
-    </w:p>
-    <w:p>
-      <w:pPr>
-        <w:spacing w:after="80"/>
-      </w:pPr>
-      <w:r>
-        <w:rPr>
-          <w:b/>
-          <w:bCs/>
-          <w:sz w:val="21"/>
-          <w:szCs w:val="21"/>
-        </w:rPr>
-        <w:t xml:space="preserve">4.  </w:t>
-      </w:r>
-      <w:r>
-        <w:rPr>
-          <w:sz w:val="21"/>
-          <w:szCs w:val="21"/>
-        </w:rPr>
-        <w:t xml:space="preserve">A)  148 cm²</w:t>
-      </w:r>
-      <w:r>
-        <w:rPr>
-          <w:i/>
-          <w:iCs/>
-          <w:color w:val="5F6F80"/>
-          <w:sz w:val="19"/>
-          <w:szCs w:val="19"/>
-        </w:rPr>
-        <w:t xml:space="preserve">  — SA = 2(6×5) + 2(6×4) + 2(5×4) = 60 + 48 + 40 = 148 cm².</w:t>
-      </w:r>
-    </w:p>
-    <w:p>
-      <w:pPr>
-        <w:pStyle w:val="Heading2"/>
-        <w:spacing w:after="80" w:before="180"/>
-      </w:pPr>
-      <w:r>
-        <w:rPr>
-          <w:b/>
-          <w:bCs/>
-          <w:color w:val="12355B"/>
-          <w:sz w:val="24"/>
-          <w:szCs w:val="24"/>
-        </w:rPr>
-        <w:t xml:space="preserve">Exit Ticket</w:t>
-      </w:r>
-    </w:p>
-    <w:p>
-      <w:pPr>
-        <w:spacing w:after="80"/>
-      </w:pPr>
-      <w:r>
-        <w:rPr>
-          <w:sz w:val="21"/>
-          <w:szCs w:val="21"/>
-        </w:rPr>
-        <w:t xml:space="preserve">A)  180 ft²</w:t>
-      </w:r>
-      <w:r>
-        <w:rPr>
-          <w:i/>
-          <w:iCs/>
-          <w:color w:val="5F6F80"/>
-          <w:sz w:val="19"/>
-          <w:szCs w:val="19"/>
-        </w:rPr>
-        <w:t xml:space="preserve">  — SA = 2(8×6) + 2(8×3) + 2(6×3) = 96 + 48 + 36 = 180 ft². Surface area uses square units (ft²).</w:t>
       </w:r>
     </w:p>
     <w:sectPr>

--- a/lessons/10-4/downloads/10-4-notes.docx
+++ b/lessons/10-4/downloads/10-4-notes.docx
@@ -14,7 +14,7 @@
           <w:sz w:val="18"/>
           <w:szCs w:val="18"/>
         </w:rPr>
-        <w:t xml:space="preserve">UNIT 10  ·  LESSON 4      STANDARD 6.G.4</w:t>
+        <w:t xml:space="preserve">UNIT 10  ·  LESSON 4      STANDARD 6.GR.4</w:t>
       </w:r>
     </w:p>
     <w:p>
@@ -2512,7 +2512,7 @@
           <w:sz w:val="21"/>
           <w:szCs w:val="21"/>
         </w:rPr>
-        <w:t xml:space="preserve">Start with:  The two triangular bases together are 2 × (½ × 6 × 4) = ___.</w:t>
+        <w:t xml:space="preserve">Start with:  When I got stuck, I found the ___ of each face and added them together.</w:t>
       </w:r>
       <w:r>
         <w:rPr>
@@ -2523,7 +2523,7 @@
           <w:szCs w:val="19"/>
         </w:rPr>
         <w:br/>
-        <w:t xml:space="preserve">Las dos bases triangulares juntas son 2 × (½ × 6 × 4) = ___.</w:t>
+        <w:t xml:space="preserve">Cuando me atasqué, hallé el ___ de cada cara y las sumé.</w:t>
       </w:r>
     </w:p>
     <w:p>
@@ -2608,6 +2608,32 @@
           <w:szCs w:val="19"/>
         </w:rPr>
         <w:t xml:space="preserve">Solve each problem. Show your thinking in the work box.</w:t>
+      </w:r>
+    </w:p>
+    <w:p>
+      <w:pPr>
+        <w:pStyle w:val="Heading2"/>
+        <w:spacing w:after="80" w:before="180"/>
+      </w:pPr>
+      <w:r>
+        <w:rPr>
+          <w:b/>
+          <w:bCs/>
+          <w:color w:val="12355B"/>
+          <w:sz w:val="24"/>
+          <w:szCs w:val="24"/>
+        </w:rPr>
+        <w:t xml:space="preserve">Level 1 Support</w:t>
+      </w:r>
+      <w:r>
+        <w:rPr>
+          <w:i/>
+          <w:iCs/>
+          <w:color w:val="1FA6A2"/>
+          <w:sz w:val="19"/>
+          <w:szCs w:val="19"/>
+        </w:rPr>
+        <w:t xml:space="preserve">   extra scaffolding</w:t>
       </w:r>
     </w:p>
     <w:p>
@@ -2742,6 +2768,32 @@
     </w:tbl>
     <w:p>
       <w:pPr>
+        <w:pStyle w:val="Heading2"/>
+        <w:spacing w:after="80" w:before="180"/>
+      </w:pPr>
+      <w:r>
+        <w:rPr>
+          <w:b/>
+          <w:bCs/>
+          <w:color w:val="12355B"/>
+          <w:sz w:val="24"/>
+          <w:szCs w:val="24"/>
+        </w:rPr>
+        <w:t xml:space="preserve">On Level</w:t>
+      </w:r>
+      <w:r>
+        <w:rPr>
+          <w:i/>
+          <w:iCs/>
+          <w:color w:val="12355B"/>
+          <w:sz w:val="19"/>
+          <w:szCs w:val="19"/>
+        </w:rPr>
+        <w:t xml:space="preserve">   grade-level practice</w:t>
+      </w:r>
+    </w:p>
+    <w:p>
+      <w:pPr>
         <w:keepNext/>
         <w:spacing w:after="60" w:before="160"/>
       </w:pPr>
@@ -2815,266 +2867,6 @@
           <w:szCs w:val="20"/>
         </w:rPr>
         <w:t xml:space="preserve">D)  184 in³</w:t>
-      </w:r>
-    </w:p>
-    <w:p>
-      <w:pPr>
-        <w:spacing w:after="20"/>
-      </w:pPr>
-      <w:r>
-        <w:t xml:space="preserve"/>
-      </w:r>
-    </w:p>
-    <w:tbl>
-      <w:tblPr>
-        <w:tblW w:type="pct" w:w="100%"/>
-        <w:tblBorders>
-          <w:top w:val="single" w:color="C7D2DD" w:sz="6"/>
-          <w:left w:val="single" w:color="C7D2DD" w:sz="6"/>
-          <w:bottom w:val="single" w:color="C7D2DD" w:sz="6"/>
-          <w:right w:val="single" w:color="C7D2DD" w:sz="6"/>
-          <w:insideH w:val="single" w:color="auto" w:sz="4"/>
-          <w:insideV w:val="single" w:color="auto" w:sz="4"/>
-        </w:tblBorders>
-      </w:tblPr>
-      <w:tblGrid>
-        <w:gridCol w:w="100"/>
-      </w:tblGrid>
-      <w:tr>
-        <w:tc>
-          <w:tcPr>
-            <w:shd w:fill="FBF3E2" w:color="auto" w:val="clear"/>
-            <w:tcMar>
-              <w:top w:type="dxa" w:w="60"/>
-              <w:left w:type="dxa" w:w="120"/>
-              <w:bottom w:type="dxa" w:w="60"/>
-              <w:right w:type="dxa" w:w="120"/>
-            </w:tcMar>
-          </w:tcPr>
-          <w:p>
-            <w:pPr>
-              <w:spacing w:after="0" w:line="320"/>
-            </w:pPr>
-            <w:r>
-              <w:t xml:space="preserve"/>
-            </w:r>
-          </w:p>
-          <w:p>
-            <w:pPr>
-              <w:spacing w:after="0" w:line="320"/>
-            </w:pPr>
-            <w:r>
-              <w:t xml:space="preserve"/>
-            </w:r>
-          </w:p>
-        </w:tc>
-      </w:tr>
-    </w:tbl>
-    <w:p>
-      <w:pPr>
-        <w:keepNext/>
-        <w:spacing w:after="60" w:before="160"/>
-      </w:pPr>
-      <w:r>
-        <w:rPr>
-          <w:b/>
-          <w:bCs/>
-          <w:color w:val="12355B"/>
-          <w:sz w:val="22"/>
-          <w:szCs w:val="22"/>
-        </w:rPr>
-        <w:t xml:space="preserve">3.  </w:t>
-      </w:r>
-      <w:r>
-        <w:rPr>
-          <w:b/>
-          <w:bCs/>
-          <w:sz w:val="21"/>
-          <w:szCs w:val="21"/>
-        </w:rPr>
-        <w:t xml:space="preserve">A rectangular time capsule box measures 3 in by 4 in by 5 in. How much wrapping paper covers its surface (no overlap)?</w:t>
-      </w:r>
-    </w:p>
-    <w:p>
-      <w:pPr>
-        <w:spacing w:after="40"/>
-        <w:ind w:left="420"/>
-      </w:pPr>
-      <w:r>
-        <w:rPr>
-          <w:sz w:val="20"/>
-          <w:szCs w:val="20"/>
-        </w:rPr>
-        <w:t xml:space="preserve">A)  94 in²</w:t>
-      </w:r>
-    </w:p>
-    <w:p>
-      <w:pPr>
-        <w:spacing w:after="40"/>
-        <w:ind w:left="420"/>
-      </w:pPr>
-      <w:r>
-        <w:rPr>
-          <w:sz w:val="20"/>
-          <w:szCs w:val="20"/>
-        </w:rPr>
-        <w:t xml:space="preserve">B)  60 in²</w:t>
-      </w:r>
-    </w:p>
-    <w:p>
-      <w:pPr>
-        <w:spacing w:after="40"/>
-        <w:ind w:left="420"/>
-      </w:pPr>
-      <w:r>
-        <w:rPr>
-          <w:sz w:val="20"/>
-          <w:szCs w:val="20"/>
-        </w:rPr>
-        <w:t xml:space="preserve">C)  47 in²</w:t>
-      </w:r>
-    </w:p>
-    <w:p>
-      <w:pPr>
-        <w:spacing w:after="40"/>
-        <w:ind w:left="420"/>
-      </w:pPr>
-      <w:r>
-        <w:rPr>
-          <w:sz w:val="20"/>
-          <w:szCs w:val="20"/>
-        </w:rPr>
-        <w:t xml:space="preserve">D)  94 in³</w:t>
-      </w:r>
-    </w:p>
-    <w:p>
-      <w:pPr>
-        <w:spacing w:after="20"/>
-      </w:pPr>
-      <w:r>
-        <w:t xml:space="preserve"/>
-      </w:r>
-    </w:p>
-    <w:tbl>
-      <w:tblPr>
-        <w:tblW w:type="pct" w:w="100%"/>
-        <w:tblBorders>
-          <w:top w:val="single" w:color="C7D2DD" w:sz="6"/>
-          <w:left w:val="single" w:color="C7D2DD" w:sz="6"/>
-          <w:bottom w:val="single" w:color="C7D2DD" w:sz="6"/>
-          <w:right w:val="single" w:color="C7D2DD" w:sz="6"/>
-          <w:insideH w:val="single" w:color="auto" w:sz="4"/>
-          <w:insideV w:val="single" w:color="auto" w:sz="4"/>
-        </w:tblBorders>
-      </w:tblPr>
-      <w:tblGrid>
-        <w:gridCol w:w="100"/>
-      </w:tblGrid>
-      <w:tr>
-        <w:tc>
-          <w:tcPr>
-            <w:shd w:fill="FBF3E2" w:color="auto" w:val="clear"/>
-            <w:tcMar>
-              <w:top w:type="dxa" w:w="60"/>
-              <w:left w:type="dxa" w:w="120"/>
-              <w:bottom w:type="dxa" w:w="60"/>
-              <w:right w:type="dxa" w:w="120"/>
-            </w:tcMar>
-          </w:tcPr>
-          <w:p>
-            <w:pPr>
-              <w:spacing w:after="0" w:line="320"/>
-            </w:pPr>
-            <w:r>
-              <w:t xml:space="preserve"/>
-            </w:r>
-          </w:p>
-          <w:p>
-            <w:pPr>
-              <w:spacing w:after="0" w:line="320"/>
-            </w:pPr>
-            <w:r>
-              <w:t xml:space="preserve"/>
-            </w:r>
-          </w:p>
-        </w:tc>
-      </w:tr>
-    </w:tbl>
-    <w:p>
-      <w:pPr>
-        <w:keepNext/>
-        <w:spacing w:after="60" w:before="160"/>
-      </w:pPr>
-      <w:r>
-        <w:rPr>
-          <w:b/>
-          <w:bCs/>
-          <w:color w:val="12355B"/>
-          <w:sz w:val="22"/>
-          <w:szCs w:val="22"/>
-        </w:rPr>
-        <w:t xml:space="preserve">4.  </w:t>
-      </w:r>
-      <w:r>
-        <w:rPr>
-          <w:b/>
-          <w:bCs/>
-          <w:sz w:val="21"/>
-          <w:szCs w:val="21"/>
-        </w:rPr>
-        <w:t xml:space="preserve">A rectangular capsule crate is 6 cm long, 5 cm wide, and 4 cm tall. How much cardboard is needed to cover all its faces?</w:t>
-      </w:r>
-    </w:p>
-    <w:p>
-      <w:pPr>
-        <w:spacing w:after="40"/>
-        <w:ind w:left="420"/>
-      </w:pPr>
-      <w:r>
-        <w:rPr>
-          <w:sz w:val="20"/>
-          <w:szCs w:val="20"/>
-        </w:rPr>
-        <w:t xml:space="preserve">A)  148 cm²</w:t>
-      </w:r>
-    </w:p>
-    <w:p>
-      <w:pPr>
-        <w:spacing w:after="40"/>
-        <w:ind w:left="420"/>
-      </w:pPr>
-      <w:r>
-        <w:rPr>
-          <w:sz w:val="20"/>
-          <w:szCs w:val="20"/>
-        </w:rPr>
-        <w:t xml:space="preserve">B)  120 cm²</w:t>
-      </w:r>
-    </w:p>
-    <w:p>
-      <w:pPr>
-        <w:spacing w:after="40"/>
-        <w:ind w:left="420"/>
-      </w:pPr>
-      <w:r>
-        <w:rPr>
-          <w:sz w:val="20"/>
-          <w:szCs w:val="20"/>
-        </w:rPr>
-        <w:t xml:space="preserve">C)  74 cm²</w:t>
-      </w:r>
-    </w:p>
-    <w:p>
-      <w:pPr>
-        <w:spacing w:after="40"/>
-        <w:ind w:left="420"/>
-      </w:pPr>
-      <w:r>
-        <w:rPr>
-          <w:sz w:val="20"/>
-          <w:szCs w:val="20"/>
-        </w:rPr>
-        <w:t xml:space="preserve">D)  148 cm³</w:t>
       </w:r>
     </w:p>
     <w:p>

--- a/lessons/10-4/downloads/10-4-notes.docx
+++ b/lessons/10-4/downloads/10-4-notes.docx
@@ -1404,6 +1404,1302 @@
           <w:szCs w:val="22"/>
         </w:rPr>
         <w:t xml:space="preserve">A side face of a prism that is not a base is a ___.</w:t>
+      </w:r>
+    </w:p>
+    <w:p>
+      <w:pPr>
+        <w:pStyle w:val="Heading1"/>
+        <w:pageBreakBefore/>
+        <w:pBdr>
+          <w:bottom w:val="single" w:color="1FA6A2" w:sz="14" w:space="6"/>
+        </w:pBdr>
+        <w:spacing w:after="140" w:before="0"/>
+      </w:pPr>
+      <w:r>
+        <w:rPr>
+          <w:b/>
+          <w:bCs/>
+          <w:color w:val="12355B"/>
+          <w:sz w:val="30"/>
+          <w:szCs w:val="30"/>
+        </w:rPr>
+        <w:t xml:space="preserve">Write About the Math</w:t>
+      </w:r>
+    </w:p>
+    <w:p>
+      <w:pPr>
+        <w:spacing w:after="100"/>
+      </w:pPr>
+      <w:r>
+        <w:rPr>
+          <w:i/>
+          <w:iCs/>
+          <w:color w:val="5F6F80"/>
+          <w:sz w:val="19"/>
+          <w:szCs w:val="19"/>
+        </w:rPr>
+        <w:t xml:space="preserve">Use the support level you need. Every level answers the same math question.</w:t>
+      </w:r>
+    </w:p>
+    <w:p>
+      <w:pPr>
+        <w:pStyle w:val="Heading2"/>
+        <w:spacing w:after="80" w:before="180"/>
+      </w:pPr>
+      <w:r>
+        <w:rPr>
+          <w:b/>
+          <w:bCs/>
+          <w:color w:val="12355B"/>
+          <w:sz w:val="24"/>
+          <w:szCs w:val="24"/>
+        </w:rPr>
+        <w:t xml:space="preserve">1. Understand the Question</w:t>
+      </w:r>
+      <w:r>
+        <w:rPr>
+          <w:i/>
+          <w:iCs/>
+          <w:color w:val="B97A12"/>
+          <w:sz w:val="19"/>
+          <w:szCs w:val="19"/>
+        </w:rPr>
+        <w:t xml:space="preserve">   explain</w:t>
+      </w:r>
+    </w:p>
+    <w:tbl>
+      <w:tblPr>
+        <w:tblW w:type="pct" w:w="100%"/>
+        <w:tblBorders>
+          <w:top w:val="single" w:color="1FA6A2" w:sz="8"/>
+          <w:left w:val="single" w:color="1FA6A2" w:sz="8"/>
+          <w:bottom w:val="single" w:color="1FA6A2" w:sz="8"/>
+          <w:right w:val="single" w:color="1FA6A2" w:sz="8"/>
+          <w:insideH w:val="single" w:color="auto" w:sz="4"/>
+          <w:insideV w:val="single" w:color="auto" w:sz="4"/>
+        </w:tblBorders>
+      </w:tblPr>
+      <w:tblGrid>
+        <w:gridCol w:w="100"/>
+      </w:tblGrid>
+      <w:tr>
+        <w:tc>
+          <w:tcPr>
+            <w:shd w:fill="E6F4F3" w:color="auto" w:val="clear"/>
+            <w:tcMar>
+              <w:top w:type="dxa" w:w="120"/>
+              <w:left w:type="dxa" w:w="180"/>
+              <w:bottom w:type="dxa" w:w="120"/>
+              <w:right w:type="dxa" w:w="180"/>
+            </w:tcMar>
+          </w:tcPr>
+          <w:p>
+            <w:pPr>
+              <w:spacing w:after="60"/>
+            </w:pPr>
+            <w:r>
+              <w:rPr>
+                <w:color w:val="1A2733"/>
+                <w:sz w:val="21"/>
+                <w:szCs w:val="21"/>
+              </w:rPr>
+              <w:t xml:space="preserve">For the triangular prism (base 6, height 4, length 10, slant sides 5), how did you account for the triangular bases AND the rectangular lateral faces?</w:t>
+            </w:r>
+          </w:p>
+          <w:p>
+            <w:pPr>
+              <w:spacing w:after="0"/>
+            </w:pPr>
+            <w:r>
+              <w:rPr>
+                <w:b/>
+                <w:bCs/>
+                <w:color w:val="12355B"/>
+                <w:sz w:val="20"/>
+                <w:szCs w:val="20"/>
+              </w:rPr>
+              <w:t xml:space="preserve">Your job:  </w:t>
+            </w:r>
+            <w:r>
+              <w:rPr>
+                <w:sz w:val="20"/>
+                <w:szCs w:val="20"/>
+              </w:rPr>
+              <w:t xml:space="preserve">Answer the question. Use math evidence. Explain how the evidence proves your answer.</w:t>
+            </w:r>
+            <w:r>
+              <w:rPr>
+                <w:i/>
+                <w:iCs/>
+                <w:color w:val="5F6F80"/>
+                <w:sz w:val="18"/>
+                <w:szCs w:val="18"/>
+              </w:rPr>
+              <w:br/>
+              <w:t xml:space="preserve">Responde la pregunta. Usa evidencia matemática. Explica cómo la evidencia demuestra tu respuesta.</w:t>
+            </w:r>
+          </w:p>
+        </w:tc>
+      </w:tr>
+    </w:tbl>
+    <w:p>
+      <w:pPr>
+        <w:pStyle w:val="Heading2"/>
+        <w:spacing w:after="80" w:before="180"/>
+      </w:pPr>
+      <w:r>
+        <w:rPr>
+          <w:b/>
+          <w:bCs/>
+          <w:color w:val="12355B"/>
+          <w:sz w:val="24"/>
+          <w:szCs w:val="24"/>
+        </w:rPr>
+        <w:t xml:space="preserve">2. Plan Your Math Words</w:t>
+      </w:r>
+      <w:r>
+        <w:rPr>
+          <w:i/>
+          <w:iCs/>
+          <w:color w:val="1FA6A2"/>
+          <w:sz w:val="19"/>
+          <w:szCs w:val="19"/>
+        </w:rPr>
+        <w:t xml:space="preserve">   check at least two</w:t>
+      </w:r>
+    </w:p>
+    <w:p>
+      <w:pPr>
+        <w:spacing w:after="60"/>
+      </w:pPr>
+      <w:r>
+        <w:rPr>
+          <w:b/>
+          <w:bCs/>
+          <w:color w:val="1FA6A2"/>
+          <w:sz w:val="22"/>
+          <w:szCs w:val="22"/>
+        </w:rPr>
+        <w:t xml:space="preserve">☐  </w:t>
+      </w:r>
+      <w:r>
+        <w:rPr>
+          <w:b/>
+          <w:bCs/>
+          <w:color w:val="12355B"/>
+          <w:sz w:val="20"/>
+          <w:szCs w:val="20"/>
+        </w:rPr>
+        <w:t xml:space="preserve">Surface area — </w:t>
+      </w:r>
+      <w:r>
+        <w:rPr>
+          <w:sz w:val="20"/>
+          <w:szCs w:val="20"/>
+        </w:rPr>
+        <w:t xml:space="preserve">The total area of all the flat sides of a solid.</w:t>
+      </w:r>
+      <w:r>
+        <w:rPr>
+          <w:i/>
+          <w:iCs/>
+          <w:color w:val="5F6F80"/>
+          <w:sz w:val="18"/>
+          <w:szCs w:val="18"/>
+        </w:rPr>
+        <w:br/>
+        <w:t xml:space="preserve">Área de superficie — El área total de todos los lados planos de un sólido.</w:t>
+      </w:r>
+    </w:p>
+    <w:p>
+      <w:pPr>
+        <w:spacing w:after="60"/>
+      </w:pPr>
+      <w:r>
+        <w:rPr>
+          <w:b/>
+          <w:bCs/>
+          <w:color w:val="1FA6A2"/>
+          <w:sz w:val="22"/>
+          <w:szCs w:val="22"/>
+        </w:rPr>
+        <w:t xml:space="preserve">☐  </w:t>
+      </w:r>
+      <w:r>
+        <w:rPr>
+          <w:b/>
+          <w:bCs/>
+          <w:color w:val="12355B"/>
+          <w:sz w:val="20"/>
+          <w:szCs w:val="20"/>
+        </w:rPr>
+        <w:t xml:space="preserve">Triangular prism — </w:t>
+      </w:r>
+      <w:r>
+        <w:rPr>
+          <w:sz w:val="20"/>
+          <w:szCs w:val="20"/>
+        </w:rPr>
+        <w:t xml:space="preserve">A solid with two triangle ends and three flat rectangle sides.</w:t>
+      </w:r>
+      <w:r>
+        <w:rPr>
+          <w:i/>
+          <w:iCs/>
+          <w:color w:val="5F6F80"/>
+          <w:sz w:val="18"/>
+          <w:szCs w:val="18"/>
+        </w:rPr>
+        <w:br/>
+        <w:t xml:space="preserve">Prisma triangular — Un sólido con dos extremos triangulares y tres lados rectangulares.</w:t>
+      </w:r>
+    </w:p>
+    <w:p>
+      <w:pPr>
+        <w:spacing w:after="60"/>
+      </w:pPr>
+      <w:r>
+        <w:rPr>
+          <w:b/>
+          <w:bCs/>
+          <w:color w:val="1FA6A2"/>
+          <w:sz w:val="22"/>
+          <w:szCs w:val="22"/>
+        </w:rPr>
+        <w:t xml:space="preserve">☐  </w:t>
+      </w:r>
+      <w:r>
+        <w:rPr>
+          <w:b/>
+          <w:bCs/>
+          <w:color w:val="12355B"/>
+          <w:sz w:val="20"/>
+          <w:szCs w:val="20"/>
+        </w:rPr>
+        <w:t xml:space="preserve">Face — </w:t>
+      </w:r>
+      <w:r>
+        <w:rPr>
+          <w:sz w:val="20"/>
+          <w:szCs w:val="20"/>
+        </w:rPr>
+        <w:t xml:space="preserve">One flat side of a solid shape.</w:t>
+      </w:r>
+      <w:r>
+        <w:rPr>
+          <w:i/>
+          <w:iCs/>
+          <w:color w:val="5F6F80"/>
+          <w:sz w:val="18"/>
+          <w:szCs w:val="18"/>
+        </w:rPr>
+        <w:br/>
+        <w:t xml:space="preserve">Cara — Un lado plano de una figura sólida.</w:t>
+      </w:r>
+    </w:p>
+    <w:p>
+      <w:pPr>
+        <w:spacing w:after="60"/>
+      </w:pPr>
+      <w:r>
+        <w:rPr>
+          <w:b/>
+          <w:bCs/>
+          <w:color w:val="1FA6A2"/>
+          <w:sz w:val="22"/>
+          <w:szCs w:val="22"/>
+        </w:rPr>
+        <w:t xml:space="preserve">☐  </w:t>
+      </w:r>
+      <w:r>
+        <w:rPr>
+          <w:b/>
+          <w:bCs/>
+          <w:color w:val="12355B"/>
+          <w:sz w:val="20"/>
+          <w:szCs w:val="20"/>
+        </w:rPr>
+        <w:t xml:space="preserve">Net — </w:t>
+      </w:r>
+      <w:r>
+        <w:rPr>
+          <w:sz w:val="20"/>
+          <w:szCs w:val="20"/>
+        </w:rPr>
+        <w:t xml:space="preserve">A flat shape that folds up into a solid.</w:t>
+      </w:r>
+      <w:r>
+        <w:rPr>
+          <w:i/>
+          <w:iCs/>
+          <w:color w:val="5F6F80"/>
+          <w:sz w:val="18"/>
+          <w:szCs w:val="18"/>
+        </w:rPr>
+        <w:br/>
+        <w:t xml:space="preserve">Plantilla (desarrollo plano) — Una figura plana que se dobla y forma un sólido.</w:t>
+      </w:r>
+    </w:p>
+    <w:p>
+      <w:pPr>
+        <w:spacing w:after="60"/>
+      </w:pPr>
+      <w:r>
+        <w:rPr>
+          <w:b/>
+          <w:bCs/>
+          <w:color w:val="1FA6A2"/>
+          <w:sz w:val="22"/>
+          <w:szCs w:val="22"/>
+        </w:rPr>
+        <w:t xml:space="preserve">☐  </w:t>
+      </w:r>
+      <w:r>
+        <w:rPr>
+          <w:b/>
+          <w:bCs/>
+          <w:color w:val="12355B"/>
+          <w:sz w:val="20"/>
+          <w:szCs w:val="20"/>
+        </w:rPr>
+        <w:t xml:space="preserve">Lateral face — </w:t>
+      </w:r>
+      <w:r>
+        <w:rPr>
+          <w:sz w:val="20"/>
+          <w:szCs w:val="20"/>
+        </w:rPr>
+        <w:t xml:space="preserve">The side faces of a solid, not the top or bottom.</w:t>
+      </w:r>
+      <w:r>
+        <w:rPr>
+          <w:i/>
+          <w:iCs/>
+          <w:color w:val="5F6F80"/>
+          <w:sz w:val="18"/>
+          <w:szCs w:val="18"/>
+        </w:rPr>
+        <w:br/>
+        <w:t xml:space="preserve">Cara lateral — Los lados de un sólido, no la parte de arriba ni la de abajo.</w:t>
+      </w:r>
+    </w:p>
+    <w:tbl>
+      <w:tblPr>
+        <w:tblW w:type="pct" w:w="100%"/>
+        <w:tblBorders>
+          <w:top w:val="single" w:color="1FA6A2" w:sz="8"/>
+          <w:left w:val="single" w:color="1FA6A2" w:sz="8"/>
+          <w:bottom w:val="single" w:color="1FA6A2" w:sz="8"/>
+          <w:right w:val="single" w:color="1FA6A2" w:sz="8"/>
+          <w:insideH w:val="single" w:color="auto" w:sz="4"/>
+          <w:insideV w:val="single" w:color="auto" w:sz="4"/>
+        </w:tblBorders>
+      </w:tblPr>
+      <w:tblGrid>
+        <w:gridCol w:w="100"/>
+      </w:tblGrid>
+      <w:tr>
+        <w:tc>
+          <w:tcPr>
+            <w:shd w:fill="F7FFFD" w:color="auto" w:val="clear"/>
+            <w:tcMar>
+              <w:top w:type="dxa" w:w="120"/>
+              <w:left w:type="dxa" w:w="180"/>
+              <w:bottom w:type="dxa" w:w="120"/>
+              <w:right w:type="dxa" w:w="180"/>
+            </w:tcMar>
+          </w:tcPr>
+          <w:p>
+            <w:pPr>
+              <w:spacing w:after="50"/>
+            </w:pPr>
+            <w:r>
+              <w:rPr>
+                <w:b/>
+                <w:bCs/>
+                <w:color w:val="1FA6A2"/>
+                <w:sz w:val="20"/>
+                <w:szCs w:val="20"/>
+              </w:rPr>
+              <w:t xml:space="preserve">Say it first:  </w:t>
+            </w:r>
+            <w:r>
+              <w:rPr>
+                <w:sz w:val="20"/>
+                <w:szCs w:val="20"/>
+              </w:rPr>
+              <w:t xml:space="preserve">Say your idea to a partner or quietly to yourself before you write.</w:t>
+            </w:r>
+          </w:p>
+          <w:p>
+            <w:pPr>
+              <w:spacing w:after="60"/>
+            </w:pPr>
+            <w:r>
+              <w:rPr>
+                <w:color w:val="1A2733"/>
+                <w:sz w:val="21"/>
+                <w:szCs w:val="21"/>
+              </w:rPr>
+              <w:t xml:space="preserve">The two triangular bases together are 2 × (½ × 6 × 4) = ___.</w:t>
+            </w:r>
+            <w:r>
+              <w:rPr>
+                <w:i/>
+                <w:iCs/>
+                <w:color w:val="5F6F80"/>
+                <w:sz w:val="19"/>
+                <w:szCs w:val="19"/>
+              </w:rPr>
+              <w:br/>
+              <w:t xml:space="preserve">Las dos bases triangulares juntas son 2 × (½ × 6 × 4) = ___.</w:t>
+            </w:r>
+          </w:p>
+        </w:tc>
+      </w:tr>
+    </w:tbl>
+    <w:p>
+      <w:pPr>
+        <w:pStyle w:val="Heading2"/>
+        <w:spacing w:after="80" w:before="180"/>
+      </w:pPr>
+      <w:r>
+        <w:rPr>
+          <w:b/>
+          <w:bCs/>
+          <w:color w:val="12355B"/>
+          <w:sz w:val="24"/>
+          <w:szCs w:val="24"/>
+        </w:rPr>
+        <w:t xml:space="preserve">3. Build Your Explanation</w:t>
+      </w:r>
+      <w:r>
+        <w:rPr>
+          <w:i/>
+          <w:iCs/>
+          <w:color w:val="B97A12"/>
+          <w:sz w:val="19"/>
+          <w:szCs w:val="19"/>
+        </w:rPr>
+        <w:t xml:space="preserve">   choose your support</w:t>
+      </w:r>
+    </w:p>
+    <w:tbl>
+      <w:tblPr>
+        <w:tblW w:type="pct" w:w="100%"/>
+        <w:tblBorders>
+          <w:top w:val="single" w:color="BBD0DE" w:sz="8"/>
+          <w:left w:val="single" w:color="BBD0DE" w:sz="8"/>
+          <w:bottom w:val="single" w:color="BBD0DE" w:sz="8"/>
+          <w:right w:val="single" w:color="BBD0DE" w:sz="8"/>
+          <w:insideH w:val="single" w:color="auto" w:sz="4"/>
+          <w:insideV w:val="single" w:color="auto" w:sz="4"/>
+        </w:tblBorders>
+      </w:tblPr>
+      <w:tblGrid>
+        <w:gridCol w:w="100"/>
+      </w:tblGrid>
+      <w:tr>
+        <w:tc>
+          <w:tcPr>
+            <w:shd w:fill="EEF4F8" w:color="auto" w:val="clear"/>
+            <w:tcMar>
+              <w:top w:type="dxa" w:w="120"/>
+              <w:left w:type="dxa" w:w="180"/>
+              <w:bottom w:type="dxa" w:w="120"/>
+              <w:right w:type="dxa" w:w="180"/>
+            </w:tcMar>
+          </w:tcPr>
+          <w:p>
+            <w:pPr>
+              <w:spacing w:after="50"/>
+            </w:pPr>
+            <w:r>
+              <w:rPr>
+                <w:i/>
+                <w:iCs/>
+                <w:color w:val="5F6F80"/>
+                <w:sz w:val="19"/>
+                <w:szCs w:val="19"/>
+              </w:rPr>
+              <w:t xml:space="preserve">This model shows the parts of an explanation. It does not answer your writing question.</w:t>
+            </w:r>
+          </w:p>
+          <w:p>
+            <w:pPr>
+              <w:spacing w:after="80"/>
+            </w:pPr>
+            <w:r>
+              <w:rPr>
+                <w:b/>
+                <w:bCs/>
+                <w:color w:val="12355B"/>
+                <w:sz w:val="19"/>
+                <w:szCs w:val="19"/>
+              </w:rPr>
+              <w:t xml:space="preserve">Claim:  </w:t>
+            </w:r>
+            <w:r>
+              <w:rPr>
+                <w:sz w:val="19"/>
+                <w:szCs w:val="19"/>
+              </w:rPr>
+              <w:t xml:space="preserve">For both, you add the areas of all the faces, but the shapes and number of faces differ.</w:t>
+            </w:r>
+          </w:p>
+          <w:p>
+            <w:pPr>
+              <w:spacing w:after="80"/>
+            </w:pPr>
+            <w:r>
+              <w:rPr>
+                <w:b/>
+                <w:bCs/>
+                <w:color w:val="12355B"/>
+                <w:sz w:val="19"/>
+                <w:szCs w:val="19"/>
+              </w:rPr>
+              <w:t xml:space="preserve">Evidence:  </w:t>
+            </w:r>
+            <w:r>
+              <w:rPr>
+                <w:sz w:val="19"/>
+                <w:szCs w:val="19"/>
+              </w:rPr>
+              <w:t xml:space="preserve">Students explain both methods add up all face areas, but a rectangular prism has 6 rectangular faces while a triangular prism has 5 faces (2 triangles + 3 rectangles).</w:t>
+            </w:r>
+          </w:p>
+          <w:p>
+            <w:pPr>
+              <w:spacing w:after="80"/>
+            </w:pPr>
+            <w:r>
+              <w:rPr>
+                <w:b/>
+                <w:bCs/>
+                <w:color w:val="12355B"/>
+                <w:sz w:val="19"/>
+                <w:szCs w:val="19"/>
+              </w:rPr>
+              <w:t xml:space="preserve">Reasoning:  </w:t>
+            </w:r>
+            <w:r>
+              <w:rPr>
+                <w:sz w:val="19"/>
+                <w:szCs w:val="19"/>
+              </w:rPr>
+              <w:t xml:space="preserve">This evidence connects the definition of surface area to the mathematical claim.</w:t>
+            </w:r>
+          </w:p>
+        </w:tc>
+      </w:tr>
+    </w:tbl>
+    <w:p>
+      <w:pPr>
+        <w:pStyle w:val="Heading2"/>
+        <w:spacing w:after="80" w:before="180"/>
+      </w:pPr>
+      <w:r>
+        <w:rPr>
+          <w:b/>
+          <w:bCs/>
+          <w:color w:val="12355B"/>
+          <w:sz w:val="24"/>
+          <w:szCs w:val="24"/>
+        </w:rPr>
+        <w:t xml:space="preserve">Start</w:t>
+      </w:r>
+      <w:r>
+        <w:rPr>
+          <w:i/>
+          <w:iCs/>
+          <w:color w:val="1FA6A2"/>
+          <w:sz w:val="19"/>
+          <w:szCs w:val="19"/>
+        </w:rPr>
+        <w:t xml:space="preserve">   Most language support</w:t>
+      </w:r>
+    </w:p>
+    <w:p>
+      <w:pPr>
+        <w:spacing w:after="60"/>
+      </w:pPr>
+      <w:r>
+        <w:rPr>
+          <w:color w:val="1A2733"/>
+          <w:sz w:val="21"/>
+          <w:szCs w:val="21"/>
+        </w:rPr>
+        <w:t xml:space="preserve">Complete the frames. Use the word bank.</w:t>
+      </w:r>
+      <w:r>
+        <w:rPr>
+          <w:i/>
+          <w:iCs/>
+          <w:color w:val="5F6F80"/>
+          <w:sz w:val="19"/>
+          <w:szCs w:val="19"/>
+        </w:rPr>
+        <w:br/>
+        <w:t xml:space="preserve">Completa las oraciones. Usa el banco de palabras.</w:t>
+      </w:r>
+    </w:p>
+    <w:p>
+      <w:pPr>
+        <w:spacing w:after="60"/>
+      </w:pPr>
+      <w:r>
+        <w:rPr>
+          <w:color w:val="1A2733"/>
+          <w:sz w:val="21"/>
+          <w:szCs w:val="21"/>
+        </w:rPr>
+        <w:t xml:space="preserve">The two triangular bases together are 2 × (½ × 6 × 4) = ___.</w:t>
+      </w:r>
+      <w:r>
+        <w:rPr>
+          <w:i/>
+          <w:iCs/>
+          <w:color w:val="5F6F80"/>
+          <w:sz w:val="19"/>
+          <w:szCs w:val="19"/>
+        </w:rPr>
+        <w:br/>
+        <w:t xml:space="preserve">Las dos bases triangulares juntas son 2 × (½ × 6 × 4) = ___.</w:t>
+      </w:r>
+    </w:p>
+    <w:p>
+      <w:pPr>
+        <w:spacing w:after="60"/>
+      </w:pPr>
+      <w:r>
+        <w:rPr>
+          <w:color w:val="1A2733"/>
+          <w:sz w:val="21"/>
+          <w:szCs w:val="21"/>
+        </w:rPr>
+        <w:t xml:space="preserve">The three lateral faces add to ___, so the total surface area is ___.</w:t>
+      </w:r>
+      <w:r>
+        <w:rPr>
+          <w:i/>
+          <w:iCs/>
+          <w:color w:val="5F6F80"/>
+          <w:sz w:val="19"/>
+          <w:szCs w:val="19"/>
+        </w:rPr>
+        <w:br/>
+        <w:t xml:space="preserve">Las tres caras laterales suman ___, así que el área total de superficie es ___.</w:t>
+      </w:r>
+    </w:p>
+    <w:tbl>
+      <w:tblPr>
+        <w:tblW w:type="pct" w:w="100%"/>
+        <w:tblBorders>
+          <w:top w:val="single" w:color="C7D2DD" w:sz="6"/>
+          <w:left w:val="single" w:color="C7D2DD" w:sz="6"/>
+          <w:bottom w:val="single" w:color="C7D2DD" w:sz="6"/>
+          <w:right w:val="single" w:color="C7D2DD" w:sz="6"/>
+          <w:insideH w:val="single" w:color="auto" w:sz="4"/>
+          <w:insideV w:val="single" w:color="auto" w:sz="4"/>
+        </w:tblBorders>
+      </w:tblPr>
+      <w:tblGrid>
+        <w:gridCol w:w="100"/>
+      </w:tblGrid>
+      <w:tr>
+        <w:tc>
+          <w:tcPr>
+            <w:shd w:fill="FBF3E2" w:color="auto" w:val="clear"/>
+            <w:tcMar>
+              <w:top w:type="dxa" w:w="60"/>
+              <w:left w:type="dxa" w:w="120"/>
+              <w:bottom w:type="dxa" w:w="60"/>
+              <w:right w:type="dxa" w:w="120"/>
+            </w:tcMar>
+          </w:tcPr>
+          <w:p>
+            <w:pPr>
+              <w:spacing w:after="0" w:line="320"/>
+            </w:pPr>
+            <w:r>
+              <w:t xml:space="preserve"/>
+            </w:r>
+          </w:p>
+          <w:p>
+            <w:pPr>
+              <w:spacing w:after="0" w:line="320"/>
+            </w:pPr>
+            <w:r>
+              <w:t xml:space="preserve"/>
+            </w:r>
+          </w:p>
+          <w:p>
+            <w:pPr>
+              <w:spacing w:after="0" w:line="320"/>
+            </w:pPr>
+            <w:r>
+              <w:t xml:space="preserve"/>
+            </w:r>
+          </w:p>
+        </w:tc>
+      </w:tr>
+    </w:tbl>
+    <w:p>
+      <w:pPr>
+        <w:pStyle w:val="Heading2"/>
+        <w:spacing w:after="80" w:before="180"/>
+      </w:pPr>
+      <w:r>
+        <w:rPr>
+          <w:b/>
+          <w:bCs/>
+          <w:color w:val="12355B"/>
+          <w:sz w:val="24"/>
+          <w:szCs w:val="24"/>
+        </w:rPr>
+        <w:t xml:space="preserve">Build</w:t>
+      </w:r>
+      <w:r>
+        <w:rPr>
+          <w:i/>
+          <w:iCs/>
+          <w:color w:val="B97A12"/>
+          <w:sz w:val="19"/>
+          <w:szCs w:val="19"/>
+        </w:rPr>
+        <w:t xml:space="preserve">   Some language support</w:t>
+      </w:r>
+    </w:p>
+    <w:p>
+      <w:pPr>
+        <w:spacing w:after="60"/>
+      </w:pPr>
+      <w:r>
+        <w:rPr>
+          <w:color w:val="1A2733"/>
+          <w:sz w:val="21"/>
+          <w:szCs w:val="21"/>
+        </w:rPr>
+        <w:t xml:space="preserve">Write two connected sentences. Use because, so, or but.</w:t>
+      </w:r>
+      <w:r>
+        <w:rPr>
+          <w:i/>
+          <w:iCs/>
+          <w:color w:val="5F6F80"/>
+          <w:sz w:val="19"/>
+          <w:szCs w:val="19"/>
+        </w:rPr>
+        <w:br/>
+        <w:t xml:space="preserve">Escribe dos oraciones conectadas. Usa porque, entonces o pero.</w:t>
+      </w:r>
+    </w:p>
+    <w:p>
+      <w:pPr>
+        <w:spacing w:after="60"/>
+      </w:pPr>
+      <w:r>
+        <w:rPr>
+          <w:color w:val="1A2733"/>
+          <w:sz w:val="21"/>
+          <w:szCs w:val="21"/>
+        </w:rPr>
+        <w:t xml:space="preserve">My claim is ___.</w:t>
+      </w:r>
+      <w:r>
+        <w:rPr>
+          <w:i/>
+          <w:iCs/>
+          <w:color w:val="5F6F80"/>
+          <w:sz w:val="19"/>
+          <w:szCs w:val="19"/>
+        </w:rPr>
+        <w:br/>
+        <w:t xml:space="preserve">Mi afirmación es ___.</w:t>
+      </w:r>
+    </w:p>
+    <w:p>
+      <w:pPr>
+        <w:spacing w:after="60"/>
+      </w:pPr>
+      <w:r>
+        <w:rPr>
+          <w:color w:val="1A2733"/>
+          <w:sz w:val="21"/>
+          <w:szCs w:val="21"/>
+        </w:rPr>
+        <w:t xml:space="preserve">I know because ___.</w:t>
+      </w:r>
+      <w:r>
+        <w:rPr>
+          <w:i/>
+          <w:iCs/>
+          <w:color w:val="5F6F80"/>
+          <w:sz w:val="19"/>
+          <w:szCs w:val="19"/>
+        </w:rPr>
+        <w:br/>
+        <w:t xml:space="preserve">Lo sé porque ___.</w:t>
+      </w:r>
+    </w:p>
+    <w:p>
+      <w:pPr>
+        <w:spacing w:after="60"/>
+      </w:pPr>
+      <w:r>
+        <w:rPr>
+          <w:color w:val="1A2733"/>
+          <w:sz w:val="21"/>
+          <w:szCs w:val="21"/>
+        </w:rPr>
+        <w:t xml:space="preserve">So ___.</w:t>
+      </w:r>
+      <w:r>
+        <w:rPr>
+          <w:i/>
+          <w:iCs/>
+          <w:color w:val="5F6F80"/>
+          <w:sz w:val="19"/>
+          <w:szCs w:val="19"/>
+        </w:rPr>
+        <w:br/>
+        <w:t xml:space="preserve">Entonces ___.</w:t>
+      </w:r>
+    </w:p>
+    <w:tbl>
+      <w:tblPr>
+        <w:tblW w:type="pct" w:w="100%"/>
+        <w:tblBorders>
+          <w:top w:val="single" w:color="C7D2DD" w:sz="6"/>
+          <w:left w:val="single" w:color="C7D2DD" w:sz="6"/>
+          <w:bottom w:val="single" w:color="C7D2DD" w:sz="6"/>
+          <w:right w:val="single" w:color="C7D2DD" w:sz="6"/>
+          <w:insideH w:val="single" w:color="auto" w:sz="4"/>
+          <w:insideV w:val="single" w:color="auto" w:sz="4"/>
+        </w:tblBorders>
+      </w:tblPr>
+      <w:tblGrid>
+        <w:gridCol w:w="100"/>
+      </w:tblGrid>
+      <w:tr>
+        <w:tc>
+          <w:tcPr>
+            <w:shd w:fill="FBF3E2" w:color="auto" w:val="clear"/>
+            <w:tcMar>
+              <w:top w:type="dxa" w:w="60"/>
+              <w:left w:type="dxa" w:w="120"/>
+              <w:bottom w:type="dxa" w:w="60"/>
+              <w:right w:type="dxa" w:w="120"/>
+            </w:tcMar>
+          </w:tcPr>
+          <w:p>
+            <w:pPr>
+              <w:spacing w:after="0" w:line="320"/>
+            </w:pPr>
+            <w:r>
+              <w:t xml:space="preserve"/>
+            </w:r>
+          </w:p>
+          <w:p>
+            <w:pPr>
+              <w:spacing w:after="0" w:line="320"/>
+            </w:pPr>
+            <w:r>
+              <w:t xml:space="preserve"/>
+            </w:r>
+          </w:p>
+          <w:p>
+            <w:pPr>
+              <w:spacing w:after="0" w:line="320"/>
+            </w:pPr>
+            <w:r>
+              <w:t xml:space="preserve"/>
+            </w:r>
+          </w:p>
+        </w:tc>
+      </w:tr>
+    </w:tbl>
+    <w:p>
+      <w:pPr>
+        <w:pStyle w:val="Heading2"/>
+        <w:spacing w:after="80" w:before="180"/>
+      </w:pPr>
+      <w:r>
+        <w:rPr>
+          <w:b/>
+          <w:bCs/>
+          <w:color w:val="12355B"/>
+          <w:sz w:val="24"/>
+          <w:szCs w:val="24"/>
+        </w:rPr>
+        <w:t xml:space="preserve">Explain</w:t>
+      </w:r>
+      <w:r>
+        <w:rPr>
+          <w:i/>
+          <w:iCs/>
+          <w:color w:val="B97A12"/>
+          <w:sz w:val="19"/>
+          <w:szCs w:val="19"/>
+        </w:rPr>
+        <w:t xml:space="preserve">   Light language support</w:t>
+      </w:r>
+    </w:p>
+    <w:p>
+      <w:pPr>
+        <w:spacing w:after="60"/>
+      </w:pPr>
+      <w:r>
+        <w:rPr>
+          <w:color w:val="1A2733"/>
+          <w:sz w:val="21"/>
+          <w:szCs w:val="21"/>
+        </w:rPr>
+        <w:t xml:space="preserve">Write a claim, give math evidence, and explain your reasoning.</w:t>
+      </w:r>
+      <w:r>
+        <w:rPr>
+          <w:i/>
+          <w:iCs/>
+          <w:color w:val="5F6F80"/>
+          <w:sz w:val="19"/>
+          <w:szCs w:val="19"/>
+        </w:rPr>
+        <w:br/>
+        <w:t xml:space="preserve">Escribe una afirmación, da evidencia matemática y explica tu razonamiento.</w:t>
+      </w:r>
+    </w:p>
+    <w:p>
+      <w:pPr>
+        <w:spacing w:after="60"/>
+      </w:pPr>
+      <w:r>
+        <w:rPr>
+          <w:color w:val="1A2733"/>
+          <w:sz w:val="21"/>
+          <w:szCs w:val="21"/>
+        </w:rPr>
+        <w:t xml:space="preserve">My claim is ___.</w:t>
+      </w:r>
+      <w:r>
+        <w:rPr>
+          <w:i/>
+          <w:iCs/>
+          <w:color w:val="5F6F80"/>
+          <w:sz w:val="19"/>
+          <w:szCs w:val="19"/>
+        </w:rPr>
+        <w:br/>
+        <w:t xml:space="preserve">Mi afirmación es ___.</w:t>
+      </w:r>
+    </w:p>
+    <w:p>
+      <w:pPr>
+        <w:spacing w:after="60"/>
+      </w:pPr>
+      <w:r>
+        <w:rPr>
+          <w:color w:val="1A2733"/>
+          <w:sz w:val="21"/>
+          <w:szCs w:val="21"/>
+        </w:rPr>
+        <w:t xml:space="preserve">My math evidence is ___.</w:t>
+      </w:r>
+      <w:r>
+        <w:rPr>
+          <w:i/>
+          <w:iCs/>
+          <w:color w:val="5F6F80"/>
+          <w:sz w:val="19"/>
+          <w:szCs w:val="19"/>
+        </w:rPr>
+        <w:br/>
+        <w:t xml:space="preserve">Mi evidencia matemática es ___.</w:t>
+      </w:r>
+    </w:p>
+    <w:p>
+      <w:pPr>
+        <w:spacing w:after="60"/>
+      </w:pPr>
+      <w:r>
+        <w:rPr>
+          <w:color w:val="1A2733"/>
+          <w:sz w:val="21"/>
+          <w:szCs w:val="21"/>
+        </w:rPr>
+        <w:t xml:space="preserve">This proves ___ because ___.</w:t>
+      </w:r>
+      <w:r>
+        <w:rPr>
+          <w:i/>
+          <w:iCs/>
+          <w:color w:val="5F6F80"/>
+          <w:sz w:val="19"/>
+          <w:szCs w:val="19"/>
+        </w:rPr>
+        <w:br/>
+        <w:t xml:space="preserve">Esto demuestra ___ porque ___.</w:t>
+      </w:r>
+    </w:p>
+    <w:tbl>
+      <w:tblPr>
+        <w:tblW w:type="pct" w:w="100%"/>
+        <w:tblBorders>
+          <w:top w:val="single" w:color="C7D2DD" w:sz="6"/>
+          <w:left w:val="single" w:color="C7D2DD" w:sz="6"/>
+          <w:bottom w:val="single" w:color="C7D2DD" w:sz="6"/>
+          <w:right w:val="single" w:color="C7D2DD" w:sz="6"/>
+          <w:insideH w:val="single" w:color="auto" w:sz="4"/>
+          <w:insideV w:val="single" w:color="auto" w:sz="4"/>
+        </w:tblBorders>
+      </w:tblPr>
+      <w:tblGrid>
+        <w:gridCol w:w="100"/>
+      </w:tblGrid>
+      <w:tr>
+        <w:tc>
+          <w:tcPr>
+            <w:shd w:fill="FBF3E2" w:color="auto" w:val="clear"/>
+            <w:tcMar>
+              <w:top w:type="dxa" w:w="60"/>
+              <w:left w:type="dxa" w:w="120"/>
+              <w:bottom w:type="dxa" w:w="60"/>
+              <w:right w:type="dxa" w:w="120"/>
+            </w:tcMar>
+          </w:tcPr>
+          <w:p>
+            <w:pPr>
+              <w:spacing w:after="0" w:line="320"/>
+            </w:pPr>
+            <w:r>
+              <w:t xml:space="preserve"/>
+            </w:r>
+          </w:p>
+          <w:p>
+            <w:pPr>
+              <w:spacing w:after="0" w:line="320"/>
+            </w:pPr>
+            <w:r>
+              <w:t xml:space="preserve"/>
+            </w:r>
+          </w:p>
+          <w:p>
+            <w:pPr>
+              <w:spacing w:after="0" w:line="320"/>
+            </w:pPr>
+            <w:r>
+              <w:t xml:space="preserve"/>
+            </w:r>
+          </w:p>
+          <w:p>
+            <w:pPr>
+              <w:spacing w:after="0" w:line="320"/>
+            </w:pPr>
+            <w:r>
+              <w:t xml:space="preserve"/>
+            </w:r>
+          </w:p>
+          <w:p>
+            <w:pPr>
+              <w:spacing w:after="0" w:line="320"/>
+            </w:pPr>
+            <w:r>
+              <w:t xml:space="preserve"/>
+            </w:r>
+          </w:p>
+        </w:tc>
+      </w:tr>
+    </w:tbl>
+    <w:p>
+      <w:pPr>
+        <w:pStyle w:val="Heading2"/>
+        <w:spacing w:after="80" w:before="180"/>
+      </w:pPr>
+      <w:r>
+        <w:rPr>
+          <w:b/>
+          <w:bCs/>
+          <w:color w:val="12355B"/>
+          <w:sz w:val="24"/>
+          <w:szCs w:val="24"/>
+        </w:rPr>
+        <w:t xml:space="preserve">4. Check Your Explanation</w:t>
+      </w:r>
+      <w:r>
+        <w:rPr>
+          <w:i/>
+          <w:iCs/>
+          <w:color w:val="1FA6A2"/>
+          <w:sz w:val="19"/>
+          <w:szCs w:val="19"/>
+        </w:rPr>
+        <w:t xml:space="preserve">   five quick checks</w:t>
+      </w:r>
+    </w:p>
+    <w:p>
+      <w:pPr>
+        <w:spacing w:after="80"/>
+      </w:pPr>
+      <w:r>
+        <w:rPr>
+          <w:b/>
+          <w:bCs/>
+          <w:color w:val="1FA6A2"/>
+          <w:sz w:val="22"/>
+          <w:szCs w:val="22"/>
+        </w:rPr>
+        <w:t xml:space="preserve">☐  </w:t>
+      </w:r>
+      <w:r>
+        <w:rPr>
+          <w:sz w:val="20"/>
+          <w:szCs w:val="20"/>
+        </w:rPr>
+        <w:t xml:space="preserve">I answered the question.</w:t>
+      </w:r>
+      <w:r>
+        <w:rPr>
+          <w:i/>
+          <w:iCs/>
+          <w:color w:val="5F6F80"/>
+          <w:sz w:val="18"/>
+          <w:szCs w:val="18"/>
+        </w:rPr>
+        <w:br/>
+        <w:t xml:space="preserve">Respondí la pregunta.</w:t>
+      </w:r>
+    </w:p>
+    <w:p>
+      <w:pPr>
+        <w:spacing w:after="80"/>
+      </w:pPr>
+      <w:r>
+        <w:rPr>
+          <w:b/>
+          <w:bCs/>
+          <w:color w:val="1FA6A2"/>
+          <w:sz w:val="22"/>
+          <w:szCs w:val="22"/>
+        </w:rPr>
+        <w:t xml:space="preserve">☐  </w:t>
+      </w:r>
+      <w:r>
+        <w:rPr>
+          <w:sz w:val="20"/>
+          <w:szCs w:val="20"/>
+        </w:rPr>
+        <w:t xml:space="preserve">I used math evidence: numbers, an equation, a model, or a comparison.</w:t>
+      </w:r>
+      <w:r>
+        <w:rPr>
+          <w:i/>
+          <w:iCs/>
+          <w:color w:val="5F6F80"/>
+          <w:sz w:val="18"/>
+          <w:szCs w:val="18"/>
+        </w:rPr>
+        <w:br/>
+        <w:t xml:space="preserve">Usé evidencia matemática: números, una ecuación, un modelo o una comparación.</w:t>
+      </w:r>
+    </w:p>
+    <w:p>
+      <w:pPr>
+        <w:spacing w:after="80"/>
+      </w:pPr>
+      <w:r>
+        <w:rPr>
+          <w:b/>
+          <w:bCs/>
+          <w:color w:val="1FA6A2"/>
+          <w:sz w:val="22"/>
+          <w:szCs w:val="22"/>
+        </w:rPr>
+        <w:t xml:space="preserve">☐  </w:t>
+      </w:r>
+      <w:r>
+        <w:rPr>
+          <w:sz w:val="20"/>
+          <w:szCs w:val="20"/>
+        </w:rPr>
+        <w:t xml:space="preserve">I explained how the evidence proves my answer.</w:t>
+      </w:r>
+      <w:r>
+        <w:rPr>
+          <w:i/>
+          <w:iCs/>
+          <w:color w:val="5F6F80"/>
+          <w:sz w:val="18"/>
+          <w:szCs w:val="18"/>
+        </w:rPr>
+        <w:br/>
+        <w:t xml:space="preserve">Expliqué cómo la evidencia demuestra mi respuesta.</w:t>
+      </w:r>
+    </w:p>
+    <w:p>
+      <w:pPr>
+        <w:spacing w:after="80"/>
+      </w:pPr>
+      <w:r>
+        <w:rPr>
+          <w:b/>
+          <w:bCs/>
+          <w:color w:val="1FA6A2"/>
+          <w:sz w:val="22"/>
+          <w:szCs w:val="22"/>
+        </w:rPr>
+        <w:t xml:space="preserve">☐  </w:t>
+      </w:r>
+      <w:r>
+        <w:rPr>
+          <w:sz w:val="20"/>
+          <w:szCs w:val="20"/>
+        </w:rPr>
+        <w:t xml:space="preserve">I used at least two math words.</w:t>
+      </w:r>
+      <w:r>
+        <w:rPr>
+          <w:i/>
+          <w:iCs/>
+          <w:color w:val="5F6F80"/>
+          <w:sz w:val="18"/>
+          <w:szCs w:val="18"/>
+        </w:rPr>
+        <w:br/>
+        <w:t xml:space="preserve">Usé por lo menos dos palabras matemáticas.</w:t>
+      </w:r>
+    </w:p>
+    <w:p>
+      <w:pPr>
+        <w:spacing w:after="80"/>
+      </w:pPr>
+      <w:r>
+        <w:rPr>
+          <w:b/>
+          <w:bCs/>
+          <w:color w:val="1FA6A2"/>
+          <w:sz w:val="22"/>
+          <w:szCs w:val="22"/>
+        </w:rPr>
+        <w:t xml:space="preserve">☐  </w:t>
+      </w:r>
+      <w:r>
+        <w:rPr>
+          <w:sz w:val="20"/>
+          <w:szCs w:val="20"/>
+        </w:rPr>
+        <w:t xml:space="preserve">I reread complete sentences and punctuation.</w:t>
+      </w:r>
+      <w:r>
+        <w:rPr>
+          <w:i/>
+          <w:iCs/>
+          <w:color w:val="5F6F80"/>
+          <w:sz w:val="18"/>
+          <w:szCs w:val="18"/>
+        </w:rPr>
+        <w:br/>
+        <w:t xml:space="preserve">Volví a leer mis oraciones completas y la puntuación.</w:t>
       </w:r>
     </w:p>
     <w:p>

--- a/lessons/10-4/downloads/10-4-notes.docx
+++ b/lessons/10-4/downloads/10-4-notes.docx
@@ -366,7 +366,7 @@
           </w:p>
           <w:p>
             <w:pPr>
-              <w:spacing w:after="0"/>
+              <w:spacing w:after="40"/>
             </w:pPr>
             <w:r>
               <w:rPr>
@@ -376,262 +376,29 @@
               <w:t xml:space="preserve">Coming up with different, and sometimes unique, solutions to problems.</w:t>
             </w:r>
           </w:p>
-        </w:tc>
-      </w:tr>
-    </w:tbl>
-    <w:tbl>
-      <w:tblPr>
-        <w:tblW w:type="pct" w:w="100%"/>
-        <w:tblBorders>
-          <w:top w:val="none" w:color="FFFFFF" w:sz="0"/>
-          <w:left w:val="none" w:color="FFFFFF" w:sz="0"/>
-          <w:bottom w:val="single" w:color="C7D2DD" w:sz="4"/>
-          <w:right w:val="none" w:color="FFFFFF" w:sz="0"/>
-          <w:insideH w:val="none" w:color="FFFFFF" w:sz="0"/>
-          <w:insideV w:val="none" w:color="FFFFFF" w:sz="0"/>
-        </w:tblBorders>
-      </w:tblPr>
-      <w:tblGrid>
-        <w:gridCol w:w="1800"/>
-        <w:gridCol w:w="7560"/>
-      </w:tblGrid>
-      <w:tr>
-        <w:trPr>
-          <w:cantSplit/>
-        </w:trPr>
-        <w:tc>
-          <w:tcPr>
-            <w:tcW w:type="dxa" w:w="1800"/>
-            <w:tcMar>
-              <w:top w:type="dxa" w:w="100"/>
-              <w:left w:type="dxa" w:w="40"/>
-              <w:bottom w:type="dxa" w:w="100"/>
-              <w:right w:type="dxa" w:w="120"/>
-            </w:tcMar>
-            <w:vAlign w:val="center"/>
-          </w:tcPr>
           <w:p>
             <w:pPr>
               <w:spacing w:after="0"/>
-              <w:jc w:val="center"/>
-            </w:pPr>
-            <w:r>
-              <w:drawing>
-                <wp:inline distT="0" distB="0" distL="0" distR="0">
-                  <wp:extent cx="1047750" cy="790575"/>
-                  <wp:effectExtent t="0" r="0" b="0" l="0"/>
-                  <wp:docPr id="1" name="" descr="" title=""/>
-                  <wp:cNvGraphicFramePr>
-                    <a:graphicFrameLocks xmlns:a="http://schemas.openxmlformats.org/drawingml/2006/main" noChangeAspect="1"/>
-                  </wp:cNvGraphicFramePr>
-                  <a:graphic xmlns:a="http://schemas.openxmlformats.org/drawingml/2006/main">
-                    <a:graphicData uri="http://schemas.openxmlformats.org/drawingml/2006/picture">
-                      <pic:pic xmlns:pic="http://schemas.openxmlformats.org/drawingml/2006/picture">
-                        <pic:nvPicPr>
-                          <pic:cNvPr id="0" name="" descr=""/>
-                          <pic:cNvPicPr>
-                            <a:picLocks noChangeAspect="1" noChangeArrowheads="1"/>
-                          </pic:cNvPicPr>
-                        </pic:nvPicPr>
-                        <pic:blipFill>
-                          <a:blip r:embed="rId9" cstate="none"/>
-                          <a:srcRect/>
-                          <a:stretch>
-                            <a:fillRect/>
-                          </a:stretch>
-                        </pic:blipFill>
-                        <pic:spPr bwMode="auto">
-                          <a:xfrm>
-                            <a:off x="0" y="0"/>
-                            <a:ext cx="1047750" cy="790575"/>
-                          </a:xfrm>
-                          <a:prstGeom prst="rect">
-                            <a:avLst/>
-                          </a:prstGeom>
-                        </pic:spPr>
-                      </pic:pic>
-                    </a:graphicData>
-                  </a:graphic>
-                </wp:inline>
-              </w:drawing>
-            </w:r>
-          </w:p>
-        </w:tc>
-        <w:tc>
-          <w:tcPr>
-            <w:tcW w:type="dxa" w:w="7560"/>
-            <w:tcMar>
-              <w:top w:type="dxa" w:w="100"/>
-              <w:left w:type="dxa" w:w="40"/>
-              <w:bottom w:type="dxa" w:w="100"/>
-              <w:right w:type="dxa" w:w="40"/>
-            </w:tcMar>
-            <w:vAlign w:val="center"/>
-          </w:tcPr>
-          <w:p>
-            <w:pPr>
-              <w:spacing w:after="50"/>
             </w:pPr>
             <w:r>
               <w:rPr>
                 <w:b/>
                 <w:bCs/>
-                <w:color w:val="12355B"/>
-                <w:sz w:val="24"/>
-                <w:szCs w:val="24"/>
-              </w:rPr>
-              <w:t xml:space="preserve">rotation</w:t>
+                <w:color w:val="1FA6A2"/>
+                <w:sz w:val="18"/>
+                <w:szCs w:val="18"/>
+              </w:rPr>
+              <w:t xml:space="preserve">Example:  </w:t>
             </w:r>
             <w:r>
               <w:rPr>
                 <w:i/>
                 <w:iCs/>
                 <w:color w:val="5F6F80"/>
-                <w:sz w:val="19"/>
-                <w:szCs w:val="19"/>
-              </w:rPr>
-              <w:t xml:space="preserve">   rotación</w:t>
-            </w:r>
-          </w:p>
-          <w:p>
-            <w:pPr>
-              <w:spacing w:after="0"/>
-            </w:pPr>
-            <w:r>
-              <w:rPr>
-                <w:sz w:val="21"/>
-                <w:szCs w:val="21"/>
-              </w:rPr>
-              <w:t xml:space="preserve">One full turn of a wheel, gear, or pedal all the way around.</w:t>
-            </w:r>
-          </w:p>
-        </w:tc>
-      </w:tr>
-    </w:tbl>
-    <w:tbl>
-      <w:tblPr>
-        <w:tblW w:type="pct" w:w="100%"/>
-        <w:tblBorders>
-          <w:top w:val="none" w:color="FFFFFF" w:sz="0"/>
-          <w:left w:val="none" w:color="FFFFFF" w:sz="0"/>
-          <w:bottom w:val="single" w:color="C7D2DD" w:sz="4"/>
-          <w:right w:val="none" w:color="FFFFFF" w:sz="0"/>
-          <w:insideH w:val="none" w:color="FFFFFF" w:sz="0"/>
-          <w:insideV w:val="none" w:color="FFFFFF" w:sz="0"/>
-        </w:tblBorders>
-      </w:tblPr>
-      <w:tblGrid>
-        <w:gridCol w:w="1800"/>
-        <w:gridCol w:w="7560"/>
-      </w:tblGrid>
-      <w:tr>
-        <w:trPr>
-          <w:cantSplit/>
-        </w:trPr>
-        <w:tc>
-          <w:tcPr>
-            <w:tcW w:type="dxa" w:w="1800"/>
-            <w:tcMar>
-              <w:top w:type="dxa" w:w="100"/>
-              <w:left w:type="dxa" w:w="40"/>
-              <w:bottom w:type="dxa" w:w="100"/>
-              <w:right w:type="dxa" w:w="120"/>
-            </w:tcMar>
-            <w:vAlign w:val="center"/>
-          </w:tcPr>
-          <w:p>
-            <w:pPr>
-              <w:spacing w:after="0"/>
-              <w:jc w:val="center"/>
-            </w:pPr>
-            <w:r>
-              <w:drawing>
-                <wp:inline distT="0" distB="0" distL="0" distR="0">
-                  <wp:extent cx="1047750" cy="790575"/>
-                  <wp:effectExtent t="0" r="0" b="0" l="0"/>
-                  <wp:docPr id="1" name="" descr="" title=""/>
-                  <wp:cNvGraphicFramePr>
-                    <a:graphicFrameLocks xmlns:a="http://schemas.openxmlformats.org/drawingml/2006/main" noChangeAspect="1"/>
-                  </wp:cNvGraphicFramePr>
-                  <a:graphic xmlns:a="http://schemas.openxmlformats.org/drawingml/2006/main">
-                    <a:graphicData uri="http://schemas.openxmlformats.org/drawingml/2006/picture">
-                      <pic:pic xmlns:pic="http://schemas.openxmlformats.org/drawingml/2006/picture">
-                        <pic:nvPicPr>
-                          <pic:cNvPr id="0" name="" descr=""/>
-                          <pic:cNvPicPr>
-                            <a:picLocks noChangeAspect="1" noChangeArrowheads="1"/>
-                          </pic:cNvPicPr>
-                        </pic:nvPicPr>
-                        <pic:blipFill>
-                          <a:blip r:embed="rId9" cstate="none"/>
-                          <a:srcRect/>
-                          <a:stretch>
-                            <a:fillRect/>
-                          </a:stretch>
-                        </pic:blipFill>
-                        <pic:spPr bwMode="auto">
-                          <a:xfrm>
-                            <a:off x="0" y="0"/>
-                            <a:ext cx="1047750" cy="790575"/>
-                          </a:xfrm>
-                          <a:prstGeom prst="rect">
-                            <a:avLst/>
-                          </a:prstGeom>
-                        </pic:spPr>
-                      </pic:pic>
-                    </a:graphicData>
-                  </a:graphic>
-                </wp:inline>
-              </w:drawing>
-            </w:r>
-          </w:p>
-        </w:tc>
-        <w:tc>
-          <w:tcPr>
-            <w:tcW w:type="dxa" w:w="7560"/>
-            <w:tcMar>
-              <w:top w:type="dxa" w:w="100"/>
-              <w:left w:type="dxa" w:w="40"/>
-              <w:bottom w:type="dxa" w:w="100"/>
-              <w:right w:type="dxa" w:w="40"/>
-            </w:tcMar>
-            <w:vAlign w:val="center"/>
-          </w:tcPr>
-          <w:p>
-            <w:pPr>
-              <w:spacing w:after="50"/>
-            </w:pPr>
-            <w:r>
-              <w:rPr>
-                <w:b/>
-                <w:bCs/>
-                <w:color w:val="12355B"/>
-                <w:sz w:val="24"/>
-                <w:szCs w:val="24"/>
-              </w:rPr>
-              <w:t xml:space="preserve">gear</w:t>
-            </w:r>
-            <w:r>
-              <w:rPr>
-                <w:i/>
-                <w:iCs/>
-                <w:color w:val="5F6F80"/>
-                <w:sz w:val="19"/>
-                <w:szCs w:val="19"/>
-              </w:rPr>
-              <w:t xml:space="preserve">   engranaje</w:t>
-            </w:r>
-          </w:p>
-          <w:p>
-            <w:pPr>
-              <w:spacing w:after="0"/>
-            </w:pPr>
-            <w:r>
-              <w:rPr>
-                <w:sz w:val="21"/>
-                <w:szCs w:val="21"/>
-              </w:rPr>
-              <w:t xml:space="preserve">A toothed wheel that transfers motion through a chain or another gear.</w:t>
+                <w:sz w:val="18"/>
+                <w:szCs w:val="18"/>
+              </w:rPr>
+              <w:t xml:space="preserve">The Penny Farthing's huge wheel, then chains and gears — two clever fixes.</w:t>
             </w:r>
           </w:p>
         </w:tc>
@@ -738,7 +505,7 @@
                 <w:sz w:val="24"/>
                 <w:szCs w:val="24"/>
               </w:rPr>
-              <w:t xml:space="preserve">ratio</w:t>
+              <w:t xml:space="preserve">rotation</w:t>
             </w:r>
             <w:r>
               <w:rPr>
@@ -748,19 +515,44 @@
                 <w:sz w:val="19"/>
                 <w:szCs w:val="19"/>
               </w:rPr>
-              <w:t xml:space="preserve">   razón</w:t>
-            </w:r>
-          </w:p>
-          <w:p>
-            <w:pPr>
-              <w:spacing w:after="0"/>
+              <w:t xml:space="preserve">   rotación</w:t>
+            </w:r>
+          </w:p>
+          <w:p>
+            <w:pPr>
+              <w:spacing w:after="40"/>
             </w:pPr>
             <w:r>
               <w:rPr>
                 <w:sz w:val="21"/>
                 <w:szCs w:val="21"/>
               </w:rPr>
-              <w:t xml:space="preserve">A comparison of two quantities, like pedal rotations to wheel rotations.</w:t>
+              <w:t xml:space="preserve">One full turn of a wheel, gear, or pedal all the way around.</w:t>
+            </w:r>
+          </w:p>
+          <w:p>
+            <w:pPr>
+              <w:spacing w:after="0"/>
+            </w:pPr>
+            <w:r>
+              <w:rPr>
+                <w:b/>
+                <w:bCs/>
+                <w:color w:val="1FA6A2"/>
+                <w:sz w:val="18"/>
+                <w:szCs w:val="18"/>
+              </w:rPr>
+              <w:t xml:space="preserve">Example:  </w:t>
+            </w:r>
+            <w:r>
+              <w:rPr>
+                <w:i/>
+                <w:iCs/>
+                <w:color w:val="5F6F80"/>
+                <w:sz w:val="18"/>
+                <w:szCs w:val="18"/>
+              </w:rPr>
+              <w:t xml:space="preserve">One full turn of the pedal — 360° all the way around.</w:t>
             </w:r>
           </w:p>
         </w:tc>
@@ -867,7 +659,7 @@
                 <w:sz w:val="24"/>
                 <w:szCs w:val="24"/>
               </w:rPr>
-              <w:t xml:space="preserve">equivalent ratios</w:t>
+              <w:t xml:space="preserve">gear</w:t>
             </w:r>
             <w:r>
               <w:rPr>
@@ -877,19 +669,352 @@
                 <w:sz w:val="19"/>
                 <w:szCs w:val="19"/>
               </w:rPr>
-              <w:t xml:space="preserve">   razones equivalentes</w:t>
-            </w:r>
-          </w:p>
-          <w:p>
-            <w:pPr>
-              <w:spacing w:after="0"/>
+              <w:t xml:space="preserve">   engranaje</w:t>
+            </w:r>
+          </w:p>
+          <w:p>
+            <w:pPr>
+              <w:spacing w:after="40"/>
             </w:pPr>
             <w:r>
               <w:rPr>
                 <w:sz w:val="21"/>
                 <w:szCs w:val="21"/>
               </w:rPr>
+              <w:t xml:space="preserve">A toothed wheel that passes motion to another toothed wheel through a chain.</w:t>
+            </w:r>
+          </w:p>
+          <w:p>
+            <w:pPr>
+              <w:spacing w:after="0"/>
+            </w:pPr>
+            <w:r>
+              <w:rPr>
+                <w:b/>
+                <w:bCs/>
+                <w:color w:val="1FA6A2"/>
+                <w:sz w:val="18"/>
+                <w:szCs w:val="18"/>
+              </w:rPr>
+              <w:t xml:space="preserve">Example:  </w:t>
+            </w:r>
+            <w:r>
+              <w:rPr>
+                <w:i/>
+                <w:iCs/>
+                <w:color w:val="5F6F80"/>
+                <w:sz w:val="18"/>
+                <w:szCs w:val="18"/>
+              </w:rPr>
+              <w:t xml:space="preserve">A 48-tooth pedal gear pulling a 12-tooth wheel gear through the chain.</w:t>
+            </w:r>
+          </w:p>
+        </w:tc>
+      </w:tr>
+    </w:tbl>
+    <w:tbl>
+      <w:tblPr>
+        <w:tblW w:type="pct" w:w="100%"/>
+        <w:tblBorders>
+          <w:top w:val="none" w:color="FFFFFF" w:sz="0"/>
+          <w:left w:val="none" w:color="FFFFFF" w:sz="0"/>
+          <w:bottom w:val="single" w:color="C7D2DD" w:sz="4"/>
+          <w:right w:val="none" w:color="FFFFFF" w:sz="0"/>
+          <w:insideH w:val="none" w:color="FFFFFF" w:sz="0"/>
+          <w:insideV w:val="none" w:color="FFFFFF" w:sz="0"/>
+        </w:tblBorders>
+      </w:tblPr>
+      <w:tblGrid>
+        <w:gridCol w:w="1800"/>
+        <w:gridCol w:w="7560"/>
+      </w:tblGrid>
+      <w:tr>
+        <w:trPr>
+          <w:cantSplit/>
+        </w:trPr>
+        <w:tc>
+          <w:tcPr>
+            <w:tcW w:type="dxa" w:w="1800"/>
+            <w:tcMar>
+              <w:top w:type="dxa" w:w="100"/>
+              <w:left w:type="dxa" w:w="40"/>
+              <w:bottom w:type="dxa" w:w="100"/>
+              <w:right w:type="dxa" w:w="120"/>
+            </w:tcMar>
+            <w:vAlign w:val="center"/>
+          </w:tcPr>
+          <w:p>
+            <w:pPr>
+              <w:spacing w:after="0"/>
+              <w:jc w:val="center"/>
+            </w:pPr>
+            <w:r>
+              <w:drawing>
+                <wp:inline distT="0" distB="0" distL="0" distR="0">
+                  <wp:extent cx="1047750" cy="790575"/>
+                  <wp:effectExtent t="0" r="0" b="0" l="0"/>
+                  <wp:docPr id="1" name="" descr="" title=""/>
+                  <wp:cNvGraphicFramePr>
+                    <a:graphicFrameLocks xmlns:a="http://schemas.openxmlformats.org/drawingml/2006/main" noChangeAspect="1"/>
+                  </wp:cNvGraphicFramePr>
+                  <a:graphic xmlns:a="http://schemas.openxmlformats.org/drawingml/2006/main">
+                    <a:graphicData uri="http://schemas.openxmlformats.org/drawingml/2006/picture">
+                      <pic:pic xmlns:pic="http://schemas.openxmlformats.org/drawingml/2006/picture">
+                        <pic:nvPicPr>
+                          <pic:cNvPr id="0" name="" descr=""/>
+                          <pic:cNvPicPr>
+                            <a:picLocks noChangeAspect="1" noChangeArrowheads="1"/>
+                          </pic:cNvPicPr>
+                        </pic:nvPicPr>
+                        <pic:blipFill>
+                          <a:blip r:embed="rId12" cstate="none"/>
+                          <a:srcRect/>
+                          <a:stretch>
+                            <a:fillRect/>
+                          </a:stretch>
+                        </pic:blipFill>
+                        <pic:spPr bwMode="auto">
+                          <a:xfrm>
+                            <a:off x="0" y="0"/>
+                            <a:ext cx="1047750" cy="790575"/>
+                          </a:xfrm>
+                          <a:prstGeom prst="rect">
+                            <a:avLst/>
+                          </a:prstGeom>
+                        </pic:spPr>
+                      </pic:pic>
+                    </a:graphicData>
+                  </a:graphic>
+                </wp:inline>
+              </w:drawing>
+            </w:r>
+          </w:p>
+        </w:tc>
+        <w:tc>
+          <w:tcPr>
+            <w:tcW w:type="dxa" w:w="7560"/>
+            <w:tcMar>
+              <w:top w:type="dxa" w:w="100"/>
+              <w:left w:type="dxa" w:w="40"/>
+              <w:bottom w:type="dxa" w:w="100"/>
+              <w:right w:type="dxa" w:w="40"/>
+            </w:tcMar>
+            <w:vAlign w:val="center"/>
+          </w:tcPr>
+          <w:p>
+            <w:pPr>
+              <w:spacing w:after="50"/>
+            </w:pPr>
+            <w:r>
+              <w:rPr>
+                <w:b/>
+                <w:bCs/>
+                <w:color w:val="12355B"/>
+                <w:sz w:val="24"/>
+                <w:szCs w:val="24"/>
+              </w:rPr>
+              <w:t xml:space="preserve">ratio</w:t>
+            </w:r>
+            <w:r>
+              <w:rPr>
+                <w:i/>
+                <w:iCs/>
+                <w:color w:val="5F6F80"/>
+                <w:sz w:val="19"/>
+                <w:szCs w:val="19"/>
+              </w:rPr>
+              <w:t xml:space="preserve">   razón</w:t>
+            </w:r>
+          </w:p>
+          <w:p>
+            <w:pPr>
+              <w:spacing w:after="40"/>
+            </w:pPr>
+            <w:r>
+              <w:rPr>
+                <w:sz w:val="21"/>
+                <w:szCs w:val="21"/>
+              </w:rPr>
+              <w:t xml:space="preserve">A comparison of two quantities, like pedal rotations to wheel rotations.</w:t>
+            </w:r>
+          </w:p>
+          <w:p>
+            <w:pPr>
+              <w:spacing w:after="0"/>
+            </w:pPr>
+            <w:r>
+              <w:rPr>
+                <w:b/>
+                <w:bCs/>
+                <w:color w:val="1FA6A2"/>
+                <w:sz w:val="18"/>
+                <w:szCs w:val="18"/>
+              </w:rPr>
+              <w:t xml:space="preserve">Example:  </w:t>
+            </w:r>
+            <w:r>
+              <w:rPr>
+                <w:i/>
+                <w:iCs/>
+                <w:color w:val="5F6F80"/>
+                <w:sz w:val="18"/>
+                <w:szCs w:val="18"/>
+              </w:rPr>
+              <w:t xml:space="preserve">48 pedal teeth to 12 wheel teeth — 4 wheel turns for every pedal turn.</w:t>
+            </w:r>
+          </w:p>
+        </w:tc>
+      </w:tr>
+    </w:tbl>
+    <w:tbl>
+      <w:tblPr>
+        <w:tblW w:type="pct" w:w="100%"/>
+        <w:tblBorders>
+          <w:top w:val="none" w:color="FFFFFF" w:sz="0"/>
+          <w:left w:val="none" w:color="FFFFFF" w:sz="0"/>
+          <w:bottom w:val="single" w:color="C7D2DD" w:sz="4"/>
+          <w:right w:val="none" w:color="FFFFFF" w:sz="0"/>
+          <w:insideH w:val="none" w:color="FFFFFF" w:sz="0"/>
+          <w:insideV w:val="none" w:color="FFFFFF" w:sz="0"/>
+        </w:tblBorders>
+      </w:tblPr>
+      <w:tblGrid>
+        <w:gridCol w:w="1800"/>
+        <w:gridCol w:w="7560"/>
+      </w:tblGrid>
+      <w:tr>
+        <w:trPr>
+          <w:cantSplit/>
+        </w:trPr>
+        <w:tc>
+          <w:tcPr>
+            <w:tcW w:type="dxa" w:w="1800"/>
+            <w:tcMar>
+              <w:top w:type="dxa" w:w="100"/>
+              <w:left w:type="dxa" w:w="40"/>
+              <w:bottom w:type="dxa" w:w="100"/>
+              <w:right w:type="dxa" w:w="120"/>
+            </w:tcMar>
+            <w:vAlign w:val="center"/>
+          </w:tcPr>
+          <w:p>
+            <w:pPr>
+              <w:spacing w:after="0"/>
+              <w:jc w:val="center"/>
+            </w:pPr>
+            <w:r>
+              <w:drawing>
+                <wp:inline distT="0" distB="0" distL="0" distR="0">
+                  <wp:extent cx="1047750" cy="790575"/>
+                  <wp:effectExtent t="0" r="0" b="0" l="0"/>
+                  <wp:docPr id="1" name="" descr="" title=""/>
+                  <wp:cNvGraphicFramePr>
+                    <a:graphicFrameLocks xmlns:a="http://schemas.openxmlformats.org/drawingml/2006/main" noChangeAspect="1"/>
+                  </wp:cNvGraphicFramePr>
+                  <a:graphic xmlns:a="http://schemas.openxmlformats.org/drawingml/2006/main">
+                    <a:graphicData uri="http://schemas.openxmlformats.org/drawingml/2006/picture">
+                      <pic:pic xmlns:pic="http://schemas.openxmlformats.org/drawingml/2006/picture">
+                        <pic:nvPicPr>
+                          <pic:cNvPr id="0" name="" descr=""/>
+                          <pic:cNvPicPr>
+                            <a:picLocks noChangeAspect="1" noChangeArrowheads="1"/>
+                          </pic:cNvPicPr>
+                        </pic:nvPicPr>
+                        <pic:blipFill>
+                          <a:blip r:embed="rId13" cstate="none"/>
+                          <a:srcRect/>
+                          <a:stretch>
+                            <a:fillRect/>
+                          </a:stretch>
+                        </pic:blipFill>
+                        <pic:spPr bwMode="auto">
+                          <a:xfrm>
+                            <a:off x="0" y="0"/>
+                            <a:ext cx="1047750" cy="790575"/>
+                          </a:xfrm>
+                          <a:prstGeom prst="rect">
+                            <a:avLst/>
+                          </a:prstGeom>
+                        </pic:spPr>
+                      </pic:pic>
+                    </a:graphicData>
+                  </a:graphic>
+                </wp:inline>
+              </w:drawing>
+            </w:r>
+          </w:p>
+        </w:tc>
+        <w:tc>
+          <w:tcPr>
+            <w:tcW w:type="dxa" w:w="7560"/>
+            <w:tcMar>
+              <w:top w:type="dxa" w:w="100"/>
+              <w:left w:type="dxa" w:w="40"/>
+              <w:bottom w:type="dxa" w:w="100"/>
+              <w:right w:type="dxa" w:w="40"/>
+            </w:tcMar>
+            <w:vAlign w:val="center"/>
+          </w:tcPr>
+          <w:p>
+            <w:pPr>
+              <w:spacing w:after="50"/>
+            </w:pPr>
+            <w:r>
+              <w:rPr>
+                <w:b/>
+                <w:bCs/>
+                <w:color w:val="12355B"/>
+                <w:sz w:val="24"/>
+                <w:szCs w:val="24"/>
+              </w:rPr>
+              <w:t xml:space="preserve">equivalent ratios</w:t>
+            </w:r>
+            <w:r>
+              <w:rPr>
+                <w:i/>
+                <w:iCs/>
+                <w:color w:val="5F6F80"/>
+                <w:sz w:val="19"/>
+                <w:szCs w:val="19"/>
+              </w:rPr>
+              <w:t xml:space="preserve">   razones equivalentes</w:t>
+            </w:r>
+          </w:p>
+          <w:p>
+            <w:pPr>
+              <w:spacing w:after="40"/>
+            </w:pPr>
+            <w:r>
+              <w:rPr>
+                <w:sz w:val="21"/>
+                <w:szCs w:val="21"/>
+              </w:rPr>
               <w:t xml:space="preserve">Ratios that make the same comparison using different numbers.</w:t>
+            </w:r>
+          </w:p>
+          <w:p>
+            <w:pPr>
+              <w:spacing w:after="0"/>
+            </w:pPr>
+            <w:r>
+              <w:rPr>
+                <w:b/>
+                <w:bCs/>
+                <w:color w:val="1FA6A2"/>
+                <w:sz w:val="18"/>
+                <w:szCs w:val="18"/>
+              </w:rPr>
+              <w:t xml:space="preserve">Example:  </w:t>
+            </w:r>
+            <w:r>
+              <w:rPr>
+                <w:i/>
+                <w:iCs/>
+                <w:color w:val="5F6F80"/>
+                <w:sz w:val="18"/>
+                <w:szCs w:val="18"/>
+              </w:rPr>
+              <w:t xml:space="preserve">1 : 4 and 3 : 12 describe the same gear, at different sizes.</w:t>
             </w:r>
           </w:p>
         </w:tc>
@@ -1014,7 +1139,7 @@
           <w:sz w:val="22"/>
           <w:szCs w:val="22"/>
         </w:rPr>
-        <w:t xml:space="preserve">__________  —  Coming up with different, and sometimes unique, solutions to problems.</w:t>
+        <w:t xml:space="preserve">Coming up with a different, sometimes unique solution is ___.</w:t>
       </w:r>
     </w:p>
     <w:p>
@@ -1036,7 +1161,7 @@
           <w:sz w:val="22"/>
           <w:szCs w:val="22"/>
         </w:rPr>
-        <w:t xml:space="preserve">__________  —  One full turn of a wheel, gear, or pedal all the way around.</w:t>
+        <w:t xml:space="preserve">One full turn of a wheel, gear, or pedal is a ___.</w:t>
       </w:r>
     </w:p>
     <w:p>
@@ -1058,7 +1183,7 @@
           <w:sz w:val="22"/>
           <w:szCs w:val="22"/>
         </w:rPr>
-        <w:t xml:space="preserve">__________  —  A toothed wheel that transfers motion through a chain or another gear.</w:t>
+        <w:t xml:space="preserve">A toothed wheel that passes motion through a chain is a ___.</w:t>
       </w:r>
     </w:p>
     <w:p>
@@ -1080,7 +1205,7 @@
           <w:sz w:val="22"/>
           <w:szCs w:val="22"/>
         </w:rPr>
-        <w:t xml:space="preserve">__________  —  A comparison of two quantities, like pedal rotations to wheel rotations.</w:t>
+        <w:t xml:space="preserve">A comparison of two quantities, like pedal turns to wheel turns, is a ___.</w:t>
       </w:r>
     </w:p>
     <w:p>
@@ -1102,7 +1227,7 @@
           <w:sz w:val="22"/>
           <w:szCs w:val="22"/>
         </w:rPr>
-        <w:t xml:space="preserve">__________  —  Ratios that make the same comparison using different numbers.</w:t>
+        <w:t xml:space="preserve">Ratios that make the same comparison with different numbers are ___ ___.</w:t>
       </w:r>
     </w:p>
     <w:p>
@@ -1382,7 +1507,7 @@
           <w:sz w:val="20"/>
           <w:szCs w:val="20"/>
         </w:rPr>
-        <w:t xml:space="preserve">A toothed wheel that transfers motion through a chain or another gear.</w:t>
+        <w:t xml:space="preserve">A toothed wheel that passes motion to another toothed wheel through a chain.</w:t>
       </w:r>
       <w:r>
         <w:rPr>
@@ -1393,7 +1518,7 @@
           <w:szCs w:val="18"/>
         </w:rPr>
         <w:br/>
-        <w:t xml:space="preserve">engranaje — Una rueda dentada que transfiere movimiento mediante una cadena u otro engranaje.</w:t>
+        <w:t xml:space="preserve">engranaje — Una rueda con dientes que transmite el movimiento a otra rueda con dientes por medio de una cadena.</w:t>
       </w:r>
     </w:p>
     <w:p>

--- a/lessons/10-4/downloads/10-4-notes.docx
+++ b/lessons/10-4/downloads/10-4-notes.docx
@@ -219,10 +219,12 @@
     <w:p>
       <w:pPr>
         <w:pStyle w:val="Heading1"/>
+        <w:keepNext/>
+        <w:keepLines/>
         <w:pBdr>
           <w:bottom w:val="single" w:color="1FA6A2" w:sz="14" w:space="6"/>
         </w:pBdr>
-        <w:spacing w:after="140" w:before="260"/>
+        <w:spacing w:after="140" w:before="300"/>
       </w:pPr>
       <w:r>
         <w:rPr>
@@ -1023,10 +1025,12 @@
     <w:p>
       <w:pPr>
         <w:pStyle w:val="Heading1"/>
+        <w:keepNext/>
+        <w:keepLines/>
         <w:pBdr>
           <w:bottom w:val="single" w:color="1FA6A2" w:sz="14" w:space="6"/>
         </w:pBdr>
-        <w:spacing w:after="140" w:before="260"/>
+        <w:spacing w:after="140" w:before="300"/>
       </w:pPr>
       <w:r>
         <w:rPr>
@@ -1122,7 +1126,8 @@
     </w:p>
     <w:p>
       <w:pPr>
-        <w:spacing w:after="120" w:before="80"/>
+        <w:keepLines/>
+        <w:spacing w:after="260" w:before="200"/>
       </w:pPr>
       <w:r>
         <w:rPr>
@@ -1139,34 +1144,27 @@
           <w:sz w:val="22"/>
           <w:szCs w:val="22"/>
         </w:rPr>
-        <w:t xml:space="preserve">Coming up with a different, sometimes unique solution is ___.</w:t>
-      </w:r>
-    </w:p>
-    <w:p>
-      <w:pPr>
-        <w:spacing w:after="120" w:before="80"/>
-      </w:pPr>
-      <w:r>
-        <w:rPr>
-          <w:b/>
-          <w:bCs/>
-          <w:color w:val="12355B"/>
+        <w:t xml:space="preserve">Coming up with a different, sometimes unique solution is </w:t>
+      </w:r>
+      <w:r>
+        <w:rPr>
           <w:sz w:val="22"/>
           <w:szCs w:val="22"/>
         </w:rPr>
-        <w:t xml:space="preserve">2.  </w:t>
+        <w:t xml:space="preserve">________________</w:t>
       </w:r>
       <w:r>
         <w:rPr>
           <w:sz w:val="22"/>
           <w:szCs w:val="22"/>
         </w:rPr>
-        <w:t xml:space="preserve">One full turn of a wheel, gear, or pedal is a ___.</w:t>
-      </w:r>
-    </w:p>
-    <w:p>
-      <w:pPr>
-        <w:spacing w:after="120" w:before="80"/>
+        <w:t xml:space="preserve">.</w:t>
+      </w:r>
+    </w:p>
+    <w:p>
+      <w:pPr>
+        <w:keepLines/>
+        <w:spacing w:after="260" w:before="200"/>
       </w:pPr>
       <w:r>
         <w:rPr>
@@ -1176,41 +1174,34 @@
           <w:sz w:val="22"/>
           <w:szCs w:val="22"/>
         </w:rPr>
-        <w:t xml:space="preserve">3.  </w:t>
+        <w:t xml:space="preserve">2.  </w:t>
       </w:r>
       <w:r>
         <w:rPr>
           <w:sz w:val="22"/>
           <w:szCs w:val="22"/>
         </w:rPr>
-        <w:t xml:space="preserve">A toothed wheel that passes motion through a chain is a ___.</w:t>
-      </w:r>
-    </w:p>
-    <w:p>
-      <w:pPr>
-        <w:spacing w:after="120" w:before="80"/>
-      </w:pPr>
-      <w:r>
-        <w:rPr>
-          <w:b/>
-          <w:bCs/>
-          <w:color w:val="12355B"/>
+        <w:t xml:space="preserve">One full turn of a wheel, gear, or pedal is a </w:t>
+      </w:r>
+      <w:r>
+        <w:rPr>
           <w:sz w:val="22"/>
           <w:szCs w:val="22"/>
         </w:rPr>
-        <w:t xml:space="preserve">4.  </w:t>
+        <w:t xml:space="preserve">________________</w:t>
       </w:r>
       <w:r>
         <w:rPr>
           <w:sz w:val="22"/>
           <w:szCs w:val="22"/>
         </w:rPr>
-        <w:t xml:space="preserve">A comparison of two quantities, like pedal turns to wheel turns, is a ___.</w:t>
-      </w:r>
-    </w:p>
-    <w:p>
-      <w:pPr>
-        <w:spacing w:after="120" w:before="80"/>
+        <w:t xml:space="preserve">.</w:t>
+      </w:r>
+    </w:p>
+    <w:p>
+      <w:pPr>
+        <w:keepLines/>
+        <w:spacing w:after="260" w:before="200"/>
       </w:pPr>
       <w:r>
         <w:rPr>
@@ -1220,24 +1211,127 @@
           <w:sz w:val="22"/>
           <w:szCs w:val="22"/>
         </w:rPr>
-        <w:t xml:space="preserve">5.  </w:t>
+        <w:t xml:space="preserve">3.  </w:t>
       </w:r>
       <w:r>
         <w:rPr>
           <w:sz w:val="22"/>
           <w:szCs w:val="22"/>
         </w:rPr>
-        <w:t xml:space="preserve">Ratios that make the same comparison with different numbers are ___ ___.</w:t>
+        <w:t xml:space="preserve">A toothed wheel that passes motion through a chain is a </w:t>
+      </w:r>
+      <w:r>
+        <w:rPr>
+          <w:sz w:val="22"/>
+          <w:szCs w:val="22"/>
+        </w:rPr>
+        <w:t xml:space="preserve">________________</w:t>
+      </w:r>
+      <w:r>
+        <w:rPr>
+          <w:sz w:val="22"/>
+          <w:szCs w:val="22"/>
+        </w:rPr>
+        <w:t xml:space="preserve">.</w:t>
+      </w:r>
+    </w:p>
+    <w:p>
+      <w:pPr>
+        <w:keepLines/>
+        <w:spacing w:after="260" w:before="200"/>
+      </w:pPr>
+      <w:r>
+        <w:rPr>
+          <w:b/>
+          <w:bCs/>
+          <w:color w:val="12355B"/>
+          <w:sz w:val="22"/>
+          <w:szCs w:val="22"/>
+        </w:rPr>
+        <w:t xml:space="preserve">4.  </w:t>
+      </w:r>
+      <w:r>
+        <w:rPr>
+          <w:sz w:val="22"/>
+          <w:szCs w:val="22"/>
+        </w:rPr>
+        <w:t xml:space="preserve">A comparison of two quantities, like pedal turns to wheel turns, is a </w:t>
+      </w:r>
+      <w:r>
+        <w:rPr>
+          <w:sz w:val="22"/>
+          <w:szCs w:val="22"/>
+        </w:rPr>
+        <w:t xml:space="preserve">________________</w:t>
+      </w:r>
+      <w:r>
+        <w:rPr>
+          <w:sz w:val="22"/>
+          <w:szCs w:val="22"/>
+        </w:rPr>
+        <w:t xml:space="preserve">.</w:t>
+      </w:r>
+    </w:p>
+    <w:p>
+      <w:pPr>
+        <w:keepLines/>
+        <w:spacing w:after="260" w:before="200"/>
+      </w:pPr>
+      <w:r>
+        <w:rPr>
+          <w:b/>
+          <w:bCs/>
+          <w:color w:val="12355B"/>
+          <w:sz w:val="22"/>
+          <w:szCs w:val="22"/>
+        </w:rPr>
+        <w:t xml:space="preserve">5.  </w:t>
+      </w:r>
+      <w:r>
+        <w:rPr>
+          <w:sz w:val="22"/>
+          <w:szCs w:val="22"/>
+        </w:rPr>
+        <w:t xml:space="preserve">Ratios that make the same comparison with different numbers are </w:t>
+      </w:r>
+      <w:r>
+        <w:rPr>
+          <w:sz w:val="22"/>
+          <w:szCs w:val="22"/>
+        </w:rPr>
+        <w:t xml:space="preserve">________________</w:t>
+      </w:r>
+      <w:r>
+        <w:rPr>
+          <w:sz w:val="22"/>
+          <w:szCs w:val="22"/>
+        </w:rPr>
+        <w:t xml:space="preserve"> </w:t>
+      </w:r>
+      <w:r>
+        <w:rPr>
+          <w:sz w:val="22"/>
+          <w:szCs w:val="22"/>
+        </w:rPr>
+        <w:t xml:space="preserve">________________</w:t>
+      </w:r>
+      <w:r>
+        <w:rPr>
+          <w:sz w:val="22"/>
+          <w:szCs w:val="22"/>
+        </w:rPr>
+        <w:t xml:space="preserve">.</w:t>
       </w:r>
     </w:p>
     <w:p>
       <w:pPr>
         <w:pStyle w:val="Heading1"/>
-        <w:pageBreakBefore/>
+        <w:keepNext/>
+        <w:keepLines/>
         <w:pBdr>
           <w:bottom w:val="single" w:color="1FA6A2" w:sz="14" w:space="6"/>
         </w:pBdr>
-        <w:spacing w:after="140" w:before="0"/>
+        <w:spacing w:after="140" w:before="300"/>
       </w:pPr>
       <w:r>
         <w:rPr>
@@ -2518,11 +2612,12 @@
     <w:p>
       <w:pPr>
         <w:pStyle w:val="Heading1"/>
-        <w:pageBreakBefore/>
+        <w:keepNext/>
+        <w:keepLines/>
         <w:pBdr>
           <w:bottom w:val="single" w:color="1FA6A2" w:sz="14" w:space="6"/>
         </w:pBdr>
-        <w:spacing w:after="140" w:before="0"/>
+        <w:spacing w:after="140" w:before="300"/>
       </w:pPr>
       <w:r>
         <w:rPr>
@@ -2775,11 +2870,12 @@
     <w:p>
       <w:pPr>
         <w:pStyle w:val="Heading1"/>
-        <w:pageBreakBefore/>
+        <w:keepNext/>
+        <w:keepLines/>
         <w:pBdr>
           <w:bottom w:val="single" w:color="1FA6A2" w:sz="14" w:space="6"/>
         </w:pBdr>
-        <w:spacing w:after="140" w:before="0"/>
+        <w:spacing w:after="140" w:before="300"/>
       </w:pPr>
       <w:r>
         <w:rPr>
@@ -3500,11 +3596,12 @@
     <w:p>
       <w:pPr>
         <w:pStyle w:val="Heading1"/>
-        <w:pageBreakBefore/>
+        <w:keepNext/>
+        <w:keepLines/>
         <w:pBdr>
           <w:bottom w:val="single" w:color="1FA6A2" w:sz="14" w:space="6"/>
         </w:pBdr>
-        <w:spacing w:after="140" w:before="0"/>
+        <w:spacing w:after="140" w:before="300"/>
       </w:pPr>
       <w:r>
         <w:rPr>
@@ -4305,11 +4402,12 @@
     <w:p>
       <w:pPr>
         <w:pStyle w:val="Heading1"/>
-        <w:pageBreakBefore/>
+        <w:keepNext/>
+        <w:keepLines/>
         <w:pBdr>
           <w:bottom w:val="single" w:color="1FA6A2" w:sz="14" w:space="6"/>
         </w:pBdr>
-        <w:spacing w:after="140" w:before="0"/>
+        <w:spacing w:after="140" w:before="300"/>
       </w:pPr>
       <w:r>
         <w:rPr>

--- a/lessons/10-4/downloads/10-4-notes.docx
+++ b/lessons/10-4/downloads/10-4-notes.docx
@@ -1344,47 +1344,6 @@
         <w:t xml:space="preserve">Write About the Math</w:t>
       </w:r>
     </w:p>
-    <w:p>
-      <w:pPr>
-        <w:spacing w:after="100"/>
-      </w:pPr>
-      <w:r>
-        <w:rPr>
-          <w:i/>
-          <w:iCs/>
-          <w:color w:val="5F6F80"/>
-          <w:sz w:val="19"/>
-          <w:szCs w:val="19"/>
-        </w:rPr>
-        <w:t xml:space="preserve">Use the support level you need. Every level answers the same math question.</w:t>
-      </w:r>
-    </w:p>
-    <w:p>
-      <w:pPr>
-        <w:pStyle w:val="Heading2"/>
-        <w:spacing w:after="80" w:before="180"/>
-      </w:pPr>
-      <w:r>
-        <w:rPr>
-          <w:b/>
-          <w:bCs/>
-          <w:color w:val="12355B"/>
-          <w:sz w:val="24"/>
-          <w:szCs w:val="24"/>
-        </w:rPr>
-        <w:t xml:space="preserve">1. Understand the Question</w:t>
-      </w:r>
-      <w:r>
-        <w:rPr>
-          <w:i/>
-          <w:iCs/>
-          <w:color w:val="B97A12"/>
-          <w:sz w:val="19"/>
-          <w:szCs w:val="19"/>
-        </w:rPr>
-        <w:t xml:space="preserve">   explain</w:t>
-      </w:r>
-    </w:p>
     <w:tbl>
       <w:tblPr>
         <w:tblW w:type="pct" w:w="100%"/>
@@ -1423,344 +1382,6 @@
               </w:rPr>
               <w:t xml:space="preserve">How will your future vehicle be powered, and what math will be used in its design or use?</w:t>
             </w:r>
-          </w:p>
-          <w:p>
-            <w:pPr>
-              <w:spacing w:after="0"/>
-            </w:pPr>
-            <w:r>
-              <w:rPr>
-                <w:b/>
-                <w:bCs/>
-                <w:color w:val="12355B"/>
-                <w:sz w:val="20"/>
-                <w:szCs w:val="20"/>
-              </w:rPr>
-              <w:t xml:space="preserve">Your job:  </w:t>
-            </w:r>
-            <w:r>
-              <w:rPr>
-                <w:sz w:val="20"/>
-                <w:szCs w:val="20"/>
-              </w:rPr>
-              <w:t xml:space="preserve">Answer the question. Use math evidence. Explain how the evidence proves your answer.</w:t>
-            </w:r>
-            <w:r>
-              <w:rPr>
-                <w:i/>
-                <w:iCs/>
-                <w:color w:val="5F6F80"/>
-                <w:sz w:val="18"/>
-                <w:szCs w:val="18"/>
-              </w:rPr>
-              <w:br/>
-              <w:t xml:space="preserve">Responde la pregunta. Usa evidencia matemática. Explica cómo la evidencia demuestra tu respuesta.</w:t>
-            </w:r>
-          </w:p>
-        </w:tc>
-      </w:tr>
-    </w:tbl>
-    <w:p>
-      <w:pPr>
-        <w:pStyle w:val="Heading2"/>
-        <w:spacing w:after="80" w:before="180"/>
-      </w:pPr>
-      <w:r>
-        <w:rPr>
-          <w:b/>
-          <w:bCs/>
-          <w:color w:val="12355B"/>
-          <w:sz w:val="24"/>
-          <w:szCs w:val="24"/>
-        </w:rPr>
-        <w:t xml:space="preserve">2. Plan Your Math Words</w:t>
-      </w:r>
-      <w:r>
-        <w:rPr>
-          <w:i/>
-          <w:iCs/>
-          <w:color w:val="1FA6A2"/>
-          <w:sz w:val="19"/>
-          <w:szCs w:val="19"/>
-        </w:rPr>
-        <w:t xml:space="preserve">   check at least two</w:t>
-      </w:r>
-    </w:p>
-    <w:p>
-      <w:pPr>
-        <w:spacing w:after="60"/>
-      </w:pPr>
-      <w:r>
-        <w:rPr>
-          <w:b/>
-          <w:bCs/>
-          <w:color w:val="1FA6A2"/>
-          <w:sz w:val="22"/>
-          <w:szCs w:val="22"/>
-        </w:rPr>
-        <w:t xml:space="preserve">☐  </w:t>
-      </w:r>
-      <w:r>
-        <w:rPr>
-          <w:b/>
-          <w:bCs/>
-          <w:color w:val="12355B"/>
-          <w:sz w:val="20"/>
-          <w:szCs w:val="20"/>
-        </w:rPr>
-        <w:t xml:space="preserve">ingenuity — </w:t>
-      </w:r>
-      <w:r>
-        <w:rPr>
-          <w:sz w:val="20"/>
-          <w:szCs w:val="20"/>
-        </w:rPr>
-        <w:t xml:space="preserve">Coming up with different, and sometimes unique, solutions to problems.</w:t>
-      </w:r>
-      <w:r>
-        <w:rPr>
-          <w:i/>
-          <w:iCs/>
-          <w:color w:val="5F6F80"/>
-          <w:sz w:val="18"/>
-          <w:szCs w:val="18"/>
-        </w:rPr>
-        <w:br/>
-        <w:t xml:space="preserve">ingenio — Idear soluciones diferentes, y a veces únicas, a los problemas.</w:t>
-      </w:r>
-    </w:p>
-    <w:p>
-      <w:pPr>
-        <w:spacing w:after="60"/>
-      </w:pPr>
-      <w:r>
-        <w:rPr>
-          <w:b/>
-          <w:bCs/>
-          <w:color w:val="1FA6A2"/>
-          <w:sz w:val="22"/>
-          <w:szCs w:val="22"/>
-        </w:rPr>
-        <w:t xml:space="preserve">☐  </w:t>
-      </w:r>
-      <w:r>
-        <w:rPr>
-          <w:b/>
-          <w:bCs/>
-          <w:color w:val="12355B"/>
-          <w:sz w:val="20"/>
-          <w:szCs w:val="20"/>
-        </w:rPr>
-        <w:t xml:space="preserve">rotation — </w:t>
-      </w:r>
-      <w:r>
-        <w:rPr>
-          <w:sz w:val="20"/>
-          <w:szCs w:val="20"/>
-        </w:rPr>
-        <w:t xml:space="preserve">One full turn of a wheel, gear, or pedal all the way around.</w:t>
-      </w:r>
-      <w:r>
-        <w:rPr>
-          <w:i/>
-          <w:iCs/>
-          <w:color w:val="5F6F80"/>
-          <w:sz w:val="18"/>
-          <w:szCs w:val="18"/>
-        </w:rPr>
-        <w:br/>
-        <w:t xml:space="preserve">rotación — Una vuelta completa de una rueda, un engranaje o un pedal.</w:t>
-      </w:r>
-    </w:p>
-    <w:p>
-      <w:pPr>
-        <w:spacing w:after="60"/>
-      </w:pPr>
-      <w:r>
-        <w:rPr>
-          <w:b/>
-          <w:bCs/>
-          <w:color w:val="1FA6A2"/>
-          <w:sz w:val="22"/>
-          <w:szCs w:val="22"/>
-        </w:rPr>
-        <w:t xml:space="preserve">☐  </w:t>
-      </w:r>
-      <w:r>
-        <w:rPr>
-          <w:b/>
-          <w:bCs/>
-          <w:color w:val="12355B"/>
-          <w:sz w:val="20"/>
-          <w:szCs w:val="20"/>
-        </w:rPr>
-        <w:t xml:space="preserve">gear — </w:t>
-      </w:r>
-      <w:r>
-        <w:rPr>
-          <w:sz w:val="20"/>
-          <w:szCs w:val="20"/>
-        </w:rPr>
-        <w:t xml:space="preserve">A toothed wheel that passes motion to another toothed wheel through a chain.</w:t>
-      </w:r>
-      <w:r>
-        <w:rPr>
-          <w:i/>
-          <w:iCs/>
-          <w:color w:val="5F6F80"/>
-          <w:sz w:val="18"/>
-          <w:szCs w:val="18"/>
-        </w:rPr>
-        <w:br/>
-        <w:t xml:space="preserve">engranaje — Una rueda con dientes que transmite el movimiento a otra rueda con dientes por medio de una cadena.</w:t>
-      </w:r>
-    </w:p>
-    <w:p>
-      <w:pPr>
-        <w:spacing w:after="60"/>
-      </w:pPr>
-      <w:r>
-        <w:rPr>
-          <w:b/>
-          <w:bCs/>
-          <w:color w:val="1FA6A2"/>
-          <w:sz w:val="22"/>
-          <w:szCs w:val="22"/>
-        </w:rPr>
-        <w:t xml:space="preserve">☐  </w:t>
-      </w:r>
-      <w:r>
-        <w:rPr>
-          <w:b/>
-          <w:bCs/>
-          <w:color w:val="12355B"/>
-          <w:sz w:val="20"/>
-          <w:szCs w:val="20"/>
-        </w:rPr>
-        <w:t xml:space="preserve">ratio — </w:t>
-      </w:r>
-      <w:r>
-        <w:rPr>
-          <w:sz w:val="20"/>
-          <w:szCs w:val="20"/>
-        </w:rPr>
-        <w:t xml:space="preserve">A comparison of two quantities, like pedal rotations to wheel rotations.</w:t>
-      </w:r>
-      <w:r>
-        <w:rPr>
-          <w:i/>
-          <w:iCs/>
-          <w:color w:val="5F6F80"/>
-          <w:sz w:val="18"/>
-          <w:szCs w:val="18"/>
-        </w:rPr>
-        <w:br/>
-        <w:t xml:space="preserve">razón — Una comparación de dos cantidades, como rotaciones del pedal y rotaciones de la rueda.</w:t>
-      </w:r>
-    </w:p>
-    <w:p>
-      <w:pPr>
-        <w:spacing w:after="60"/>
-      </w:pPr>
-      <w:r>
-        <w:rPr>
-          <w:b/>
-          <w:bCs/>
-          <w:color w:val="1FA6A2"/>
-          <w:sz w:val="22"/>
-          <w:szCs w:val="22"/>
-        </w:rPr>
-        <w:t xml:space="preserve">☐  </w:t>
-      </w:r>
-      <w:r>
-        <w:rPr>
-          <w:b/>
-          <w:bCs/>
-          <w:color w:val="12355B"/>
-          <w:sz w:val="20"/>
-          <w:szCs w:val="20"/>
-        </w:rPr>
-        <w:t xml:space="preserve">equivalent ratios — </w:t>
-      </w:r>
-      <w:r>
-        <w:rPr>
-          <w:sz w:val="20"/>
-          <w:szCs w:val="20"/>
-        </w:rPr>
-        <w:t xml:space="preserve">Ratios that make the same comparison using different numbers.</w:t>
-      </w:r>
-      <w:r>
-        <w:rPr>
-          <w:i/>
-          <w:iCs/>
-          <w:color w:val="5F6F80"/>
-          <w:sz w:val="18"/>
-          <w:szCs w:val="18"/>
-        </w:rPr>
-        <w:br/>
-        <w:t xml:space="preserve">razones equivalentes — Razones que hacen la misma comparación con números diferentes.</w:t>
-      </w:r>
-    </w:p>
-    <w:tbl>
-      <w:tblPr>
-        <w:tblW w:type="pct" w:w="100%"/>
-        <w:tblBorders>
-          <w:top w:val="single" w:color="1FA6A2" w:sz="8"/>
-          <w:left w:val="single" w:color="1FA6A2" w:sz="8"/>
-          <w:bottom w:val="single" w:color="1FA6A2" w:sz="8"/>
-          <w:right w:val="single" w:color="1FA6A2" w:sz="8"/>
-          <w:insideH w:val="single" w:color="auto" w:sz="4"/>
-          <w:insideV w:val="single" w:color="auto" w:sz="4"/>
-        </w:tblBorders>
-      </w:tblPr>
-      <w:tblGrid>
-        <w:gridCol w:w="100"/>
-      </w:tblGrid>
-      <w:tr>
-        <w:tc>
-          <w:tcPr>
-            <w:shd w:fill="F7FFFD" w:color="auto" w:val="clear"/>
-            <w:tcMar>
-              <w:top w:type="dxa" w:w="120"/>
-              <w:left w:type="dxa" w:w="180"/>
-              <w:bottom w:type="dxa" w:w="120"/>
-              <w:right w:type="dxa" w:w="180"/>
-            </w:tcMar>
-          </w:tcPr>
-          <w:p>
-            <w:pPr>
-              <w:spacing w:after="50"/>
-            </w:pPr>
-            <w:r>
-              <w:rPr>
-                <w:b/>
-                <w:bCs/>
-                <w:color w:val="1FA6A2"/>
-                <w:sz w:val="20"/>
-                <w:szCs w:val="20"/>
-              </w:rPr>
-              <w:t xml:space="preserve">Say it first:  </w:t>
-            </w:r>
-            <w:r>
-              <w:rPr>
-                <w:sz w:val="20"/>
-                <w:szCs w:val="20"/>
-              </w:rPr>
-              <w:t xml:space="preserve">Say your idea to a partner or quietly to yourself before you write.</w:t>
-            </w:r>
-          </w:p>
-          <w:p>
-            <w:pPr>
-              <w:spacing w:after="60"/>
-            </w:pPr>
-            <w:r>
-              <w:rPr>
-                <w:color w:val="1A2733"/>
-                <w:sz w:val="21"/>
-                <w:szCs w:val="21"/>
-              </w:rPr>
-              <w:t xml:space="preserve">Describe a future mode of individual transportation. A complete answer says how it is ___, names a ___ (or rate) that shapes it, and explains where that math appears in the vehicle's ___.</w:t>
-            </w:r>
             <w:r>
               <w:rPr>
                 <w:i/>
@@ -1770,7 +1391,7 @@
                 <w:szCs w:val="19"/>
               </w:rPr>
               <w:br/>
-              <w:t xml:space="preserve">Di tu respuesta primero: Mi respuesta es ___ porque ___.</w:t>
+              <w:t xml:space="preserve">¿Con qué funcionará tu vehículo del futuro, y qué matemáticas se usarán en su diseño o su uso?</w:t>
             </w:r>
           </w:p>
         </w:tc>
@@ -1778,28 +1399,192 @@
     </w:tbl>
     <w:p>
       <w:pPr>
-        <w:pStyle w:val="Heading2"/>
-        <w:spacing w:after="80" w:before="180"/>
-      </w:pPr>
-      <w:r>
-        <w:rPr>
-          <w:b/>
-          <w:bCs/>
-          <w:color w:val="12355B"/>
-          <w:sz w:val="24"/>
-          <w:szCs w:val="24"/>
-        </w:rPr>
-        <w:t xml:space="preserve">3. Build Your Explanation</w:t>
-      </w:r>
+        <w:spacing w:after="100"/>
+      </w:pPr>
       <w:r>
         <w:rPr>
           <w:i/>
           <w:iCs/>
-          <w:color w:val="B97A12"/>
+          <w:color w:val="5F6F80"/>
           <w:sz w:val="19"/>
           <w:szCs w:val="19"/>
         </w:rPr>
-        <w:t xml:space="preserve">   choose your support</w:t>
+        <w:t xml:space="preserve">Say your answer to a partner first. Then write it, using at least two of these words:</w:t>
+      </w:r>
+    </w:p>
+    <w:p>
+      <w:pPr>
+        <w:spacing w:after="40"/>
+      </w:pPr>
+      <w:r>
+        <w:rPr>
+          <w:b/>
+          <w:bCs/>
+          <w:color w:val="1FA6A2"/>
+          <w:sz w:val="22"/>
+          <w:szCs w:val="22"/>
+        </w:rPr>
+        <w:t xml:space="preserve">☐  </w:t>
+      </w:r>
+      <w:r>
+        <w:rPr>
+          <w:b/>
+          <w:bCs/>
+          <w:color w:val="12355B"/>
+          <w:sz w:val="20"/>
+          <w:szCs w:val="20"/>
+        </w:rPr>
+        <w:t xml:space="preserve">ingenuity</w:t>
+      </w:r>
+      <w:r>
+        <w:rPr>
+          <w:i/>
+          <w:iCs/>
+          <w:color w:val="5F6F80"/>
+          <w:sz w:val="18"/>
+          <w:szCs w:val="18"/>
+        </w:rPr>
+        <w:t xml:space="preserve">  ·  ingenio</w:t>
+      </w:r>
+    </w:p>
+    <w:p>
+      <w:pPr>
+        <w:spacing w:after="40"/>
+      </w:pPr>
+      <w:r>
+        <w:rPr>
+          <w:b/>
+          <w:bCs/>
+          <w:color w:val="1FA6A2"/>
+          <w:sz w:val="22"/>
+          <w:szCs w:val="22"/>
+        </w:rPr>
+        <w:t xml:space="preserve">☐  </w:t>
+      </w:r>
+      <w:r>
+        <w:rPr>
+          <w:b/>
+          <w:bCs/>
+          <w:color w:val="12355B"/>
+          <w:sz w:val="20"/>
+          <w:szCs w:val="20"/>
+        </w:rPr>
+        <w:t xml:space="preserve">rotation</w:t>
+      </w:r>
+      <w:r>
+        <w:rPr>
+          <w:i/>
+          <w:iCs/>
+          <w:color w:val="5F6F80"/>
+          <w:sz w:val="18"/>
+          <w:szCs w:val="18"/>
+        </w:rPr>
+        <w:t xml:space="preserve">  ·  rotación</w:t>
+      </w:r>
+    </w:p>
+    <w:p>
+      <w:pPr>
+        <w:spacing w:after="40"/>
+      </w:pPr>
+      <w:r>
+        <w:rPr>
+          <w:b/>
+          <w:bCs/>
+          <w:color w:val="1FA6A2"/>
+          <w:sz w:val="22"/>
+          <w:szCs w:val="22"/>
+        </w:rPr>
+        <w:t xml:space="preserve">☐  </w:t>
+      </w:r>
+      <w:r>
+        <w:rPr>
+          <w:b/>
+          <w:bCs/>
+          <w:color w:val="12355B"/>
+          <w:sz w:val="20"/>
+          <w:szCs w:val="20"/>
+        </w:rPr>
+        <w:t xml:space="preserve">gear</w:t>
+      </w:r>
+      <w:r>
+        <w:rPr>
+          <w:i/>
+          <w:iCs/>
+          <w:color w:val="5F6F80"/>
+          <w:sz w:val="18"/>
+          <w:szCs w:val="18"/>
+        </w:rPr>
+        <w:t xml:space="preserve">  ·  engranaje</w:t>
+      </w:r>
+    </w:p>
+    <w:p>
+      <w:pPr>
+        <w:spacing w:after="40"/>
+      </w:pPr>
+      <w:r>
+        <w:rPr>
+          <w:b/>
+          <w:bCs/>
+          <w:color w:val="1FA6A2"/>
+          <w:sz w:val="22"/>
+          <w:szCs w:val="22"/>
+        </w:rPr>
+        <w:t xml:space="preserve">☐  </w:t>
+      </w:r>
+      <w:r>
+        <w:rPr>
+          <w:b/>
+          <w:bCs/>
+          <w:color w:val="12355B"/>
+          <w:sz w:val="20"/>
+          <w:szCs w:val="20"/>
+        </w:rPr>
+        <w:t xml:space="preserve">ratio</w:t>
+      </w:r>
+      <w:r>
+        <w:rPr>
+          <w:i/>
+          <w:iCs/>
+          <w:color w:val="5F6F80"/>
+          <w:sz w:val="18"/>
+          <w:szCs w:val="18"/>
+        </w:rPr>
+        <w:t xml:space="preserve">  ·  razón</w:t>
+      </w:r>
+    </w:p>
+    <w:p>
+      <w:pPr>
+        <w:spacing w:after="40"/>
+      </w:pPr>
+      <w:r>
+        <w:rPr>
+          <w:b/>
+          <w:bCs/>
+          <w:color w:val="1FA6A2"/>
+          <w:sz w:val="22"/>
+          <w:szCs w:val="22"/>
+        </w:rPr>
+        <w:t xml:space="preserve">☐  </w:t>
+      </w:r>
+      <w:r>
+        <w:rPr>
+          <w:b/>
+          <w:bCs/>
+          <w:color w:val="12355B"/>
+          <w:sz w:val="20"/>
+          <w:szCs w:val="20"/>
+        </w:rPr>
+        <w:t xml:space="preserve">equivalent ratios</w:t>
+      </w:r>
+      <w:r>
+        <w:rPr>
+          <w:i/>
+          <w:iCs/>
+          <w:color w:val="5F6F80"/>
+          <w:sz w:val="18"/>
+          <w:szCs w:val="18"/>
+        </w:rPr>
+        <w:t xml:space="preserve">  ·  razones equivalentes</w:t>
       </w:r>
     </w:p>
     <w:tbl>
@@ -1830,21 +1615,6 @@
           </w:tcPr>
           <w:p>
             <w:pPr>
-              <w:spacing w:after="50"/>
-            </w:pPr>
-            <w:r>
-              <w:rPr>
-                <w:i/>
-                <w:iCs/>
-                <w:color w:val="5F6F80"/>
-                <w:sz w:val="19"/>
-                <w:szCs w:val="19"/>
-              </w:rPr>
-              <w:t xml:space="preserve">This model shows the parts of an explanation. It does not answer your writing question.</w:t>
-            </w:r>
-          </w:p>
-          <w:p>
-            <w:pPr>
               <w:spacing w:after="80"/>
             </w:pPr>
             <w:r>
@@ -1855,58 +1625,14 @@
                 <w:sz w:val="19"/>
                 <w:szCs w:val="19"/>
               </w:rPr>
-              <w:t xml:space="preserve">Claim:  </w:t>
+              <w:t xml:space="preserve">Model:  </w:t>
             </w:r>
             <w:r>
               <w:rPr>
                 <w:sz w:val="19"/>
                 <w:szCs w:val="19"/>
               </w:rPr>
-              <w:t xml:space="preserve">One pedal rotation makes one wheel rotation, so a bigger wheel's longer perimeter carries the bicycle farther with each pedal push.</w:t>
-            </w:r>
-          </w:p>
-          <w:p>
-            <w:pPr>
-              <w:spacing w:after="80"/>
-            </w:pPr>
-            <w:r>
-              <w:rPr>
-                <w:b/>
-                <w:bCs/>
-                <w:color w:val="12355B"/>
-                <w:sz w:val="19"/>
-                <w:szCs w:val="19"/>
-              </w:rPr>
-              <w:t xml:space="preserve">Evidence:  </w:t>
-            </w:r>
-            <w:r>
-              <w:rPr>
-                <w:sz w:val="19"/>
-                <w:szCs w:val="19"/>
-              </w:rPr>
-              <w:t xml:space="preserve">A strong answer connects the 1-to-1 ratio to the wheel's perimeter, explaining a bigger wheel travels farther per pedal push. A weak answer just says 'bigger is faster' without naming the ratio or perimeter.</w:t>
-            </w:r>
-          </w:p>
-          <w:p>
-            <w:pPr>
-              <w:spacing w:after="80"/>
-            </w:pPr>
-            <w:r>
-              <w:rPr>
-                <w:b/>
-                <w:bCs/>
-                <w:color w:val="12355B"/>
-                <w:sz w:val="19"/>
-                <w:szCs w:val="19"/>
-              </w:rPr>
-              <w:t xml:space="preserve">Reasoning:  </w:t>
-            </w:r>
-            <w:r>
-              <w:rPr>
-                <w:sz w:val="19"/>
-                <w:szCs w:val="19"/>
-              </w:rPr>
-              <w:t xml:space="preserve">This evidence connects the definition of ingenuity to the mathematical claim.</w:t>
+              <w:t xml:space="preserve">One pedal rotation makes one wheel rotation, so a bigger wheel's longer perimeter carries the bicycle farther with each pedal push. — A strong answer connects the 1-to-1 ratio to the wheel's perimeter, explaining a bigger wheel travels farther per pedal push. A weak answer just says 'bigger is faster' without naming the ratio or perimeter.</w:t>
             </w:r>
           </w:p>
         </w:tc>
@@ -1985,7 +1711,7 @@
           <w:sz w:val="21"/>
           <w:szCs w:val="21"/>
         </w:rPr>
-        <w:t xml:space="preserve">My answer is ___.</w:t>
+        <w:t xml:space="preserve">My answer is ___ because ___.</w:t>
       </w:r>
       <w:r>
         <w:rPr>
@@ -1996,7 +1722,7 @@
           <w:szCs w:val="19"/>
         </w:rPr>
         <w:br/>
-        <w:t xml:space="preserve">Mi respuesta es ___.</w:t>
+        <w:t xml:space="preserve">Mi respuesta es ___ porque ___.</w:t>
       </w:r>
     </w:p>
     <w:tbl>
@@ -2136,7 +1862,7 @@
           <w:sz w:val="21"/>
           <w:szCs w:val="21"/>
         </w:rPr>
-        <w:t xml:space="preserve">I know because ___.</w:t>
+        <w:t xml:space="preserve">My evidence is ___, so ___.</w:t>
       </w:r>
       <w:r>
         <w:rPr>
@@ -2147,31 +1873,7 @@
           <w:szCs w:val="19"/>
         </w:rPr>
         <w:br/>
-        <w:t xml:space="preserve">Lo sé porque ___.</w:t>
-      </w:r>
-    </w:p>
-    <w:p>
-      <w:pPr>
-        <w:spacing w:after="60"/>
-      </w:pPr>
-      <w:r>
-        <w:rPr>
-          <w:color w:val="1A2733"/>
-          <w:sz w:val="21"/>
-          <w:szCs w:val="21"/>
-        </w:rPr>
-        <w:t xml:space="preserve">So ___.</w:t>
-      </w:r>
-      <w:r>
-        <w:rPr>
-          <w:i/>
-          <w:iCs/>
-          <w:color w:val="5F6F80"/>
-          <w:sz w:val="19"/>
-          <w:szCs w:val="19"/>
-        </w:rPr>
-        <w:br/>
-        <w:t xml:space="preserve">Entonces ___.</w:t>
+        <w:t xml:space="preserve">Mi evidencia es ___, entonces ___.</w:t>
       </w:r>
     </w:p>
     <w:tbl>
@@ -2277,78 +1979,6 @@
         <w:t xml:space="preserve">Escribe una afirmación, da evidencia matemática y explica tu razonamiento.</w:t>
       </w:r>
     </w:p>
-    <w:p>
-      <w:pPr>
-        <w:spacing w:after="60"/>
-      </w:pPr>
-      <w:r>
-        <w:rPr>
-          <w:color w:val="1A2733"/>
-          <w:sz w:val="21"/>
-          <w:szCs w:val="21"/>
-        </w:rPr>
-        <w:t xml:space="preserve">My claim is ___.</w:t>
-      </w:r>
-      <w:r>
-        <w:rPr>
-          <w:i/>
-          <w:iCs/>
-          <w:color w:val="5F6F80"/>
-          <w:sz w:val="19"/>
-          <w:szCs w:val="19"/>
-        </w:rPr>
-        <w:br/>
-        <w:t xml:space="preserve">Mi afirmación es ___.</w:t>
-      </w:r>
-    </w:p>
-    <w:p>
-      <w:pPr>
-        <w:spacing w:after="60"/>
-      </w:pPr>
-      <w:r>
-        <w:rPr>
-          <w:color w:val="1A2733"/>
-          <w:sz w:val="21"/>
-          <w:szCs w:val="21"/>
-        </w:rPr>
-        <w:t xml:space="preserve">My math evidence is ___.</w:t>
-      </w:r>
-      <w:r>
-        <w:rPr>
-          <w:i/>
-          <w:iCs/>
-          <w:color w:val="5F6F80"/>
-          <w:sz w:val="19"/>
-          <w:szCs w:val="19"/>
-        </w:rPr>
-        <w:br/>
-        <w:t xml:space="preserve">Mi evidencia matemática es ___.</w:t>
-      </w:r>
-    </w:p>
-    <w:p>
-      <w:pPr>
-        <w:spacing w:after="60"/>
-      </w:pPr>
-      <w:r>
-        <w:rPr>
-          <w:color w:val="1A2733"/>
-          <w:sz w:val="21"/>
-          <w:szCs w:val="21"/>
-        </w:rPr>
-        <w:t xml:space="preserve">This proves ___ because ___.</w:t>
-      </w:r>
-      <w:r>
-        <w:rPr>
-          <w:i/>
-          <w:iCs/>
-          <w:color w:val="5F6F80"/>
-          <w:sz w:val="19"/>
-          <w:szCs w:val="19"/>
-        </w:rPr>
-        <w:br/>
-        <w:t xml:space="preserve">Esto demuestra ___ porque ___.</w:t>
-      </w:r>
-    </w:p>
     <w:tbl>
       <w:tblPr>
         <w:tblW w:type="pct" w:w="100%"/>
@@ -2431,7 +2061,7 @@
           <w:sz w:val="24"/>
           <w:szCs w:val="24"/>
         </w:rPr>
-        <w:t xml:space="preserve">4. Check Your Explanation</w:t>
+        <w:t xml:space="preserve">Check Your Explanation</w:t>
       </w:r>
       <w:r>
         <w:rPr>
@@ -2441,7 +2071,7 @@
           <w:sz w:val="19"/>
           <w:szCs w:val="19"/>
         </w:rPr>
-        <w:t xml:space="preserve">   five quick checks</w:t>
+        <w:t xml:space="preserve">   three quick checks</w:t>
       </w:r>
     </w:p>
     <w:p>
@@ -2465,17 +2095,6 @@
         </w:rPr>
         <w:t xml:space="preserve">I answered the question.</w:t>
       </w:r>
-      <w:r>
-        <w:rPr>
-          <w:i/>
-          <w:iCs/>
-          <w:color w:val="5F6F80"/>
-          <w:sz w:val="18"/>
-          <w:szCs w:val="18"/>
-        </w:rPr>
-        <w:br/>
-        <w:t xml:space="preserve">Respondí la pregunta.</w:t>
-      </w:r>
     </w:p>
     <w:p>
       <w:pPr>
@@ -2496,18 +2115,7 @@
           <w:sz w:val="20"/>
           <w:szCs w:val="20"/>
         </w:rPr>
-        <w:t xml:space="preserve">I used math evidence: numbers, an equation, a model, or a comparison.</w:t>
-      </w:r>
-      <w:r>
-        <w:rPr>
-          <w:i/>
-          <w:iCs/>
-          <w:color w:val="5F6F80"/>
-          <w:sz w:val="18"/>
-          <w:szCs w:val="18"/>
-        </w:rPr>
-        <w:br/>
-        <w:t xml:space="preserve">Usé evidencia matemática: números, una ecuación, un modelo o una comparación.</w:t>
+        <w:t xml:space="preserve">I used math evidence: numbers, an equation, or a model.</w:t>
       </w:r>
     </w:p>
     <w:p>
@@ -2529,84 +2137,7 @@
           <w:sz w:val="20"/>
           <w:szCs w:val="20"/>
         </w:rPr>
-        <w:t xml:space="preserve">I explained how the evidence proves my answer.</w:t>
-      </w:r>
-      <w:r>
-        <w:rPr>
-          <w:i/>
-          <w:iCs/>
-          <w:color w:val="5F6F80"/>
-          <w:sz w:val="18"/>
-          <w:szCs w:val="18"/>
-        </w:rPr>
-        <w:br/>
-        <w:t xml:space="preserve">Expliqué cómo la evidencia demuestra mi respuesta.</w:t>
-      </w:r>
-    </w:p>
-    <w:p>
-      <w:pPr>
-        <w:spacing w:after="80"/>
-      </w:pPr>
-      <w:r>
-        <w:rPr>
-          <w:b/>
-          <w:bCs/>
-          <w:color w:val="1FA6A2"/>
-          <w:sz w:val="22"/>
-          <w:szCs w:val="22"/>
-        </w:rPr>
-        <w:t xml:space="preserve">☐  </w:t>
-      </w:r>
-      <w:r>
-        <w:rPr>
-          <w:sz w:val="20"/>
-          <w:szCs w:val="20"/>
-        </w:rPr>
         <w:t xml:space="preserve">I used at least two math words.</w:t>
-      </w:r>
-      <w:r>
-        <w:rPr>
-          <w:i/>
-          <w:iCs/>
-          <w:color w:val="5F6F80"/>
-          <w:sz w:val="18"/>
-          <w:szCs w:val="18"/>
-        </w:rPr>
-        <w:br/>
-        <w:t xml:space="preserve">Usé por lo menos dos palabras matemáticas.</w:t>
-      </w:r>
-    </w:p>
-    <w:p>
-      <w:pPr>
-        <w:spacing w:after="80"/>
-      </w:pPr>
-      <w:r>
-        <w:rPr>
-          <w:b/>
-          <w:bCs/>
-          <w:color w:val="1FA6A2"/>
-          <w:sz w:val="22"/>
-          <w:szCs w:val="22"/>
-        </w:rPr>
-        <w:t xml:space="preserve">☐  </w:t>
-      </w:r>
-      <w:r>
-        <w:rPr>
-          <w:sz w:val="20"/>
-          <w:szCs w:val="20"/>
-        </w:rPr>
-        <w:t xml:space="preserve">I reread complete sentences and punctuation.</w:t>
-      </w:r>
-      <w:r>
-        <w:rPr>
-          <w:i/>
-          <w:iCs/>
-          <w:color w:val="5F6F80"/>
-          <w:sz w:val="18"/>
-          <w:szCs w:val="18"/>
-        </w:rPr>
-        <w:br/>
-        <w:t xml:space="preserve">Volví a leer mis oraciones completas y la puntuación.</w:t>
       </w:r>
     </w:p>
     <w:p>
